--- a/report/asfaw_paudel_hair_follicle_modeling.docx
+++ b/report/asfaw_paudel_hair_follicle_modeling.docx
@@ -1,6 +1,6 @@
 
 <file path=word/document.xml><?xml version="1.0" encoding="utf-8"?>
-<w:document xmlns:wpc="http://schemas.microsoft.com/office/word/2010/wordprocessingCanvas" xmlns:cx="http://schemas.microsoft.com/office/drawing/2014/chartex" xmlns:cx1="http://schemas.microsoft.com/office/drawing/2015/9/8/chartex" xmlns:cx2="http://schemas.microsoft.com/office/drawing/2015/10/21/chartex" xmlns:cx3="http://schemas.microsoft.com/office/drawing/2016/5/9/chartex" xmlns:cx4="http://schemas.microsoft.com/office/drawing/2016/5/10/chartex" xmlns:cx5="http://schemas.microsoft.com/office/drawing/2016/5/11/chartex" xmlns:cx6="http://schemas.microsoft.com/office/drawing/2016/5/12/chartex" xmlns:cx7="http://schemas.microsoft.com/office/drawing/2016/5/13/chartex" xmlns:cx8="http://schemas.microsoft.com/office/drawing/2016/5/14/chartex" xmlns:mc="http://schemas.openxmlformats.org/markup-compatibility/2006" xmlns:aink="http://schemas.microsoft.com/office/drawing/2016/ink" xmlns:am3d="http://schemas.microsoft.com/office/drawing/2017/model3d" xmlns:o="urn:schemas-microsoft-com:office:office" xmlns:r="http://schemas.openxmlformats.org/officeDocument/2006/relationships" xmlns:m="http://schemas.openxmlformats.org/officeDocument/2006/math" xmlns:v="urn:schemas-microsoft-com:vml" xmlns:wp14="http://schemas.microsoft.com/office/word/2010/wordprocessingDrawing" xmlns:wp="http://schemas.openxmlformats.org/drawingml/2006/wordprocessingDrawing" xmlns:w10="urn:schemas-microsoft-com:office:word" xmlns:w="http://schemas.openxmlformats.org/wordprocessingml/2006/main" xmlns:w14="http://schemas.microsoft.com/office/word/2010/wordml" xmlns:w15="http://schemas.microsoft.com/office/word/2012/wordml" xmlns:w16cid="http://schemas.microsoft.com/office/word/2016/wordml/cid" xmlns:w16se="http://schemas.microsoft.com/office/word/2015/wordml/symex" xmlns:wpg="http://schemas.microsoft.com/office/word/2010/wordprocessingGroup" xmlns:wpi="http://schemas.microsoft.com/office/word/2010/wordprocessingInk" xmlns:wne="http://schemas.microsoft.com/office/word/2006/wordml" xmlns:wps="http://schemas.microsoft.com/office/word/2010/wordprocessingShape" mc:Ignorable="w14 w15 w16se w16cid wp14">
+<w:document xmlns:wpc="http://schemas.microsoft.com/office/word/2010/wordprocessingCanvas" xmlns:cx="http://schemas.microsoft.com/office/drawing/2014/chartex" xmlns:cx1="http://schemas.microsoft.com/office/drawing/2015/9/8/chartex" xmlns:cx2="http://schemas.microsoft.com/office/drawing/2015/10/21/chartex" xmlns:cx3="http://schemas.microsoft.com/office/drawing/2016/5/9/chartex" xmlns:cx4="http://schemas.microsoft.com/office/drawing/2016/5/10/chartex" xmlns:cx5="http://schemas.microsoft.com/office/drawing/2016/5/11/chartex" xmlns:cx6="http://schemas.microsoft.com/office/drawing/2016/5/12/chartex" xmlns:cx7="http://schemas.microsoft.com/office/drawing/2016/5/13/chartex" xmlns:cx8="http://schemas.microsoft.com/office/drawing/2016/5/14/chartex" xmlns:mc="http://schemas.openxmlformats.org/markup-compatibility/2006" xmlns:aink="http://schemas.microsoft.com/office/drawing/2016/ink" xmlns:am3d="http://schemas.microsoft.com/office/drawing/2017/model3d" xmlns:o="urn:schemas-microsoft-com:office:office" xmlns:oel="http://schemas.microsoft.com/office/2019/extlst" xmlns:r="http://schemas.openxmlformats.org/officeDocument/2006/relationships" xmlns:m="http://schemas.openxmlformats.org/officeDocument/2006/math" xmlns:v="urn:schemas-microsoft-com:vml" xmlns:wp14="http://schemas.microsoft.com/office/word/2010/wordprocessingDrawing" xmlns:wp="http://schemas.openxmlformats.org/drawingml/2006/wordprocessingDrawing" xmlns:w10="urn:schemas-microsoft-com:office:word" xmlns:w="http://schemas.openxmlformats.org/wordprocessingml/2006/main" xmlns:w14="http://schemas.microsoft.com/office/word/2010/wordml" xmlns:w15="http://schemas.microsoft.com/office/word/2012/wordml" xmlns:w16cex="http://schemas.microsoft.com/office/word/2018/wordml/cex" xmlns:w16cid="http://schemas.microsoft.com/office/word/2016/wordml/cid" xmlns:w16="http://schemas.microsoft.com/office/word/2018/wordml" xmlns:w16du="http://schemas.microsoft.com/office/word/2023/wordml/word16du" xmlns:w16sdtdh="http://schemas.microsoft.com/office/word/2020/wordml/sdtdatahash" xmlns:w16sdtfl="http://schemas.microsoft.com/office/word/2024/wordml/sdtformatlock" xmlns:w16se="http://schemas.microsoft.com/office/word/2015/wordml/symex" xmlns:wpg="http://schemas.microsoft.com/office/word/2010/wordprocessingGroup" xmlns:wpi="http://schemas.microsoft.com/office/word/2010/wordprocessingInk" xmlns:wne="http://schemas.microsoft.com/office/word/2006/wordml" xmlns:wps="http://schemas.microsoft.com/office/word/2010/wordprocessingShape" mc:Ignorable="w14 w15 w16se w16cid w16 w16cex w16sdtdh w16sdtfl w16du wp14">
   <w:body>
     <w:p>
       <w:pPr>
@@ -315,35 +315,7 @@
         <w:rPr>
           <w:rFonts w:eastAsiaTheme="minorHAnsi"/>
         </w:rPr>
-        <w:t xml:space="preserve"> and various hormones. Over the years, several studies have proposed mathematical models—particularly systems of ordinary differential equations (ODEs)—to capture these dynamics. For example, Al-</w:t>
-      </w:r>
-      <w:proofErr w:type="spellStart"/>
-      <w:r>
-        <w:rPr>
-          <w:rFonts w:eastAsiaTheme="minorHAnsi"/>
-        </w:rPr>
-        <w:t>Nuaimi</w:t>
-      </w:r>
-      <w:proofErr w:type="spellEnd"/>
-      <w:r>
-        <w:rPr>
-          <w:rFonts w:eastAsiaTheme="minorHAnsi"/>
-        </w:rPr>
-        <w:t xml:space="preserve"> et al. (2012) introduced a compartment-based model demonstrating oscillatory switching between growth and resting states, while Wang et al. (2017) developed a multi-scale framework to model spatial propagation of follicle activation. More recently, </w:t>
-      </w:r>
-      <w:proofErr w:type="spellStart"/>
-      <w:r>
-        <w:rPr>
-          <w:rFonts w:eastAsiaTheme="minorHAnsi"/>
-        </w:rPr>
-        <w:t>Alzubadi</w:t>
-      </w:r>
-      <w:proofErr w:type="spellEnd"/>
-      <w:r>
-        <w:rPr>
-          <w:rFonts w:eastAsiaTheme="minorHAnsi"/>
-        </w:rPr>
-        <w:t xml:space="preserve"> (2024) incorporated immune system interactions to better explain pathological conditions such as alopecia.</w:t>
+        <w:t xml:space="preserve"> and various hormones. Over the years, several studies have proposed mathematical models—particularly systems of ordinary differential equations (ODEs)—to capture these dynamics. For example, Al-Nuaimi et al. (2012) introduced a compartment-based model demonstrating oscillatory switching between growth and resting states, while Wang et al. (2017) developed a multi-scale framework to model spatial propagation of follicle activation. More recently, Alzubadi (2024) incorporated immune system interactions to better explain pathological conditions such as alopecia.</w:t>
       </w:r>
     </w:p>
     <w:p>
@@ -389,21 +361,7 @@
         <w:rPr>
           <w:rFonts w:eastAsiaTheme="minorHAnsi"/>
         </w:rPr>
-        <w:t xml:space="preserve">Due to the lack of accessible longitudinal clinical data, we estimated the parameters of the proposed ODE system using nonlinear regression on synthetically generated data. Specifically, we leveraged the stochastic framework presented in </w:t>
-      </w:r>
-      <w:proofErr w:type="spellStart"/>
-      <w:r>
-        <w:rPr>
-          <w:rFonts w:eastAsiaTheme="minorHAnsi"/>
-        </w:rPr>
-        <w:t>Halloy</w:t>
-      </w:r>
-      <w:proofErr w:type="spellEnd"/>
-      <w:r>
-        <w:rPr>
-          <w:rFonts w:eastAsiaTheme="minorHAnsi"/>
-        </w:rPr>
-        <w:t xml:space="preserve"> et al. (2026), which provides statistical characteristics for both alopecic and non-alopecic populations. Using this framework, we implemented an agent-based simulation to generate realistic time-series data for follicle state transitions.</w:t>
+        <w:t>Due to the lack of accessible longitudinal clinical data, we estimated the parameters of the proposed ODE system using nonlinear regression on synthetically generated data. Specifically, we leveraged the stochastic framework presented in Halloy et al. (2026), which provides statistical characteristics for both alopecic and non-alopecic populations. Using this framework, we implemented an agent-based simulation to generate realistic time-series data for follicle state transitions.</w:t>
       </w:r>
     </w:p>
     <w:p>
@@ -469,15 +427,7 @@
         <w:rPr>
           <w:rFonts w:eastAsiaTheme="minorHAnsi"/>
         </w:rPr>
-        <w:t>and telogen</w:t>
-      </w:r>
-      <w:bookmarkStart w:id="0" w:name="_GoBack"/>
-      <w:bookmarkEnd w:id="0"/>
-      <w:r>
-        <w:rPr>
-          <w:rFonts w:eastAsiaTheme="minorHAnsi"/>
-        </w:rPr>
-        <w:t>. This refinement allows the system to better represent delayed transitions and internal phase heterogeneity, resulting in improved alignment with observed follicle dynamics.</w:t>
+        <w:t>and telogen. This refinement allows the system to better represent delayed transitions and internal phase heterogeneity, resulting in improved alignment with observed follicle dynamics.</w:t>
       </w:r>
     </w:p>
     <w:p>
@@ -9200,7 +9150,7 @@
 </file>
 
 <file path=word/endnotes.xml><?xml version="1.0" encoding="utf-8"?>
-<w:endnotes xmlns:wpc="http://schemas.microsoft.com/office/word/2010/wordprocessingCanvas" xmlns:cx="http://schemas.microsoft.com/office/drawing/2014/chartex" xmlns:cx1="http://schemas.microsoft.com/office/drawing/2015/9/8/chartex" xmlns:cx2="http://schemas.microsoft.com/office/drawing/2015/10/21/chartex" xmlns:cx3="http://schemas.microsoft.com/office/drawing/2016/5/9/chartex" xmlns:cx4="http://schemas.microsoft.com/office/drawing/2016/5/10/chartex" xmlns:cx5="http://schemas.microsoft.com/office/drawing/2016/5/11/chartex" xmlns:cx6="http://schemas.microsoft.com/office/drawing/2016/5/12/chartex" xmlns:cx7="http://schemas.microsoft.com/office/drawing/2016/5/13/chartex" xmlns:cx8="http://schemas.microsoft.com/office/drawing/2016/5/14/chartex" xmlns:mc="http://schemas.openxmlformats.org/markup-compatibility/2006" xmlns:aink="http://schemas.microsoft.com/office/drawing/2016/ink" xmlns:am3d="http://schemas.microsoft.com/office/drawing/2017/model3d" xmlns:o="urn:schemas-microsoft-com:office:office" xmlns:r="http://schemas.openxmlformats.org/officeDocument/2006/relationships" xmlns:m="http://schemas.openxmlformats.org/officeDocument/2006/math" xmlns:v="urn:schemas-microsoft-com:vml" xmlns:wp14="http://schemas.microsoft.com/office/word/2010/wordprocessingDrawing" xmlns:wp="http://schemas.openxmlformats.org/drawingml/2006/wordprocessingDrawing" xmlns:w10="urn:schemas-microsoft-com:office:word" xmlns:w="http://schemas.openxmlformats.org/wordprocessingml/2006/main" xmlns:w14="http://schemas.microsoft.com/office/word/2010/wordml" xmlns:w15="http://schemas.microsoft.com/office/word/2012/wordml" xmlns:w16cid="http://schemas.microsoft.com/office/word/2016/wordml/cid" xmlns:w16se="http://schemas.microsoft.com/office/word/2015/wordml/symex" xmlns:wpg="http://schemas.microsoft.com/office/word/2010/wordprocessingGroup" xmlns:wpi="http://schemas.microsoft.com/office/word/2010/wordprocessingInk" xmlns:wne="http://schemas.microsoft.com/office/word/2006/wordml" xmlns:wps="http://schemas.microsoft.com/office/word/2010/wordprocessingShape" mc:Ignorable="w14 w15 w16se w16cid wp14">
+<w:endnotes xmlns:wpc="http://schemas.microsoft.com/office/word/2010/wordprocessingCanvas" xmlns:cx="http://schemas.microsoft.com/office/drawing/2014/chartex" xmlns:cx1="http://schemas.microsoft.com/office/drawing/2015/9/8/chartex" xmlns:cx2="http://schemas.microsoft.com/office/drawing/2015/10/21/chartex" xmlns:cx3="http://schemas.microsoft.com/office/drawing/2016/5/9/chartex" xmlns:cx4="http://schemas.microsoft.com/office/drawing/2016/5/10/chartex" xmlns:cx5="http://schemas.microsoft.com/office/drawing/2016/5/11/chartex" xmlns:cx6="http://schemas.microsoft.com/office/drawing/2016/5/12/chartex" xmlns:cx7="http://schemas.microsoft.com/office/drawing/2016/5/13/chartex" xmlns:cx8="http://schemas.microsoft.com/office/drawing/2016/5/14/chartex" xmlns:mc="http://schemas.openxmlformats.org/markup-compatibility/2006" xmlns:aink="http://schemas.microsoft.com/office/drawing/2016/ink" xmlns:am3d="http://schemas.microsoft.com/office/drawing/2017/model3d" xmlns:o="urn:schemas-microsoft-com:office:office" xmlns:oel="http://schemas.microsoft.com/office/2019/extlst" xmlns:r="http://schemas.openxmlformats.org/officeDocument/2006/relationships" xmlns:m="http://schemas.openxmlformats.org/officeDocument/2006/math" xmlns:v="urn:schemas-microsoft-com:vml" xmlns:wp14="http://schemas.microsoft.com/office/word/2010/wordprocessingDrawing" xmlns:wp="http://schemas.openxmlformats.org/drawingml/2006/wordprocessingDrawing" xmlns:w10="urn:schemas-microsoft-com:office:word" xmlns:w="http://schemas.openxmlformats.org/wordprocessingml/2006/main" xmlns:w14="http://schemas.microsoft.com/office/word/2010/wordml" xmlns:w15="http://schemas.microsoft.com/office/word/2012/wordml" xmlns:w16cex="http://schemas.microsoft.com/office/word/2018/wordml/cex" xmlns:w16cid="http://schemas.microsoft.com/office/word/2016/wordml/cid" xmlns:w16="http://schemas.microsoft.com/office/word/2018/wordml" xmlns:w16du="http://schemas.microsoft.com/office/word/2023/wordml/word16du" xmlns:w16sdtdh="http://schemas.microsoft.com/office/word/2020/wordml/sdtdatahash" xmlns:w16sdtfl="http://schemas.microsoft.com/office/word/2024/wordml/sdtformatlock" xmlns:w16se="http://schemas.microsoft.com/office/word/2015/wordml/symex" xmlns:wpg="http://schemas.microsoft.com/office/word/2010/wordprocessingGroup" xmlns:wpi="http://schemas.microsoft.com/office/word/2010/wordprocessingInk" xmlns:wne="http://schemas.microsoft.com/office/word/2006/wordml" xmlns:wps="http://schemas.microsoft.com/office/word/2010/wordprocessingShape" mc:Ignorable="w14 w15 w16se w16cid w16 w16cex w16sdtdh w16sdtfl w16du wp14">
   <w:endnote w:type="separator" w:id="-1">
     <w:p>
       <w:r>
@@ -9219,7 +9169,7 @@
 </file>
 
 <file path=word/footer1.xml><?xml version="1.0" encoding="utf-8"?>
-<w:ftr xmlns:wpc="http://schemas.microsoft.com/office/word/2010/wordprocessingCanvas" xmlns:cx="http://schemas.microsoft.com/office/drawing/2014/chartex" xmlns:cx1="http://schemas.microsoft.com/office/drawing/2015/9/8/chartex" xmlns:cx2="http://schemas.microsoft.com/office/drawing/2015/10/21/chartex" xmlns:cx3="http://schemas.microsoft.com/office/drawing/2016/5/9/chartex" xmlns:cx4="http://schemas.microsoft.com/office/drawing/2016/5/10/chartex" xmlns:cx5="http://schemas.microsoft.com/office/drawing/2016/5/11/chartex" xmlns:cx6="http://schemas.microsoft.com/office/drawing/2016/5/12/chartex" xmlns:cx7="http://schemas.microsoft.com/office/drawing/2016/5/13/chartex" xmlns:cx8="http://schemas.microsoft.com/office/drawing/2016/5/14/chartex" xmlns:mc="http://schemas.openxmlformats.org/markup-compatibility/2006" xmlns:aink="http://schemas.microsoft.com/office/drawing/2016/ink" xmlns:am3d="http://schemas.microsoft.com/office/drawing/2017/model3d" xmlns:o="urn:schemas-microsoft-com:office:office" xmlns:r="http://schemas.openxmlformats.org/officeDocument/2006/relationships" xmlns:m="http://schemas.openxmlformats.org/officeDocument/2006/math" xmlns:v="urn:schemas-microsoft-com:vml" xmlns:wp14="http://schemas.microsoft.com/office/word/2010/wordprocessingDrawing" xmlns:wp="http://schemas.openxmlformats.org/drawingml/2006/wordprocessingDrawing" xmlns:w10="urn:schemas-microsoft-com:office:word" xmlns:w="http://schemas.openxmlformats.org/wordprocessingml/2006/main" xmlns:w14="http://schemas.microsoft.com/office/word/2010/wordml" xmlns:w15="http://schemas.microsoft.com/office/word/2012/wordml" xmlns:w16cid="http://schemas.microsoft.com/office/word/2016/wordml/cid" xmlns:w16se="http://schemas.microsoft.com/office/word/2015/wordml/symex" xmlns:wpg="http://schemas.microsoft.com/office/word/2010/wordprocessingGroup" xmlns:wpi="http://schemas.microsoft.com/office/word/2010/wordprocessingInk" xmlns:wne="http://schemas.microsoft.com/office/word/2006/wordml" xmlns:wps="http://schemas.microsoft.com/office/word/2010/wordprocessingShape" mc:Ignorable="w14 w15 w16se w16cid wp14">
+<w:ftr xmlns:wpc="http://schemas.microsoft.com/office/word/2010/wordprocessingCanvas" xmlns:cx="http://schemas.microsoft.com/office/drawing/2014/chartex" xmlns:cx1="http://schemas.microsoft.com/office/drawing/2015/9/8/chartex" xmlns:cx2="http://schemas.microsoft.com/office/drawing/2015/10/21/chartex" xmlns:cx3="http://schemas.microsoft.com/office/drawing/2016/5/9/chartex" xmlns:cx4="http://schemas.microsoft.com/office/drawing/2016/5/10/chartex" xmlns:cx5="http://schemas.microsoft.com/office/drawing/2016/5/11/chartex" xmlns:cx6="http://schemas.microsoft.com/office/drawing/2016/5/12/chartex" xmlns:cx7="http://schemas.microsoft.com/office/drawing/2016/5/13/chartex" xmlns:cx8="http://schemas.microsoft.com/office/drawing/2016/5/14/chartex" xmlns:mc="http://schemas.openxmlformats.org/markup-compatibility/2006" xmlns:aink="http://schemas.microsoft.com/office/drawing/2016/ink" xmlns:am3d="http://schemas.microsoft.com/office/drawing/2017/model3d" xmlns:o="urn:schemas-microsoft-com:office:office" xmlns:oel="http://schemas.microsoft.com/office/2019/extlst" xmlns:r="http://schemas.openxmlformats.org/officeDocument/2006/relationships" xmlns:m="http://schemas.openxmlformats.org/officeDocument/2006/math" xmlns:v="urn:schemas-microsoft-com:vml" xmlns:wp14="http://schemas.microsoft.com/office/word/2010/wordprocessingDrawing" xmlns:wp="http://schemas.openxmlformats.org/drawingml/2006/wordprocessingDrawing" xmlns:w10="urn:schemas-microsoft-com:office:word" xmlns:w="http://schemas.openxmlformats.org/wordprocessingml/2006/main" xmlns:w14="http://schemas.microsoft.com/office/word/2010/wordml" xmlns:w15="http://schemas.microsoft.com/office/word/2012/wordml" xmlns:w16cex="http://schemas.microsoft.com/office/word/2018/wordml/cex" xmlns:w16cid="http://schemas.microsoft.com/office/word/2016/wordml/cid" xmlns:w16="http://schemas.microsoft.com/office/word/2018/wordml" xmlns:w16du="http://schemas.microsoft.com/office/word/2023/wordml/word16du" xmlns:w16sdtdh="http://schemas.microsoft.com/office/word/2020/wordml/sdtdatahash" xmlns:w16sdtfl="http://schemas.microsoft.com/office/word/2024/wordml/sdtformatlock" xmlns:w16se="http://schemas.microsoft.com/office/word/2015/wordml/symex" xmlns:wpg="http://schemas.microsoft.com/office/word/2010/wordprocessingGroup" xmlns:wpi="http://schemas.microsoft.com/office/word/2010/wordprocessingInk" xmlns:wne="http://schemas.microsoft.com/office/word/2006/wordml" xmlns:wps="http://schemas.microsoft.com/office/word/2010/wordprocessingShape" mc:Ignorable="w14 w15 w16se w16cid w16 w16cex w16sdtdh w16sdtfl w16du wp14">
   <w:sdt>
     <w:sdtPr>
       <w:id w:val="1781983224"/>
@@ -9228,7 +9178,6 @@
         <w:docPartUnique/>
       </w:docPartObj>
     </w:sdtPr>
-    <w:sdtEndPr/>
     <w:sdtContent>
       <w:sdt>
         <w:sdtPr>
@@ -9238,7 +9187,6 @@
             <w:docPartUnique/>
           </w:docPartObj>
         </w:sdtPr>
-        <w:sdtEndPr/>
         <w:sdtContent>
           <w:p>
             <w:pPr>
@@ -9337,7 +9285,7 @@
 </file>
 
 <file path=word/footnotes.xml><?xml version="1.0" encoding="utf-8"?>
-<w:footnotes xmlns:wpc="http://schemas.microsoft.com/office/word/2010/wordprocessingCanvas" xmlns:cx="http://schemas.microsoft.com/office/drawing/2014/chartex" xmlns:cx1="http://schemas.microsoft.com/office/drawing/2015/9/8/chartex" xmlns:cx2="http://schemas.microsoft.com/office/drawing/2015/10/21/chartex" xmlns:cx3="http://schemas.microsoft.com/office/drawing/2016/5/9/chartex" xmlns:cx4="http://schemas.microsoft.com/office/drawing/2016/5/10/chartex" xmlns:cx5="http://schemas.microsoft.com/office/drawing/2016/5/11/chartex" xmlns:cx6="http://schemas.microsoft.com/office/drawing/2016/5/12/chartex" xmlns:cx7="http://schemas.microsoft.com/office/drawing/2016/5/13/chartex" xmlns:cx8="http://schemas.microsoft.com/office/drawing/2016/5/14/chartex" xmlns:mc="http://schemas.openxmlformats.org/markup-compatibility/2006" xmlns:aink="http://schemas.microsoft.com/office/drawing/2016/ink" xmlns:am3d="http://schemas.microsoft.com/office/drawing/2017/model3d" xmlns:o="urn:schemas-microsoft-com:office:office" xmlns:r="http://schemas.openxmlformats.org/officeDocument/2006/relationships" xmlns:m="http://schemas.openxmlformats.org/officeDocument/2006/math" xmlns:v="urn:schemas-microsoft-com:vml" xmlns:wp14="http://schemas.microsoft.com/office/word/2010/wordprocessingDrawing" xmlns:wp="http://schemas.openxmlformats.org/drawingml/2006/wordprocessingDrawing" xmlns:w10="urn:schemas-microsoft-com:office:word" xmlns:w="http://schemas.openxmlformats.org/wordprocessingml/2006/main" xmlns:w14="http://schemas.microsoft.com/office/word/2010/wordml" xmlns:w15="http://schemas.microsoft.com/office/word/2012/wordml" xmlns:w16cid="http://schemas.microsoft.com/office/word/2016/wordml/cid" xmlns:w16se="http://schemas.microsoft.com/office/word/2015/wordml/symex" xmlns:wpg="http://schemas.microsoft.com/office/word/2010/wordprocessingGroup" xmlns:wpi="http://schemas.microsoft.com/office/word/2010/wordprocessingInk" xmlns:wne="http://schemas.microsoft.com/office/word/2006/wordml" xmlns:wps="http://schemas.microsoft.com/office/word/2010/wordprocessingShape" mc:Ignorable="w14 w15 w16se w16cid wp14">
+<w:footnotes xmlns:wpc="http://schemas.microsoft.com/office/word/2010/wordprocessingCanvas" xmlns:cx="http://schemas.microsoft.com/office/drawing/2014/chartex" xmlns:cx1="http://schemas.microsoft.com/office/drawing/2015/9/8/chartex" xmlns:cx2="http://schemas.microsoft.com/office/drawing/2015/10/21/chartex" xmlns:cx3="http://schemas.microsoft.com/office/drawing/2016/5/9/chartex" xmlns:cx4="http://schemas.microsoft.com/office/drawing/2016/5/10/chartex" xmlns:cx5="http://schemas.microsoft.com/office/drawing/2016/5/11/chartex" xmlns:cx6="http://schemas.microsoft.com/office/drawing/2016/5/12/chartex" xmlns:cx7="http://schemas.microsoft.com/office/drawing/2016/5/13/chartex" xmlns:cx8="http://schemas.microsoft.com/office/drawing/2016/5/14/chartex" xmlns:mc="http://schemas.openxmlformats.org/markup-compatibility/2006" xmlns:aink="http://schemas.microsoft.com/office/drawing/2016/ink" xmlns:am3d="http://schemas.microsoft.com/office/drawing/2017/model3d" xmlns:o="urn:schemas-microsoft-com:office:office" xmlns:oel="http://schemas.microsoft.com/office/2019/extlst" xmlns:r="http://schemas.openxmlformats.org/officeDocument/2006/relationships" xmlns:m="http://schemas.openxmlformats.org/officeDocument/2006/math" xmlns:v="urn:schemas-microsoft-com:vml" xmlns:wp14="http://schemas.microsoft.com/office/word/2010/wordprocessingDrawing" xmlns:wp="http://schemas.openxmlformats.org/drawingml/2006/wordprocessingDrawing" xmlns:w10="urn:schemas-microsoft-com:office:word" xmlns:w="http://schemas.openxmlformats.org/wordprocessingml/2006/main" xmlns:w14="http://schemas.microsoft.com/office/word/2010/wordml" xmlns:w15="http://schemas.microsoft.com/office/word/2012/wordml" xmlns:w16cex="http://schemas.microsoft.com/office/word/2018/wordml/cex" xmlns:w16cid="http://schemas.microsoft.com/office/word/2016/wordml/cid" xmlns:w16="http://schemas.microsoft.com/office/word/2018/wordml" xmlns:w16du="http://schemas.microsoft.com/office/word/2023/wordml/word16du" xmlns:w16sdtdh="http://schemas.microsoft.com/office/word/2020/wordml/sdtdatahash" xmlns:w16sdtfl="http://schemas.microsoft.com/office/word/2024/wordml/sdtformatlock" xmlns:w16se="http://schemas.microsoft.com/office/word/2015/wordml/symex" xmlns:wpg="http://schemas.microsoft.com/office/word/2010/wordprocessingGroup" xmlns:wpi="http://schemas.microsoft.com/office/word/2010/wordprocessingInk" xmlns:wne="http://schemas.microsoft.com/office/word/2006/wordml" xmlns:wps="http://schemas.microsoft.com/office/word/2010/wordprocessingShape" mc:Ignorable="w14 w15 w16se w16cid w16 w16cex w16sdtdh w16sdtfl w16du wp14">
   <w:footnote w:type="separator" w:id="-1">
     <w:p>
       <w:r>
@@ -9356,7 +9304,7 @@
 </file>
 
 <file path=word/numbering.xml><?xml version="1.0" encoding="utf-8"?>
-<w:numbering xmlns:wpc="http://schemas.microsoft.com/office/word/2010/wordprocessingCanvas" xmlns:cx="http://schemas.microsoft.com/office/drawing/2014/chartex" xmlns:cx1="http://schemas.microsoft.com/office/drawing/2015/9/8/chartex" xmlns:cx2="http://schemas.microsoft.com/office/drawing/2015/10/21/chartex" xmlns:cx3="http://schemas.microsoft.com/office/drawing/2016/5/9/chartex" xmlns:cx4="http://schemas.microsoft.com/office/drawing/2016/5/10/chartex" xmlns:cx5="http://schemas.microsoft.com/office/drawing/2016/5/11/chartex" xmlns:cx6="http://schemas.microsoft.com/office/drawing/2016/5/12/chartex" xmlns:cx7="http://schemas.microsoft.com/office/drawing/2016/5/13/chartex" xmlns:cx8="http://schemas.microsoft.com/office/drawing/2016/5/14/chartex" xmlns:mc="http://schemas.openxmlformats.org/markup-compatibility/2006" xmlns:aink="http://schemas.microsoft.com/office/drawing/2016/ink" xmlns:am3d="http://schemas.microsoft.com/office/drawing/2017/model3d" xmlns:o="urn:schemas-microsoft-com:office:office" xmlns:r="http://schemas.openxmlformats.org/officeDocument/2006/relationships" xmlns:m="http://schemas.openxmlformats.org/officeDocument/2006/math" xmlns:v="urn:schemas-microsoft-com:vml" xmlns:wp14="http://schemas.microsoft.com/office/word/2010/wordprocessingDrawing" xmlns:wp="http://schemas.openxmlformats.org/drawingml/2006/wordprocessingDrawing" xmlns:w10="urn:schemas-microsoft-com:office:word" xmlns:w="http://schemas.openxmlformats.org/wordprocessingml/2006/main" xmlns:w14="http://schemas.microsoft.com/office/word/2010/wordml" xmlns:w15="http://schemas.microsoft.com/office/word/2012/wordml" xmlns:w16cid="http://schemas.microsoft.com/office/word/2016/wordml/cid" xmlns:w16se="http://schemas.microsoft.com/office/word/2015/wordml/symex" xmlns:wpg="http://schemas.microsoft.com/office/word/2010/wordprocessingGroup" xmlns:wpi="http://schemas.microsoft.com/office/word/2010/wordprocessingInk" xmlns:wne="http://schemas.microsoft.com/office/word/2006/wordml" xmlns:wps="http://schemas.microsoft.com/office/word/2010/wordprocessingShape" mc:Ignorable="w14 w15 w16se w16cid wp14">
+<w:numbering xmlns:wpc="http://schemas.microsoft.com/office/word/2010/wordprocessingCanvas" xmlns:cx="http://schemas.microsoft.com/office/drawing/2014/chartex" xmlns:cx1="http://schemas.microsoft.com/office/drawing/2015/9/8/chartex" xmlns:cx2="http://schemas.microsoft.com/office/drawing/2015/10/21/chartex" xmlns:cx3="http://schemas.microsoft.com/office/drawing/2016/5/9/chartex" xmlns:cx4="http://schemas.microsoft.com/office/drawing/2016/5/10/chartex" xmlns:cx5="http://schemas.microsoft.com/office/drawing/2016/5/11/chartex" xmlns:cx6="http://schemas.microsoft.com/office/drawing/2016/5/12/chartex" xmlns:cx7="http://schemas.microsoft.com/office/drawing/2016/5/13/chartex" xmlns:cx8="http://schemas.microsoft.com/office/drawing/2016/5/14/chartex" xmlns:mc="http://schemas.openxmlformats.org/markup-compatibility/2006" xmlns:aink="http://schemas.microsoft.com/office/drawing/2016/ink" xmlns:am3d="http://schemas.microsoft.com/office/drawing/2017/model3d" xmlns:o="urn:schemas-microsoft-com:office:office" xmlns:oel="http://schemas.microsoft.com/office/2019/extlst" xmlns:r="http://schemas.openxmlformats.org/officeDocument/2006/relationships" xmlns:m="http://schemas.openxmlformats.org/officeDocument/2006/math" xmlns:v="urn:schemas-microsoft-com:vml" xmlns:wp14="http://schemas.microsoft.com/office/word/2010/wordprocessingDrawing" xmlns:wp="http://schemas.openxmlformats.org/drawingml/2006/wordprocessingDrawing" xmlns:w10="urn:schemas-microsoft-com:office:word" xmlns:w="http://schemas.openxmlformats.org/wordprocessingml/2006/main" xmlns:w14="http://schemas.microsoft.com/office/word/2010/wordml" xmlns:w15="http://schemas.microsoft.com/office/word/2012/wordml" xmlns:w16cex="http://schemas.microsoft.com/office/word/2018/wordml/cex" xmlns:w16cid="http://schemas.microsoft.com/office/word/2016/wordml/cid" xmlns:w16="http://schemas.microsoft.com/office/word/2018/wordml" xmlns:w16du="http://schemas.microsoft.com/office/word/2023/wordml/word16du" xmlns:w16sdtdh="http://schemas.microsoft.com/office/word/2020/wordml/sdtdatahash" xmlns:w16sdtfl="http://schemas.microsoft.com/office/word/2024/wordml/sdtformatlock" xmlns:w16se="http://schemas.microsoft.com/office/word/2015/wordml/symex" xmlns:wpg="http://schemas.microsoft.com/office/word/2010/wordprocessingGroup" xmlns:wpi="http://schemas.microsoft.com/office/word/2010/wordprocessingInk" xmlns:wne="http://schemas.microsoft.com/office/word/2006/wordml" xmlns:wps="http://schemas.microsoft.com/office/word/2010/wordprocessingShape" mc:Ignorable="w14 w15 w16se w16cid w16 w16cex w16sdtdh w16sdtfl w16du wp14">
   <w:abstractNum w:abstractNumId="0" w15:restartNumberingAfterBreak="0">
     <w:nsid w:val="01A701FE"/>
     <w:multiLevelType w:val="multilevel"/>
@@ -9825,23 +9773,23 @@
       </w:rPr>
     </w:lvl>
   </w:abstractNum>
-  <w:num w:numId="1">
+  <w:num w:numId="1" w16cid:durableId="815412152">
     <w:abstractNumId w:val="0"/>
   </w:num>
-  <w:num w:numId="2">
+  <w:num w:numId="2" w16cid:durableId="200440881">
     <w:abstractNumId w:val="2"/>
   </w:num>
-  <w:num w:numId="3">
+  <w:num w:numId="3" w16cid:durableId="1649675271">
     <w:abstractNumId w:val="1"/>
   </w:num>
-  <w:num w:numId="4">
+  <w:num w:numId="4" w16cid:durableId="101846838">
     <w:abstractNumId w:val="3"/>
   </w:num>
 </w:numbering>
 </file>
 
 <file path=word/styles.xml><?xml version="1.0" encoding="utf-8"?>
-<w:styles xmlns:mc="http://schemas.openxmlformats.org/markup-compatibility/2006" xmlns:r="http://schemas.openxmlformats.org/officeDocument/2006/relationships" xmlns:w="http://schemas.openxmlformats.org/wordprocessingml/2006/main" xmlns:w14="http://schemas.microsoft.com/office/word/2010/wordml" xmlns:w15="http://schemas.microsoft.com/office/word/2012/wordml" xmlns:w16cid="http://schemas.microsoft.com/office/word/2016/wordml/cid" xmlns:w16se="http://schemas.microsoft.com/office/word/2015/wordml/symex" mc:Ignorable="w14 w15 w16se w16cid">
+<w:styles xmlns:mc="http://schemas.openxmlformats.org/markup-compatibility/2006" xmlns:r="http://schemas.openxmlformats.org/officeDocument/2006/relationships" xmlns:w="http://schemas.openxmlformats.org/wordprocessingml/2006/main" xmlns:w14="http://schemas.microsoft.com/office/word/2010/wordml" xmlns:w15="http://schemas.microsoft.com/office/word/2012/wordml" xmlns:w16cex="http://schemas.microsoft.com/office/word/2018/wordml/cex" xmlns:w16cid="http://schemas.microsoft.com/office/word/2016/wordml/cid" xmlns:w16="http://schemas.microsoft.com/office/word/2018/wordml" xmlns:w16du="http://schemas.microsoft.com/office/word/2023/wordml/word16du" xmlns:w16sdtdh="http://schemas.microsoft.com/office/word/2020/wordml/sdtdatahash" xmlns:w16sdtfl="http://schemas.microsoft.com/office/word/2024/wordml/sdtformatlock" xmlns:w16se="http://schemas.microsoft.com/office/word/2015/wordml/symex" mc:Ignorable="w14 w15 w16se w16cid w16 w16cex w16sdtdh w16sdtfl w16du">
   <w:docDefaults>
     <w:rPrDefault>
       <w:rPr>
@@ -9853,7 +9801,7 @@
     </w:rPrDefault>
     <w:pPrDefault/>
   </w:docDefaults>
-  <w:latentStyles w:defLockedState="0" w:defUIPriority="99" w:defSemiHidden="0" w:defUnhideWhenUsed="0" w:defQFormat="0" w:count="375">
+  <w:latentStyles w:defLockedState="0" w:defUIPriority="99" w:defSemiHidden="0" w:defUnhideWhenUsed="0" w:defQFormat="0" w:count="376">
     <w:lsdException w:name="Normal" w:uiPriority="0" w:qFormat="1"/>
     <w:lsdException w:name="heading 1" w:uiPriority="9" w:qFormat="1"/>
     <w:lsdException w:name="heading 2" w:semiHidden="1" w:uiPriority="9" w:unhideWhenUsed="1" w:qFormat="1"/>
@@ -10229,6 +10177,7 @@
     <w:lsdException w:name="Smart Hyperlink" w:semiHidden="1" w:unhideWhenUsed="1"/>
     <w:lsdException w:name="Hashtag" w:semiHidden="1" w:unhideWhenUsed="1"/>
     <w:lsdException w:name="Unresolved Mention" w:semiHidden="1" w:unhideWhenUsed="1"/>
+    <w:lsdException w:name="Smart Link" w:semiHidden="1" w:unhideWhenUsed="1"/>
   </w:latentStyles>
   <w:style w:type="paragraph" w:default="1" w:styleId="Normal">
     <w:name w:val="Normal"/>

--- a/report/asfaw_paudel_hair_follicle_modeling.docx
+++ b/report/asfaw_paudel_hair_follicle_modeling.docx
@@ -49,16 +49,7 @@
           <w:sz w:val="24"/>
           <w:szCs w:val="24"/>
         </w:rPr>
-        <w:t>Dynamics of the Hair Follicle: An SIR-Based Analysis of Biochemical Activation and Hormonal Inhibition</w:t>
-      </w:r>
-      <w:r>
-        <w:rPr>
-          <w:rFonts w:ascii="Times New Roman" w:eastAsiaTheme="minorHAnsi" w:hAnsi="Times New Roman" w:cs="Times New Roman"/>
-          <w:color w:val="auto"/>
-          <w:sz w:val="24"/>
-          <w:szCs w:val="24"/>
-        </w:rPr>
-        <w:t>.</w:t>
+        <w:t>Multi-Subject Analysis of Hair Cycle Dynamics: A Sub-compartmentalized SIR-Based ODE Modeling.</w:t>
       </w:r>
     </w:p>
     <w:p>
@@ -1646,307 +1637,22 @@
         <w:rPr>
           <w:rFonts w:eastAsiaTheme="minorHAnsi"/>
         </w:rPr>
-        <w:t xml:space="preserve">The axial profile </w:t>
-      </w:r>
-      <w:r>
-        <w:rPr>
-          <w:rFonts w:eastAsiaTheme="minorHAnsi"/>
-        </w:rPr>
-        <w:t xml:space="preserve">of the concentration difference </w:t>
-      </w:r>
-      <m:oMath>
-        <m:r>
-          <w:rPr>
-            <w:rFonts w:ascii="Cambria Math" w:hAnsi="Cambria Math"/>
-          </w:rPr>
-          <m:t>∆</m:t>
-        </m:r>
-        <m:d>
-          <m:dPr>
-            <m:ctrlPr>
-              <w:rPr>
-                <w:rFonts w:ascii="Cambria Math" w:hAnsi="Cambria Math"/>
-                <w:i/>
-              </w:rPr>
-            </m:ctrlPr>
-          </m:dPr>
-          <m:e>
-            <m:r>
-              <w:rPr>
-                <w:rFonts w:ascii="Cambria Math" w:hAnsi="Cambria Math"/>
-              </w:rPr>
-              <m:t>x</m:t>
-            </m:r>
-          </m:e>
-        </m:d>
-      </m:oMath>
-      <w:r>
-        <w:rPr>
-          <w:rFonts w:eastAsiaTheme="minorEastAsia"/>
-        </w:rPr>
-        <w:t xml:space="preserve"> between blood and dialysate for co-current (CO) and counter-current</w:t>
-      </w:r>
-      <w:r>
-        <w:rPr>
-          <w:rFonts w:eastAsiaTheme="minorEastAsia"/>
-        </w:rPr>
-        <w:t xml:space="preserve"> (CC) flow is shown for the lumped two-compartment box model of the dialyzer (</w:t>
-      </w:r>
-      <w:r>
-        <w:rPr>
-          <w:rFonts w:eastAsiaTheme="minorEastAsia"/>
-          <w:b/>
-          <w:bCs/>
-          <w:i/>
-          <w:iCs/>
-        </w:rPr>
-        <w:t xml:space="preserve">Figure </w:t>
-      </w:r>
-      <w:r>
-        <w:rPr>
-          <w:rFonts w:eastAsiaTheme="minorEastAsia"/>
-          <w:b/>
-          <w:bCs/>
-          <w:i/>
-          <w:iCs/>
-        </w:rPr>
-        <w:t>2</w:t>
-      </w:r>
-      <w:r>
-        <w:rPr>
-          <w:rFonts w:eastAsiaTheme="minorEastAsia"/>
-          <w:b/>
-          <w:bCs/>
-          <w:i/>
-          <w:iCs/>
-        </w:rPr>
-        <w:t>a</w:t>
-      </w:r>
-      <w:r>
-        <w:rPr>
-          <w:rFonts w:eastAsiaTheme="minorEastAsia"/>
-        </w:rPr>
-        <w:t>). In the CO configuration, the two streams enter</w:t>
-      </w:r>
-      <w:r>
-        <w:rPr>
-          <w:rFonts w:eastAsiaTheme="minorEastAsia"/>
-        </w:rPr>
-        <w:t xml:space="preserve"> with the largest initial concentration </w:t>
-      </w:r>
-      <w:r>
-        <w:rPr>
-          <w:rFonts w:eastAsiaTheme="minorEastAsia"/>
-        </w:rPr>
-        <w:t xml:space="preserve">difference </w:t>
-      </w:r>
-      <m:oMath>
-        <m:r>
-          <w:rPr>
-            <w:rFonts w:ascii="Cambria Math" w:hAnsi="Cambria Math"/>
-          </w:rPr>
-          <m:t>∆</m:t>
-        </m:r>
-        <m:d>
-          <m:dPr>
-            <m:ctrlPr>
-              <w:rPr>
-                <w:rFonts w:ascii="Cambria Math" w:hAnsi="Cambria Math"/>
-                <w:i/>
-              </w:rPr>
-            </m:ctrlPr>
-          </m:dPr>
-          <m:e>
-            <m:r>
-              <w:rPr>
-                <w:rFonts w:ascii="Cambria Math" w:hAnsi="Cambria Math"/>
-              </w:rPr>
-              <m:t>0</m:t>
-            </m:r>
-          </m:e>
-        </m:d>
-      </m:oMath>
-      <w:r>
-        <w:rPr>
-          <w:rFonts w:eastAsiaTheme="minorEastAsia"/>
-        </w:rPr>
-        <w:t xml:space="preserve">, </w:t>
-      </w:r>
-      <w:r>
-        <w:rPr>
-          <w:rFonts w:eastAsiaTheme="minorEastAsia"/>
-        </w:rPr>
-        <w:t xml:space="preserve">but this driving force collapses rapidly as both fluids move </w:t>
-      </w:r>
-      <w:r>
-        <w:rPr>
-          <w:rFonts w:eastAsiaTheme="minorEastAsia"/>
-        </w:rPr>
-        <w:t>in the same direction</w:t>
-      </w:r>
-      <w:r>
-        <w:rPr>
-          <w:rFonts w:eastAsiaTheme="minorEastAsia"/>
-        </w:rPr>
-        <w:t xml:space="preserve"> and </w:t>
-      </w:r>
-      <w:r>
-        <w:rPr>
-          <w:rFonts w:eastAsiaTheme="minorEastAsia"/>
-        </w:rPr>
-        <w:t xml:space="preserve">quickly approach local equilibrium. </w:t>
-      </w:r>
-      <w:r>
-        <w:rPr>
-          <w:rFonts w:eastAsiaTheme="minorEastAsia"/>
-        </w:rPr>
-        <w:t>As a consequence</w:t>
-      </w:r>
-      <w:r>
-        <w:rPr>
-          <w:rFonts w:eastAsiaTheme="minorEastAsia"/>
-        </w:rPr>
-        <w:t xml:space="preserve">, most solute removal occurs near the inlet, and the remaining </w:t>
-      </w:r>
-      <w:r>
-        <w:rPr>
-          <w:rFonts w:eastAsiaTheme="minorEastAsia"/>
-        </w:rPr>
-        <w:t>fiber</w:t>
-      </w:r>
-      <w:r>
-        <w:rPr>
-          <w:rFonts w:eastAsiaTheme="minorEastAsia"/>
-        </w:rPr>
-        <w:t xml:space="preserve"> length contributes little additional clearance. In contrast, the CC configuration main</w:t>
-      </w:r>
-      <w:r>
-        <w:rPr>
-          <w:rFonts w:eastAsiaTheme="minorEastAsia"/>
-        </w:rPr>
-        <w:t xml:space="preserve">tains a more </w:t>
-      </w:r>
-      <w:r>
-        <w:rPr>
-          <w:rFonts w:eastAsiaTheme="minorEastAsia"/>
-        </w:rPr>
-        <w:t>uniform</w:t>
-      </w:r>
-      <w:r>
-        <w:rPr>
-          <w:rFonts w:eastAsiaTheme="minorEastAsia"/>
-        </w:rPr>
-        <w:t xml:space="preserve"> and sustained </w:t>
-      </w:r>
-      <w:r>
-        <w:rPr>
-          <w:rFonts w:eastAsiaTheme="minorEastAsia"/>
-        </w:rPr>
-        <w:t>concentration</w:t>
-      </w:r>
-      <w:r>
-        <w:rPr>
-          <w:rFonts w:eastAsiaTheme="minorEastAsia"/>
-        </w:rPr>
-        <w:t xml:space="preserve"> difference along the entire </w:t>
-      </w:r>
-      <w:r>
-        <w:rPr>
-          <w:rFonts w:eastAsiaTheme="minorEastAsia"/>
-        </w:rPr>
-        <w:t>length</w:t>
-      </w:r>
-      <w:r>
-        <w:rPr>
-          <w:rFonts w:eastAsiaTheme="minorEastAsia"/>
-        </w:rPr>
-        <w:t xml:space="preserve">. </w:t>
-      </w:r>
-      <w:r>
-        <w:rPr>
-          <w:rFonts w:eastAsiaTheme="minorEastAsia"/>
-        </w:rPr>
-        <w:t>Although</w:t>
-      </w:r>
-      <w:r>
-        <w:rPr>
-          <w:rFonts w:eastAsiaTheme="minorEastAsia"/>
-        </w:rPr>
+        <w:t>&lt;</w:t>
+      </w:r>
+      <w:r>
         <w:t xml:space="preserve"> </w:t>
       </w:r>
       <w:r>
         <w:rPr>
-          <w:rFonts w:eastAsiaTheme="minorEastAsia"/>
-        </w:rPr>
-        <w:t xml:space="preserve">the initial </w:t>
-      </w:r>
-      <w:r>
-        <w:rPr>
-          <w:rFonts w:eastAsiaTheme="minorEastAsia"/>
-        </w:rPr>
-        <w:t xml:space="preserve">gradient </w:t>
-      </w:r>
-      <w:r>
-        <w:rPr>
-          <w:rFonts w:eastAsiaTheme="minorEastAsia"/>
-        </w:rPr>
-        <w:t xml:space="preserve">is smaller than in CO flow, the opposing movement of dialysate continually exposes the blood to fresher, lower-concentration dialysate, </w:t>
-      </w:r>
-      <w:r>
-        <w:rPr>
-          <w:rFonts w:eastAsiaTheme="minorEastAsia"/>
-        </w:rPr>
-        <w:t>thereby delaying equilibrium and producing a more gradual</w:t>
-      </w:r>
-      <w:r>
-        <w:rPr>
-          <w:rFonts w:eastAsiaTheme="minorEastAsia"/>
-        </w:rPr>
-        <w:t xml:space="preserve"> decline in </w:t>
-      </w:r>
-      <m:oMath>
-        <m:r>
-          <w:rPr>
-            <w:rFonts w:ascii="Cambria Math" w:hAnsi="Cambria Math"/>
-          </w:rPr>
-          <m:t>∆</m:t>
-        </m:r>
-        <m:d>
-          <m:dPr>
-            <m:ctrlPr>
-              <w:rPr>
-                <w:rFonts w:ascii="Cambria Math" w:hAnsi="Cambria Math"/>
-                <w:i/>
-              </w:rPr>
-            </m:ctrlPr>
-          </m:dPr>
-          <m:e>
-            <m:r>
-              <w:rPr>
-                <w:rFonts w:ascii="Cambria Math" w:hAnsi="Cambria Math"/>
-              </w:rPr>
-              <m:t>x</m:t>
-            </m:r>
-          </m:e>
-        </m:d>
-      </m:oMath>
-      <w:r>
-        <w:rPr>
-          <w:rFonts w:eastAsiaTheme="minorEastAsia"/>
-        </w:rPr>
-        <w:t xml:space="preserve">. </w:t>
-      </w:r>
-      <w:r>
-        <w:rPr>
-          <w:rFonts w:eastAsiaTheme="minorEastAsia"/>
-        </w:rPr>
-        <w:t>This sustained separation underlies the higher overall clearance achieved in CC operation.</w:t>
-      </w:r>
-      <w:r>
-        <w:rPr>
-          <w:rFonts w:eastAsiaTheme="minorEastAsia"/>
-        </w:rPr>
-        <w:t xml:space="preserve"> </w:t>
+          <w:rFonts w:eastAsiaTheme="minorHAnsi"/>
+        </w:rPr>
+        <w:t>Figure 6. Subject Level Population Dynamics (Simulated vs. ODE fit)</w:t>
+      </w:r>
+      <w:r>
+        <w:rPr>
+          <w:rFonts w:eastAsiaTheme="minorHAnsi"/>
+        </w:rPr>
+        <w:t>&gt;</w:t>
       </w:r>
     </w:p>
     <w:p>
@@ -1959,6 +1665,27 @@
           <w:rFonts w:eastAsiaTheme="minorHAnsi"/>
         </w:rPr>
       </w:pPr>
+      <w:r>
+        <w:rPr>
+          <w:rFonts w:eastAsiaTheme="minorHAnsi"/>
+        </w:rPr>
+        <w:t>&lt;</w:t>
+      </w:r>
+      <w:r>
+        <w:t xml:space="preserve"> </w:t>
+      </w:r>
+      <w:r>
+        <w:rPr>
+          <w:rFonts w:eastAsiaTheme="minorHAnsi"/>
+        </w:rPr>
+        <w:t>Table 2: Parameter Uncertainty (Standard Errors)</w:t>
+      </w:r>
+      <w:r>
+        <w:rPr>
+          <w:rFonts w:eastAsiaTheme="minorHAnsi"/>
+        </w:rPr>
+        <w:t>&gt;</w:t>
+      </w:r>
     </w:p>
     <w:p>
       <w:pPr>
@@ -1967,217 +1694,90 @@
         <w:contextualSpacing/>
         <w:jc w:val="both"/>
         <w:rPr>
-          <w:rFonts w:eastAsiaTheme="minorEastAsia"/>
-        </w:rPr>
-      </w:pPr>
-      <w:r>
-        <w:rPr>
-          <w:rFonts w:eastAsiaTheme="minorHAnsi"/>
-        </w:rPr>
-        <w:t xml:space="preserve">The corresponding individual concentration profiles </w:t>
-      </w:r>
-      <m:oMath>
-        <m:sSub>
-          <m:sSubPr>
-            <m:ctrlPr>
-              <w:rPr>
-                <w:rFonts w:ascii="Cambria Math" w:hAnsi="Cambria Math"/>
-                <w:i/>
-              </w:rPr>
-            </m:ctrlPr>
-          </m:sSubPr>
-          <m:e>
-            <m:r>
-              <w:rPr>
-                <w:rFonts w:ascii="Cambria Math" w:hAnsi="Cambria Math"/>
-              </w:rPr>
-              <m:t>C</m:t>
-            </m:r>
-          </m:e>
-          <m:sub>
-            <m:r>
-              <w:rPr>
-                <w:rFonts w:ascii="Cambria Math" w:hAnsi="Cambria Math"/>
-              </w:rPr>
-              <m:t>b</m:t>
-            </m:r>
-          </m:sub>
-        </m:sSub>
-        <m:d>
-          <m:dPr>
-            <m:ctrlPr>
-              <w:rPr>
-                <w:rFonts w:ascii="Cambria Math" w:hAnsi="Cambria Math"/>
-                <w:i/>
-              </w:rPr>
-            </m:ctrlPr>
-          </m:dPr>
-          <m:e>
-            <m:r>
-              <w:rPr>
-                <w:rFonts w:ascii="Cambria Math" w:hAnsi="Cambria Math"/>
-              </w:rPr>
-              <m:t>x</m:t>
-            </m:r>
-          </m:e>
-        </m:d>
-      </m:oMath>
-      <w:r>
-        <w:rPr>
-          <w:rFonts w:eastAsiaTheme="minorEastAsia"/>
-        </w:rPr>
+          <w:rFonts w:eastAsiaTheme="minorHAnsi"/>
+        </w:rPr>
+      </w:pPr>
+      <w:r>
+        <w:rPr>
+          <w:rFonts w:eastAsiaTheme="minorHAnsi"/>
+        </w:rPr>
+        <w:t>&lt;</w:t>
+      </w:r>
+      <w:r>
         <w:t xml:space="preserve"> </w:t>
       </w:r>
       <w:r>
         <w:rPr>
           <w:rFonts w:eastAsiaTheme="minorHAnsi"/>
         </w:rPr>
-        <w:t xml:space="preserve">and </w:t>
-      </w:r>
-      <m:oMath>
-        <m:sSub>
-          <m:sSubPr>
-            <m:ctrlPr>
-              <w:rPr>
-                <w:rFonts w:ascii="Cambria Math" w:hAnsi="Cambria Math"/>
-                <w:i/>
-              </w:rPr>
-            </m:ctrlPr>
-          </m:sSubPr>
-          <m:e>
-            <m:r>
-              <w:rPr>
-                <w:rFonts w:ascii="Cambria Math" w:hAnsi="Cambria Math"/>
-              </w:rPr>
-              <m:t>C</m:t>
-            </m:r>
-          </m:e>
-          <m:sub>
-            <m:r>
-              <w:rPr>
-                <w:rFonts w:ascii="Cambria Math" w:hAnsi="Cambria Math"/>
-              </w:rPr>
-              <m:t>d</m:t>
-            </m:r>
-          </m:sub>
-        </m:sSub>
-        <m:d>
-          <m:dPr>
-            <m:ctrlPr>
-              <w:rPr>
-                <w:rFonts w:ascii="Cambria Math" w:hAnsi="Cambria Math"/>
-                <w:i/>
-              </w:rPr>
-            </m:ctrlPr>
-          </m:dPr>
-          <m:e>
-            <m:r>
-              <w:rPr>
-                <w:rFonts w:ascii="Cambria Math" w:hAnsi="Cambria Math"/>
-              </w:rPr>
-              <m:t>x</m:t>
-            </m:r>
-          </m:e>
-        </m:d>
-      </m:oMath>
-      <w:r>
-        <w:rPr>
-          <w:rFonts w:eastAsiaTheme="minorEastAsia"/>
-        </w:rPr>
-        <w:t xml:space="preserve"> for the two configurations further reinforce the above interpretation (</w:t>
-      </w:r>
-      <w:r>
-        <w:rPr>
-          <w:rFonts w:eastAsiaTheme="minorEastAsia"/>
-          <w:b/>
-          <w:bCs/>
-        </w:rPr>
-        <w:t xml:space="preserve">Figure </w:t>
-      </w:r>
-      <w:r>
-        <w:rPr>
-          <w:rFonts w:eastAsiaTheme="minorEastAsia"/>
-          <w:b/>
-          <w:bCs/>
-        </w:rPr>
-        <w:t>2</w:t>
-      </w:r>
-      <w:r>
-        <w:rPr>
-          <w:rFonts w:eastAsiaTheme="minorEastAsia"/>
-          <w:b/>
-          <w:bCs/>
-        </w:rPr>
-        <w:t>b</w:t>
-      </w:r>
-      <w:r>
-        <w:rPr>
-          <w:rFonts w:eastAsiaTheme="minorEastAsia"/>
-        </w:rPr>
-        <w:t xml:space="preserve">). In CO flow, the blood concentration decreases sharply while the dialysate concentration rises quickly, causing the two curves to converge early and leaving much of the device operating  near equilibrium. In CC flow, however, the blood concentration declines while the dialysate concentration rises more gradually, and the two curves remain separated over a much larger portion of the fiber. This persistent gap mirrors the sustained profile and reflects the continuous renewal of the driving force for the solute transfer. Together, </w:t>
-      </w:r>
-      <w:r>
-        <w:rPr>
-          <w:rFonts w:eastAsiaTheme="minorEastAsia"/>
-          <w:b/>
-          <w:bCs/>
-          <w:i/>
-          <w:iCs/>
-        </w:rPr>
-        <w:t xml:space="preserve">Figures </w:t>
-      </w:r>
-      <w:r>
-        <w:rPr>
-          <w:rFonts w:eastAsiaTheme="minorEastAsia"/>
-          <w:b/>
-          <w:bCs/>
-          <w:i/>
-          <w:iCs/>
-        </w:rPr>
-        <w:t>2</w:t>
-      </w:r>
-      <w:r>
-        <w:rPr>
-          <w:rFonts w:eastAsiaTheme="minorEastAsia"/>
-          <w:b/>
-          <w:bCs/>
-          <w:i/>
-          <w:iCs/>
-        </w:rPr>
-        <w:t>(a)</w:t>
-      </w:r>
-      <w:r>
-        <w:rPr>
-          <w:rFonts w:eastAsiaTheme="minorEastAsia"/>
-        </w:rPr>
-        <w:t xml:space="preserve"> and </w:t>
-      </w:r>
-      <w:r>
-        <w:rPr>
-          <w:rFonts w:eastAsiaTheme="minorEastAsia"/>
-          <w:b/>
-          <w:bCs/>
-          <w:i/>
-          <w:iCs/>
-        </w:rPr>
-        <w:t>2</w:t>
-      </w:r>
-      <w:r>
-        <w:rPr>
-          <w:rFonts w:eastAsiaTheme="minorEastAsia"/>
-          <w:b/>
-          <w:bCs/>
-          <w:i/>
-          <w:iCs/>
-        </w:rPr>
-        <w:t>(b)</w:t>
-      </w:r>
-      <w:r>
-        <w:rPr>
-          <w:rFonts w:eastAsiaTheme="minorEastAsia"/>
-        </w:rPr>
-        <w:t xml:space="preserve"> demonstrate that CC flow distributes the driving force more effectively along the device, explaining its superior solute-removal performance over CO flow.</w:t>
-      </w:r>
+        <w:t>Figure 8. Residuals (Line Plots), Subject Level Population Dynamics</w:t>
+      </w:r>
+      <w:r>
+        <w:rPr>
+          <w:rFonts w:eastAsiaTheme="minorHAnsi"/>
+        </w:rPr>
+        <w:t>&gt;</w:t>
+      </w:r>
+    </w:p>
+    <w:p>
+      <w:pPr>
+        <w:pStyle w:val="NormalWeb"/>
+        <w:spacing w:before="0" w:beforeAutospacing="0" w:after="0" w:afterAutospacing="0"/>
+        <w:contextualSpacing/>
+        <w:jc w:val="both"/>
+        <w:rPr>
+          <w:rFonts w:eastAsiaTheme="minorHAnsi"/>
+        </w:rPr>
+      </w:pPr>
+      <w:r>
+        <w:rPr>
+          <w:rFonts w:eastAsiaTheme="minorHAnsi"/>
+        </w:rPr>
+        <w:t>&lt;</w:t>
+      </w:r>
+      <w:r>
+        <w:t xml:space="preserve"> </w:t>
+      </w:r>
+      <w:r>
+        <w:rPr>
+          <w:rFonts w:eastAsiaTheme="minorHAnsi"/>
+        </w:rPr>
+        <w:t>Figure 9. Residuals (Autocorrelation), Subject Level Population Dynamics</w:t>
+      </w:r>
+      <w:r>
+        <w:rPr>
+          <w:rFonts w:eastAsiaTheme="minorHAnsi"/>
+        </w:rPr>
+        <w:t>&gt;</w:t>
+      </w:r>
+    </w:p>
+    <w:p>
+      <w:pPr>
+        <w:pStyle w:val="NormalWeb"/>
+        <w:spacing w:before="0" w:beforeAutospacing="0" w:after="0" w:afterAutospacing="0"/>
+        <w:contextualSpacing/>
+        <w:jc w:val="both"/>
+        <w:rPr>
+          <w:rFonts w:eastAsiaTheme="minorHAnsi"/>
+        </w:rPr>
+      </w:pPr>
+      <w:r>
+        <w:rPr>
+          <w:rFonts w:eastAsiaTheme="minorHAnsi"/>
+        </w:rPr>
+        <w:t>&lt;&gt;</w:t>
+      </w:r>
+    </w:p>
+    <w:p>
+      <w:pPr>
+        <w:pStyle w:val="NormalWeb"/>
+        <w:spacing w:before="0" w:beforeAutospacing="0" w:after="0" w:afterAutospacing="0"/>
+        <w:contextualSpacing/>
+        <w:jc w:val="both"/>
+        <w:rPr>
+          <w:rFonts w:eastAsiaTheme="minorHAnsi"/>
+        </w:rPr>
+      </w:pPr>
     </w:p>
     <w:p>
       <w:pPr>
@@ -2194,14 +1794,6 @@
       <w:tblPr>
         <w:tblStyle w:val="TableGrid"/>
         <w:tblW w:w="0" w:type="auto"/>
-        <w:tblBorders>
-          <w:top w:val="none" w:sz="0" w:space="0" w:color="auto"/>
-          <w:left w:val="none" w:sz="0" w:space="0" w:color="auto"/>
-          <w:bottom w:val="none" w:sz="0" w:space="0" w:color="auto"/>
-          <w:right w:val="none" w:sz="0" w:space="0" w:color="auto"/>
-          <w:insideH w:val="none" w:sz="0" w:space="0" w:color="auto"/>
-          <w:insideV w:val="none" w:sz="0" w:space="0" w:color="auto"/>
-        </w:tblBorders>
         <w:tblCellMar>
           <w:left w:w="43" w:type="dxa"/>
           <w:right w:w="43" w:type="dxa"/>
@@ -2209,8 +1801,8 @@
         <w:tblLook w:val="04A0" w:firstRow="1" w:lastRow="0" w:firstColumn="1" w:lastColumn="0" w:noHBand="0" w:noVBand="1"/>
       </w:tblPr>
       <w:tblGrid>
-        <w:gridCol w:w="5034"/>
-        <w:gridCol w:w="5046"/>
+        <w:gridCol w:w="5035"/>
+        <w:gridCol w:w="5035"/>
       </w:tblGrid>
       <w:tr>
         <w:trPr>
@@ -2230,53 +1822,6 @@
                 <w:rFonts w:eastAsiaTheme="minorHAnsi"/>
               </w:rPr>
             </w:pPr>
-            <w:r>
-              <w:rPr>
-                <w:rFonts w:eastAsiaTheme="minorHAnsi"/>
-                <w:noProof/>
-              </w:rPr>
-              <w:drawing>
-                <wp:inline distT="0" distB="0" distL="0" distR="0" wp14:anchorId="5A6BB1A5" wp14:editId="0C17E213">
-                  <wp:extent cx="3218688" cy="2542032"/>
-                  <wp:effectExtent l="0" t="0" r="1270" b="0"/>
-                  <wp:docPr id="1163620022" name="Graphic 26"/>
-                  <wp:cNvGraphicFramePr>
-                    <a:graphicFrameLocks xmlns:a="http://schemas.openxmlformats.org/drawingml/2006/main" noChangeAspect="1"/>
-                  </wp:cNvGraphicFramePr>
-                  <a:graphic xmlns:a="http://schemas.openxmlformats.org/drawingml/2006/main">
-                    <a:graphicData uri="http://schemas.openxmlformats.org/drawingml/2006/picture">
-                      <pic:pic xmlns:pic="http://schemas.openxmlformats.org/drawingml/2006/picture">
-                        <pic:nvPicPr>
-                          <pic:cNvPr id="1163620022" name="Graphic 1163620022"/>
-                          <pic:cNvPicPr/>
-                        </pic:nvPicPr>
-                        <pic:blipFill>
-                          <a:blip r:embed="rId7">
-                            <a:extLst>
-                              <a:ext uri="{96DAC541-7B7A-43D3-8B79-37D633B846F1}">
-                                <asvg:svgBlip xmlns:asvg="http://schemas.microsoft.com/office/drawing/2016/SVG/main" r:embed="rId8"/>
-                              </a:ext>
-                            </a:extLst>
-                          </a:blip>
-                          <a:stretch>
-                            <a:fillRect/>
-                          </a:stretch>
-                        </pic:blipFill>
-                        <pic:spPr>
-                          <a:xfrm>
-                            <a:off x="0" y="0"/>
-                            <a:ext cx="3218688" cy="2542032"/>
-                          </a:xfrm>
-                          <a:prstGeom prst="rect">
-                            <a:avLst/>
-                          </a:prstGeom>
-                        </pic:spPr>
-                      </pic:pic>
-                    </a:graphicData>
-                  </a:graphic>
-                </wp:inline>
-              </w:drawing>
-            </w:r>
           </w:p>
         </w:tc>
         <w:tc>
@@ -2293,53 +1838,6 @@
                 <w:rFonts w:eastAsiaTheme="minorHAnsi"/>
               </w:rPr>
             </w:pPr>
-            <w:r>
-              <w:rPr>
-                <w:rFonts w:eastAsiaTheme="minorHAnsi"/>
-                <w:noProof/>
-              </w:rPr>
-              <w:drawing>
-                <wp:inline distT="0" distB="0" distL="0" distR="0" wp14:anchorId="33C0C5B1" wp14:editId="3709C002">
-                  <wp:extent cx="3227832" cy="2542032"/>
-                  <wp:effectExtent l="0" t="0" r="0" b="0"/>
-                  <wp:docPr id="654878116" name="Graphic 27"/>
-                  <wp:cNvGraphicFramePr>
-                    <a:graphicFrameLocks xmlns:a="http://schemas.openxmlformats.org/drawingml/2006/main" noChangeAspect="1"/>
-                  </wp:cNvGraphicFramePr>
-                  <a:graphic xmlns:a="http://schemas.openxmlformats.org/drawingml/2006/main">
-                    <a:graphicData uri="http://schemas.openxmlformats.org/drawingml/2006/picture">
-                      <pic:pic xmlns:pic="http://schemas.openxmlformats.org/drawingml/2006/picture">
-                        <pic:nvPicPr>
-                          <pic:cNvPr id="654878116" name="Graphic 654878116"/>
-                          <pic:cNvPicPr/>
-                        </pic:nvPicPr>
-                        <pic:blipFill>
-                          <a:blip r:embed="rId9">
-                            <a:extLst>
-                              <a:ext uri="{96DAC541-7B7A-43D3-8B79-37D633B846F1}">
-                                <asvg:svgBlip xmlns:asvg="http://schemas.microsoft.com/office/drawing/2016/SVG/main" r:embed="rId10"/>
-                              </a:ext>
-                            </a:extLst>
-                          </a:blip>
-                          <a:stretch>
-                            <a:fillRect/>
-                          </a:stretch>
-                        </pic:blipFill>
-                        <pic:spPr>
-                          <a:xfrm>
-                            <a:off x="0" y="0"/>
-                            <a:ext cx="3227832" cy="2542032"/>
-                          </a:xfrm>
-                          <a:prstGeom prst="rect">
-                            <a:avLst/>
-                          </a:prstGeom>
-                        </pic:spPr>
-                      </pic:pic>
-                    </a:graphicData>
-                  </a:graphic>
-                </wp:inline>
-              </w:drawing>
-            </w:r>
           </w:p>
         </w:tc>
       </w:tr>
@@ -2366,7 +1864,6 @@
                 <w:i/>
                 <w:iCs/>
               </w:rPr>
-              <w:lastRenderedPageBreak/>
               <w:t xml:space="preserve">Figure </w:t>
             </w:r>
             <w:r>
@@ -2377,7 +1874,7 @@
                 <w:i/>
                 <w:iCs/>
               </w:rPr>
-              <w:t>2</w:t>
+              <w:t>xx</w:t>
             </w:r>
             <w:r>
               <w:rPr>
@@ -2394,30 +1891,6 @@
                 <w:rFonts w:eastAsiaTheme="minorHAnsi"/>
               </w:rPr>
               <w:t xml:space="preserve"> </w:t>
-            </w:r>
-            <w:r>
-              <w:rPr>
-                <w:rFonts w:eastAsiaTheme="minorHAnsi"/>
-              </w:rPr>
-              <w:t>Box model predicted spatial concentration gradient</w:t>
-            </w:r>
-            <w:r>
-              <w:rPr>
-                <w:rFonts w:eastAsiaTheme="minorHAnsi"/>
-              </w:rPr>
-              <w:t>s</w:t>
-            </w:r>
-            <w:r>
-              <w:rPr>
-                <w:rFonts w:eastAsiaTheme="minorHAnsi"/>
-              </w:rPr>
-              <w:t xml:space="preserve"> (a) and concentration</w:t>
-            </w:r>
-            <w:r>
-              <w:rPr>
-                <w:rFonts w:eastAsiaTheme="minorHAnsi"/>
-              </w:rPr>
-              <w:t>s during co-current and counter-current kidney dialysis.</w:t>
             </w:r>
           </w:p>
         </w:tc>
@@ -3133,10 +2606,10 @@
                           <pic:cNvPicPr/>
                         </pic:nvPicPr>
                         <pic:blipFill>
-                          <a:blip r:embed="rId11">
+                          <a:blip r:embed="rId7">
                             <a:extLst>
                               <a:ext uri="{96DAC541-7B7A-43D3-8B79-37D633B846F1}">
-                                <asvg:svgBlip xmlns:asvg="http://schemas.microsoft.com/office/drawing/2016/SVG/main" r:embed="rId12"/>
+                                <asvg:svgBlip xmlns:asvg="http://schemas.microsoft.com/office/drawing/2016/SVG/main" r:embed="rId8"/>
                               </a:ext>
                             </a:extLst>
                           </a:blip>
@@ -3196,10 +2669,10 @@
                           <pic:cNvPicPr/>
                         </pic:nvPicPr>
                         <pic:blipFill>
-                          <a:blip r:embed="rId13">
+                          <a:blip r:embed="rId9">
                             <a:extLst>
                               <a:ext uri="{96DAC541-7B7A-43D3-8B79-37D633B846F1}">
-                                <asvg:svgBlip xmlns:asvg="http://schemas.microsoft.com/office/drawing/2016/SVG/main" r:embed="rId14"/>
+                                <asvg:svgBlip xmlns:asvg="http://schemas.microsoft.com/office/drawing/2016/SVG/main" r:embed="rId10"/>
                               </a:ext>
                             </a:extLst>
                           </a:blip>
@@ -3249,7 +2722,6 @@
                 <w:rFonts w:eastAsiaTheme="minorHAnsi"/>
                 <w:noProof/>
               </w:rPr>
-              <w:lastRenderedPageBreak/>
               <w:drawing>
                 <wp:inline distT="0" distB="0" distL="0" distR="0" wp14:anchorId="21923D97" wp14:editId="1F9A3C50">
                   <wp:extent cx="3227832" cy="2569464"/>
@@ -3266,10 +2738,10 @@
                           <pic:cNvPicPr/>
                         </pic:nvPicPr>
                         <pic:blipFill>
-                          <a:blip r:embed="rId15">
+                          <a:blip r:embed="rId11">
                             <a:extLst>
                               <a:ext uri="{96DAC541-7B7A-43D3-8B79-37D633B846F1}">
-                                <asvg:svgBlip xmlns:asvg="http://schemas.microsoft.com/office/drawing/2016/SVG/main" r:embed="rId16"/>
+                                <asvg:svgBlip xmlns:asvg="http://schemas.microsoft.com/office/drawing/2016/SVG/main" r:embed="rId12"/>
                               </a:ext>
                             </a:extLst>
                           </a:blip>
@@ -3517,6 +2989,7 @@
         <w:rPr>
           <w:rFonts w:eastAsiaTheme="minorEastAsia"/>
         </w:rPr>
+        <w:lastRenderedPageBreak/>
         <w:t xml:space="preserve">The </w:t>
       </w:r>
       <w:r>
@@ -4030,7 +3503,6 @@
                 <w:rFonts w:eastAsiaTheme="minorHAnsi"/>
                 <w:noProof/>
               </w:rPr>
-              <w:lastRenderedPageBreak/>
               <w:drawing>
                 <wp:inline distT="0" distB="0" distL="0" distR="0" wp14:anchorId="41A9E0FB" wp14:editId="0EA8B95A">
                   <wp:extent cx="3227832" cy="2569464"/>
@@ -4047,10 +3519,10 @@
                           <pic:cNvPicPr/>
                         </pic:nvPicPr>
                         <pic:blipFill>
-                          <a:blip r:embed="rId17">
+                          <a:blip r:embed="rId13">
                             <a:extLst>
                               <a:ext uri="{96DAC541-7B7A-43D3-8B79-37D633B846F1}">
-                                <asvg:svgBlip xmlns:asvg="http://schemas.microsoft.com/office/drawing/2016/SVG/main" r:embed="rId18"/>
+                                <asvg:svgBlip xmlns:asvg="http://schemas.microsoft.com/office/drawing/2016/SVG/main" r:embed="rId14"/>
                               </a:ext>
                             </a:extLst>
                           </a:blip>
@@ -4110,10 +3582,10 @@
                           <pic:cNvPicPr/>
                         </pic:nvPicPr>
                         <pic:blipFill>
-                          <a:blip r:embed="rId19">
+                          <a:blip r:embed="rId15">
                             <a:extLst>
                               <a:ext uri="{96DAC541-7B7A-43D3-8B79-37D633B846F1}">
-                                <asvg:svgBlip xmlns:asvg="http://schemas.microsoft.com/office/drawing/2016/SVG/main" r:embed="rId20"/>
+                                <asvg:svgBlip xmlns:asvg="http://schemas.microsoft.com/office/drawing/2016/SVG/main" r:embed="rId16"/>
                               </a:ext>
                             </a:extLst>
                           </a:blip>
@@ -4176,10 +3648,10 @@
                           <pic:cNvPicPr/>
                         </pic:nvPicPr>
                         <pic:blipFill>
-                          <a:blip r:embed="rId21">
+                          <a:blip r:embed="rId17">
                             <a:extLst>
                               <a:ext uri="{96DAC541-7B7A-43D3-8B79-37D633B846F1}">
-                                <asvg:svgBlip xmlns:asvg="http://schemas.microsoft.com/office/drawing/2016/SVG/main" r:embed="rId22"/>
+                                <asvg:svgBlip xmlns:asvg="http://schemas.microsoft.com/office/drawing/2016/SVG/main" r:embed="rId18"/>
                               </a:ext>
                             </a:extLst>
                           </a:blip>
@@ -4228,6 +3700,7 @@
                 <w:i/>
                 <w:iCs/>
               </w:rPr>
+              <w:lastRenderedPageBreak/>
               <w:t xml:space="preserve">Figure </w:t>
             </w:r>
             <w:r>
@@ -4895,10 +4368,10 @@
                           <pic:cNvPicPr/>
                         </pic:nvPicPr>
                         <pic:blipFill>
-                          <a:blip r:embed="rId23">
+                          <a:blip r:embed="rId19">
                             <a:extLst>
                               <a:ext uri="{96DAC541-7B7A-43D3-8B79-37D633B846F1}">
-                                <asvg:svgBlip xmlns:asvg="http://schemas.microsoft.com/office/drawing/2016/SVG/main" r:embed="rId24"/>
+                                <asvg:svgBlip xmlns:asvg="http://schemas.microsoft.com/office/drawing/2016/SVG/main" r:embed="rId20"/>
                               </a:ext>
                             </a:extLst>
                           </a:blip>
@@ -5227,6 +4700,7 @@
         <w:rPr>
           <w:rFonts w:eastAsiaTheme="minorEastAsia"/>
         </w:rPr>
+        <w:lastRenderedPageBreak/>
         <w:t>The experimental results</w:t>
       </w:r>
       <w:r>
@@ -5656,7 +5130,6 @@
         <w:rPr>
           <w:rFonts w:eastAsiaTheme="minorHAnsi"/>
         </w:rPr>
-        <w:lastRenderedPageBreak/>
         <w:t>The combined spatial-temporal analysis reveals a coherent mechanistic pi</w:t>
       </w:r>
       <w:r>
@@ -9139,7 +8612,7 @@
       </w:r>
     </w:p>
     <w:sectPr>
-      <w:footerReference w:type="default" r:id="rId25"/>
+      <w:footerReference w:type="default" r:id="rId21"/>
       <w:pgSz w:w="12240" w:h="15840"/>
       <w:pgMar w:top="1440" w:right="1080" w:bottom="1440" w:left="1080" w:header="720" w:footer="720" w:gutter="0"/>
       <w:cols w:space="720"/>

--- a/report/asfaw_paudel_hair_follicle_modeling.docx
+++ b/report/asfaw_paudel_hair_follicle_modeling.docx
@@ -292,21 +292,7 @@
         <w:rPr>
           <w:rFonts w:eastAsiaTheme="minorHAnsi"/>
         </w:rPr>
-        <w:t xml:space="preserve">Hair follicles undergo a cyclic process consisting of three primary phases: anagen (growth phase), catagen (transition phase), and telogen (resting phase). Transitions between these phases are regulated by complex interactions of biochemical signals, including proteins such as </w:t>
-      </w:r>
-      <w:proofErr w:type="spellStart"/>
-      <w:r>
-        <w:rPr>
-          <w:rFonts w:eastAsiaTheme="minorHAnsi"/>
-        </w:rPr>
-        <w:t>Wnt</w:t>
-      </w:r>
-      <w:proofErr w:type="spellEnd"/>
-      <w:r>
-        <w:rPr>
-          <w:rFonts w:eastAsiaTheme="minorHAnsi"/>
-        </w:rPr>
-        <w:t xml:space="preserve"> and various hormones. Over the years, several studies have proposed mathematical models—particularly systems of ordinary differential equations (ODEs)—to capture these dynamics. For example, Al-Nuaimi et al. (2012) introduced a compartment-based model demonstrating oscillatory switching between growth and resting states, while Wang et al. (2017) developed a multi-scale framework to model spatial propagation of follicle activation. More recently, Alzubadi (2024) incorporated immune system interactions to better explain pathological conditions such as alopecia.</w:t>
+        <w:t>Hair follicles undergo a cyclic process consisting of three primary phases: anagen (growth phase), catagen (transition phase), and telogen (resting phase). Transitions between these phases are regulated by complex interactions of biochemical signals, including proteins such as Wnt and various hormones. Over the years, several studies have proposed mathematical models—particularly systems of ordinary differential equations (ODEs)—to capture these dynamics. For example, Al-Nuaimi et al. (2012) introduced a compartment-based model demonstrating oscillatory switching between growth and resting states, while Wang et al. (2017) developed a multi-scale framework to model spatial propagation of follicle activation. More recently, Alzubadi (2024) incorporated immune system interactions to better explain pathological conditions such as alopecia.</w:t>
       </w:r>
     </w:p>
     <w:p>
@@ -786,21 +772,7 @@
               <w:rPr>
                 <w:bCs/>
               </w:rPr>
-              <w:t xml:space="preserve">Catagen to </w:t>
-            </w:r>
-            <w:proofErr w:type="spellStart"/>
-            <w:r>
-              <w:rPr>
-                <w:bCs/>
-              </w:rPr>
-              <w:t>Telogent</w:t>
-            </w:r>
-            <w:proofErr w:type="spellEnd"/>
-            <w:r>
-              <w:rPr>
-                <w:bCs/>
-              </w:rPr>
-              <w:t xml:space="preserve"> transit rate</w:t>
+              <w:t>Catagen to Telogent transit rate</w:t>
             </w:r>
           </w:p>
         </w:tc>
@@ -1127,19 +1099,11 @@
                 <w:bCs/>
               </w:rPr>
             </w:pPr>
-            <w:proofErr w:type="spellStart"/>
             <w:r>
               <w:rPr>
                 <w:bCs/>
               </w:rPr>
-              <w:t>Wnt</w:t>
-            </w:r>
-            <w:proofErr w:type="spellEnd"/>
-            <w:r>
-              <w:rPr>
-                <w:bCs/>
-              </w:rPr>
-              <w:t>/FGF5</w:t>
+              <w:t>Wnt/FGF5</w:t>
             </w:r>
             <w:r>
               <w:rPr>
@@ -1801,8 +1765,7 @@
         <w:tblLook w:val="04A0" w:firstRow="1" w:lastRow="0" w:firstColumn="1" w:lastColumn="0" w:noHBand="0" w:noVBand="1"/>
       </w:tblPr>
       <w:tblGrid>
-        <w:gridCol w:w="5035"/>
-        <w:gridCol w:w="5035"/>
+        <w:gridCol w:w="10070"/>
       </w:tblGrid>
       <w:tr>
         <w:trPr>
@@ -1810,7 +1773,7 @@
         </w:trPr>
         <w:tc>
           <w:tcPr>
-            <w:tcW w:w="5035" w:type="dxa"/>
+            <w:tcW w:w="10070" w:type="dxa"/>
           </w:tcPr>
           <w:p>
             <w:pPr>
@@ -1822,22 +1785,59 @@
                 <w:rFonts w:eastAsiaTheme="minorHAnsi"/>
               </w:rPr>
             </w:pPr>
-          </w:p>
-        </w:tc>
-        <w:tc>
-          <w:tcPr>
-            <w:tcW w:w="5035" w:type="dxa"/>
-          </w:tcPr>
-          <w:p>
-            <w:pPr>
-              <w:pStyle w:val="NormalWeb"/>
-              <w:spacing w:before="0" w:beforeAutospacing="0" w:after="0" w:afterAutospacing="0"/>
-              <w:contextualSpacing/>
-              <w:jc w:val="both"/>
-              <w:rPr>
-                <w:rFonts w:eastAsiaTheme="minorHAnsi"/>
-              </w:rPr>
-            </w:pPr>
+            <w:r>
+              <w:rPr>
+                <w:noProof/>
+              </w:rPr>
+              <w:drawing>
+                <wp:inline distT="0" distB="0" distL="0" distR="0" wp14:anchorId="13CE19DE" wp14:editId="010714D2">
+                  <wp:extent cx="6400800" cy="4093845"/>
+                  <wp:effectExtent l="0" t="0" r="0" b="1905"/>
+                  <wp:docPr id="368633110" name="Picture 1"/>
+                  <wp:cNvGraphicFramePr>
+                    <a:graphicFrameLocks xmlns:a="http://schemas.openxmlformats.org/drawingml/2006/main" noChangeAspect="1"/>
+                  </wp:cNvGraphicFramePr>
+                  <a:graphic xmlns:a="http://schemas.openxmlformats.org/drawingml/2006/main">
+                    <a:graphicData uri="http://schemas.openxmlformats.org/drawingml/2006/picture">
+                      <pic:pic xmlns:pic="http://schemas.openxmlformats.org/drawingml/2006/picture">
+                        <pic:nvPicPr>
+                          <pic:cNvPr id="0" name="Picture 1"/>
+                          <pic:cNvPicPr>
+                            <a:picLocks noChangeAspect="1" noChangeArrowheads="1"/>
+                          </pic:cNvPicPr>
+                        </pic:nvPicPr>
+                        <pic:blipFill>
+                          <a:blip r:embed="rId7">
+                            <a:extLst>
+                              <a:ext uri="{28A0092B-C50C-407E-A947-70E740481C1C}">
+                                <a14:useLocalDpi xmlns:a14="http://schemas.microsoft.com/office/drawing/2010/main" val="0"/>
+                              </a:ext>
+                            </a:extLst>
+                          </a:blip>
+                          <a:srcRect/>
+                          <a:stretch>
+                            <a:fillRect/>
+                          </a:stretch>
+                        </pic:blipFill>
+                        <pic:spPr bwMode="auto">
+                          <a:xfrm>
+                            <a:off x="0" y="0"/>
+                            <a:ext cx="6400800" cy="4093845"/>
+                          </a:xfrm>
+                          <a:prstGeom prst="rect">
+                            <a:avLst/>
+                          </a:prstGeom>
+                          <a:noFill/>
+                          <a:ln>
+                            <a:noFill/>
+                          </a:ln>
+                        </pic:spPr>
+                      </pic:pic>
+                    </a:graphicData>
+                  </a:graphic>
+                </wp:inline>
+              </w:drawing>
+            </w:r>
           </w:p>
         </w:tc>
       </w:tr>
@@ -1845,7 +1845,6 @@
         <w:tc>
           <w:tcPr>
             <w:tcW w:w="10070" w:type="dxa"/>
-            <w:gridSpan w:val="2"/>
           </w:tcPr>
           <w:p>
             <w:pPr>
@@ -2049,7 +2048,14 @@
         <w:rPr>
           <w:rFonts w:eastAsiaTheme="minorEastAsia"/>
         </w:rPr>
-        <w:t xml:space="preserve"> flow when K</w:t>
+        <w:t xml:space="preserve"> flow </w:t>
+      </w:r>
+      <w:r>
+        <w:rPr>
+          <w:rFonts w:eastAsiaTheme="minorEastAsia"/>
+        </w:rPr>
+        <w:lastRenderedPageBreak/>
+        <w:t>when K</w:t>
       </w:r>
       <w:r>
         <w:rPr>
@@ -2606,10 +2612,10 @@
                           <pic:cNvPicPr/>
                         </pic:nvPicPr>
                         <pic:blipFill>
-                          <a:blip r:embed="rId7">
+                          <a:blip r:embed="rId8">
                             <a:extLst>
                               <a:ext uri="{96DAC541-7B7A-43D3-8B79-37D633B846F1}">
-                                <asvg:svgBlip xmlns:asvg="http://schemas.microsoft.com/office/drawing/2016/SVG/main" r:embed="rId8"/>
+                                <asvg:svgBlip xmlns:asvg="http://schemas.microsoft.com/office/drawing/2016/SVG/main" r:embed="rId9"/>
                               </a:ext>
                             </a:extLst>
                           </a:blip>
@@ -2669,10 +2675,10 @@
                           <pic:cNvPicPr/>
                         </pic:nvPicPr>
                         <pic:blipFill>
-                          <a:blip r:embed="rId9">
+                          <a:blip r:embed="rId10">
                             <a:extLst>
                               <a:ext uri="{96DAC541-7B7A-43D3-8B79-37D633B846F1}">
-                                <asvg:svgBlip xmlns:asvg="http://schemas.microsoft.com/office/drawing/2016/SVG/main" r:embed="rId10"/>
+                                <asvg:svgBlip xmlns:asvg="http://schemas.microsoft.com/office/drawing/2016/SVG/main" r:embed="rId11"/>
                               </a:ext>
                             </a:extLst>
                           </a:blip>
@@ -2722,6 +2728,7 @@
                 <w:rFonts w:eastAsiaTheme="minorHAnsi"/>
                 <w:noProof/>
               </w:rPr>
+              <w:lastRenderedPageBreak/>
               <w:drawing>
                 <wp:inline distT="0" distB="0" distL="0" distR="0" wp14:anchorId="21923D97" wp14:editId="1F9A3C50">
                   <wp:extent cx="3227832" cy="2569464"/>
@@ -2738,10 +2745,10 @@
                           <pic:cNvPicPr/>
                         </pic:nvPicPr>
                         <pic:blipFill>
-                          <a:blip r:embed="rId11">
+                          <a:blip r:embed="rId12">
                             <a:extLst>
                               <a:ext uri="{96DAC541-7B7A-43D3-8B79-37D633B846F1}">
-                                <asvg:svgBlip xmlns:asvg="http://schemas.microsoft.com/office/drawing/2016/SVG/main" r:embed="rId12"/>
+                                <asvg:svgBlip xmlns:asvg="http://schemas.microsoft.com/office/drawing/2016/SVG/main" r:embed="rId13"/>
                               </a:ext>
                             </a:extLst>
                           </a:blip>
@@ -2989,7 +2996,6 @@
         <w:rPr>
           <w:rFonts w:eastAsiaTheme="minorEastAsia"/>
         </w:rPr>
-        <w:lastRenderedPageBreak/>
         <w:t xml:space="preserve">The </w:t>
       </w:r>
       <w:r>
@@ -3503,6 +3509,7 @@
                 <w:rFonts w:eastAsiaTheme="minorHAnsi"/>
                 <w:noProof/>
               </w:rPr>
+              <w:lastRenderedPageBreak/>
               <w:drawing>
                 <wp:inline distT="0" distB="0" distL="0" distR="0" wp14:anchorId="41A9E0FB" wp14:editId="0EA8B95A">
                   <wp:extent cx="3227832" cy="2569464"/>
@@ -3519,10 +3526,10 @@
                           <pic:cNvPicPr/>
                         </pic:nvPicPr>
                         <pic:blipFill>
-                          <a:blip r:embed="rId13">
+                          <a:blip r:embed="rId14">
                             <a:extLst>
                               <a:ext uri="{96DAC541-7B7A-43D3-8B79-37D633B846F1}">
-                                <asvg:svgBlip xmlns:asvg="http://schemas.microsoft.com/office/drawing/2016/SVG/main" r:embed="rId14"/>
+                                <asvg:svgBlip xmlns:asvg="http://schemas.microsoft.com/office/drawing/2016/SVG/main" r:embed="rId15"/>
                               </a:ext>
                             </a:extLst>
                           </a:blip>
@@ -3582,10 +3589,10 @@
                           <pic:cNvPicPr/>
                         </pic:nvPicPr>
                         <pic:blipFill>
-                          <a:blip r:embed="rId15">
+                          <a:blip r:embed="rId16">
                             <a:extLst>
                               <a:ext uri="{96DAC541-7B7A-43D3-8B79-37D633B846F1}">
-                                <asvg:svgBlip xmlns:asvg="http://schemas.microsoft.com/office/drawing/2016/SVG/main" r:embed="rId16"/>
+                                <asvg:svgBlip xmlns:asvg="http://schemas.microsoft.com/office/drawing/2016/SVG/main" r:embed="rId17"/>
                               </a:ext>
                             </a:extLst>
                           </a:blip>
@@ -3648,10 +3655,10 @@
                           <pic:cNvPicPr/>
                         </pic:nvPicPr>
                         <pic:blipFill>
-                          <a:blip r:embed="rId17">
+                          <a:blip r:embed="rId18">
                             <a:extLst>
                               <a:ext uri="{96DAC541-7B7A-43D3-8B79-37D633B846F1}">
-                                <asvg:svgBlip xmlns:asvg="http://schemas.microsoft.com/office/drawing/2016/SVG/main" r:embed="rId18"/>
+                                <asvg:svgBlip xmlns:asvg="http://schemas.microsoft.com/office/drawing/2016/SVG/main" r:embed="rId19"/>
                               </a:ext>
                             </a:extLst>
                           </a:blip>
@@ -3700,7 +3707,6 @@
                 <w:i/>
                 <w:iCs/>
               </w:rPr>
-              <w:lastRenderedPageBreak/>
               <w:t xml:space="preserve">Figure </w:t>
             </w:r>
             <w:r>
@@ -4368,10 +4374,10 @@
                           <pic:cNvPicPr/>
                         </pic:nvPicPr>
                         <pic:blipFill>
-                          <a:blip r:embed="rId19">
+                          <a:blip r:embed="rId20">
                             <a:extLst>
                               <a:ext uri="{96DAC541-7B7A-43D3-8B79-37D633B846F1}">
-                                <asvg:svgBlip xmlns:asvg="http://schemas.microsoft.com/office/drawing/2016/SVG/main" r:embed="rId20"/>
+                                <asvg:svgBlip xmlns:asvg="http://schemas.microsoft.com/office/drawing/2016/SVG/main" r:embed="rId21"/>
                               </a:ext>
                             </a:extLst>
                           </a:blip>
@@ -4700,7 +4706,6 @@
         <w:rPr>
           <w:rFonts w:eastAsiaTheme="minorEastAsia"/>
         </w:rPr>
-        <w:lastRenderedPageBreak/>
         <w:t>The experimental results</w:t>
       </w:r>
       <w:r>
@@ -5130,6 +5135,7 @@
         <w:rPr>
           <w:rFonts w:eastAsiaTheme="minorHAnsi"/>
         </w:rPr>
+        <w:lastRenderedPageBreak/>
         <w:t>The combined spatial-temporal analysis reveals a coherent mechanistic pi</w:t>
       </w:r>
       <w:r>
@@ -8612,7 +8618,7 @@
       </w:r>
     </w:p>
     <w:sectPr>
-      <w:footerReference w:type="default" r:id="rId21"/>
+      <w:footerReference w:type="default" r:id="rId22"/>
       <w:pgSz w:w="12240" w:h="15840"/>
       <w:pgMar w:top="1440" w:right="1080" w:bottom="1440" w:left="1080" w:header="720" w:footer="720" w:gutter="0"/>
       <w:cols w:space="720"/>

--- a/report/asfaw_paudel_hair_follicle_modeling.docx
+++ b/report/asfaw_paudel_hair_follicle_modeling.docx
@@ -1,6 +1,6 @@
 
 <file path=word/document.xml><?xml version="1.0" encoding="utf-8"?>
-<w:document xmlns:wpc="http://schemas.microsoft.com/office/word/2010/wordprocessingCanvas" xmlns:cx="http://schemas.microsoft.com/office/drawing/2014/chartex" xmlns:cx1="http://schemas.microsoft.com/office/drawing/2015/9/8/chartex" xmlns:cx2="http://schemas.microsoft.com/office/drawing/2015/10/21/chartex" xmlns:cx3="http://schemas.microsoft.com/office/drawing/2016/5/9/chartex" xmlns:cx4="http://schemas.microsoft.com/office/drawing/2016/5/10/chartex" xmlns:cx5="http://schemas.microsoft.com/office/drawing/2016/5/11/chartex" xmlns:cx6="http://schemas.microsoft.com/office/drawing/2016/5/12/chartex" xmlns:cx7="http://schemas.microsoft.com/office/drawing/2016/5/13/chartex" xmlns:cx8="http://schemas.microsoft.com/office/drawing/2016/5/14/chartex" xmlns:mc="http://schemas.openxmlformats.org/markup-compatibility/2006" xmlns:aink="http://schemas.microsoft.com/office/drawing/2016/ink" xmlns:am3d="http://schemas.microsoft.com/office/drawing/2017/model3d" xmlns:o="urn:schemas-microsoft-com:office:office" xmlns:oel="http://schemas.microsoft.com/office/2019/extlst" xmlns:r="http://schemas.openxmlformats.org/officeDocument/2006/relationships" xmlns:m="http://schemas.openxmlformats.org/officeDocument/2006/math" xmlns:v="urn:schemas-microsoft-com:vml" xmlns:wp14="http://schemas.microsoft.com/office/word/2010/wordprocessingDrawing" xmlns:wp="http://schemas.openxmlformats.org/drawingml/2006/wordprocessingDrawing" xmlns:w10="urn:schemas-microsoft-com:office:word" xmlns:w="http://schemas.openxmlformats.org/wordprocessingml/2006/main" xmlns:w14="http://schemas.microsoft.com/office/word/2010/wordml" xmlns:w15="http://schemas.microsoft.com/office/word/2012/wordml" xmlns:w16cex="http://schemas.microsoft.com/office/word/2018/wordml/cex" xmlns:w16cid="http://schemas.microsoft.com/office/word/2016/wordml/cid" xmlns:w16="http://schemas.microsoft.com/office/word/2018/wordml" xmlns:w16du="http://schemas.microsoft.com/office/word/2023/wordml/word16du" xmlns:w16sdtdh="http://schemas.microsoft.com/office/word/2020/wordml/sdtdatahash" xmlns:w16sdtfl="http://schemas.microsoft.com/office/word/2024/wordml/sdtformatlock" xmlns:w16se="http://schemas.microsoft.com/office/word/2015/wordml/symex" xmlns:wpg="http://schemas.microsoft.com/office/word/2010/wordprocessingGroup" xmlns:wpi="http://schemas.microsoft.com/office/word/2010/wordprocessingInk" xmlns:wne="http://schemas.microsoft.com/office/word/2006/wordml" xmlns:wps="http://schemas.microsoft.com/office/word/2010/wordprocessingShape" mc:Ignorable="w14 w15 w16se w16cid w16 w16cex w16sdtdh w16sdtfl w16du wp14">
+<w:document xmlns:wpc="http://schemas.microsoft.com/office/word/2010/wordprocessingCanvas" xmlns:cx="http://schemas.microsoft.com/office/drawing/2014/chartex" xmlns:cx1="http://schemas.microsoft.com/office/drawing/2015/9/8/chartex" xmlns:cx2="http://schemas.microsoft.com/office/drawing/2015/10/21/chartex" xmlns:cx3="http://schemas.microsoft.com/office/drawing/2016/5/9/chartex" xmlns:cx4="http://schemas.microsoft.com/office/drawing/2016/5/10/chartex" xmlns:cx5="http://schemas.microsoft.com/office/drawing/2016/5/11/chartex" xmlns:cx6="http://schemas.microsoft.com/office/drawing/2016/5/12/chartex" xmlns:cx7="http://schemas.microsoft.com/office/drawing/2016/5/13/chartex" xmlns:cx8="http://schemas.microsoft.com/office/drawing/2016/5/14/chartex" xmlns:mc="http://schemas.openxmlformats.org/markup-compatibility/2006" xmlns:aink="http://schemas.microsoft.com/office/drawing/2016/ink" xmlns:am3d="http://schemas.microsoft.com/office/drawing/2017/model3d" xmlns:o="urn:schemas-microsoft-com:office:office" xmlns:r="http://schemas.openxmlformats.org/officeDocument/2006/relationships" xmlns:m="http://schemas.openxmlformats.org/officeDocument/2006/math" xmlns:v="urn:schemas-microsoft-com:vml" xmlns:wp14="http://schemas.microsoft.com/office/word/2010/wordprocessingDrawing" xmlns:wp="http://schemas.openxmlformats.org/drawingml/2006/wordprocessingDrawing" xmlns:w10="urn:schemas-microsoft-com:office:word" xmlns:w="http://schemas.openxmlformats.org/wordprocessingml/2006/main" xmlns:w14="http://schemas.microsoft.com/office/word/2010/wordml" xmlns:w15="http://schemas.microsoft.com/office/word/2012/wordml" xmlns:w16cid="http://schemas.microsoft.com/office/word/2016/wordml/cid" xmlns:w16se="http://schemas.microsoft.com/office/word/2015/wordml/symex" xmlns:wpg="http://schemas.microsoft.com/office/word/2010/wordprocessingGroup" xmlns:wpi="http://schemas.microsoft.com/office/word/2010/wordprocessingInk" xmlns:wne="http://schemas.microsoft.com/office/word/2006/wordml" xmlns:wps="http://schemas.microsoft.com/office/word/2010/wordprocessingShape" mc:Ignorable="w14 w15 w16se w16cid wp14">
   <w:body>
     <w:p>
       <w:pPr>
@@ -400,7 +400,7 @@
         <w:rPr>
           <w:rFonts w:eastAsiaTheme="minorHAnsi"/>
         </w:rPr>
-        <w:t xml:space="preserve"> of </w:t>
+        <w:t xml:space="preserve">of </w:t>
       </w:r>
       <w:r>
         <w:rPr>
@@ -466,6 +466,81 @@
         <w:rPr>
           <w:rFonts w:eastAsiaTheme="minorHAnsi"/>
         </w:rPr>
+      </w:pPr>
+    </w:p>
+    <w:p>
+      <w:r>
+        <w:t>The compartmental structure of the hair follicle life cycle—comprising the anagen, catagen, and telogen phases—is illustrated in the figure below.</w:t>
+      </w:r>
+    </w:p>
+    <w:p>
+      <w:pPr>
+        <w:tabs>
+          <w:tab w:val="left" w:pos="3500"/>
+        </w:tabs>
+        <w:jc w:val="center"/>
+      </w:pPr>
+      <w:r>
+        <w:rPr>
+          <w:noProof/>
+        </w:rPr>
+        <w:drawing>
+          <wp:inline distT="0" distB="0" distL="0" distR="0" wp14:anchorId="76768EAB" wp14:editId="17CFD848">
+            <wp:extent cx="1215958" cy="2993127"/>
+            <wp:effectExtent l="0" t="0" r="3810" b="4445"/>
+            <wp:docPr id="1" name="Picture 1"/>
+            <wp:cNvGraphicFramePr>
+              <a:graphicFrameLocks xmlns:a="http://schemas.openxmlformats.org/drawingml/2006/main" noChangeAspect="1"/>
+            </wp:cNvGraphicFramePr>
+            <a:graphic xmlns:a="http://schemas.openxmlformats.org/drawingml/2006/main">
+              <a:graphicData uri="http://schemas.openxmlformats.org/drawingml/2006/picture">
+                <pic:pic xmlns:pic="http://schemas.openxmlformats.org/drawingml/2006/picture">
+                  <pic:nvPicPr>
+                    <pic:cNvPr id="1" name="01a_hair_cycle_diagram_TD.png"/>
+                    <pic:cNvPicPr/>
+                  </pic:nvPicPr>
+                  <pic:blipFill>
+                    <a:blip r:embed="rId7">
+                      <a:extLst>
+                        <a:ext uri="{28A0092B-C50C-407E-A947-70E740481C1C}">
+                          <a14:useLocalDpi xmlns:a14="http://schemas.microsoft.com/office/drawing/2010/main" val="0"/>
+                        </a:ext>
+                      </a:extLst>
+                    </a:blip>
+                    <a:stretch>
+                      <a:fillRect/>
+                    </a:stretch>
+                  </pic:blipFill>
+                  <pic:spPr>
+                    <a:xfrm>
+                      <a:off x="0" y="0"/>
+                      <a:ext cx="1216269" cy="2993893"/>
+                    </a:xfrm>
+                    <a:prstGeom prst="rect">
+                      <a:avLst/>
+                    </a:prstGeom>
+                  </pic:spPr>
+                </pic:pic>
+              </a:graphicData>
+            </a:graphic>
+          </wp:inline>
+        </w:drawing>
+      </w:r>
+    </w:p>
+    <w:p>
+      <w:pPr>
+        <w:tabs>
+          <w:tab w:val="left" w:pos="3500"/>
+        </w:tabs>
+        <w:jc w:val="center"/>
+      </w:pPr>
+    </w:p>
+    <w:p>
+      <w:pPr>
+        <w:tabs>
+          <w:tab w:val="left" w:pos="3500"/>
+        </w:tabs>
+        <w:jc w:val="center"/>
       </w:pPr>
     </w:p>
     <w:p>
@@ -484,28 +559,268 @@
         <w:spacing w:after="120"/>
         <w:ind w:left="0"/>
         <w:contextualSpacing w:val="0"/>
-        <w:rPr>
-          <w:b/>
-        </w:rPr>
-      </w:pPr>
-      <w:r>
-        <w:rPr>
-          <w:b/>
-        </w:rPr>
-        <w:t>Parameter ranges and descriptions</w:t>
-      </w:r>
-      <w:r>
-        <w:rPr>
-          <w:b/>
-        </w:rPr>
-        <w:t>.</w:t>
-      </w:r>
-      <w:r>
-        <w:rPr>
-          <w:b/>
-        </w:rPr>
-        <w:t xml:space="preserve"> </w:t>
-      </w:r>
+      </w:pPr>
+      <w:r>
+        <w:t xml:space="preserve">The SIR-like model </w:t>
+      </w:r>
+      <w:r>
+        <w:t>equation is:</w:t>
+      </w:r>
+    </w:p>
+    <w:p>
+      <w:pPr>
+        <w:pStyle w:val="BodyText"/>
+      </w:pPr>
+      <m:oMathPara>
+        <m:oMathParaPr>
+          <m:jc m:val="center"/>
+        </m:oMathParaPr>
+        <m:oMath>
+          <m:f>
+            <m:fPr>
+              <m:ctrlPr>
+                <w:rPr>
+                  <w:rFonts w:ascii="Cambria Math" w:hAnsi="Cambria Math"/>
+                </w:rPr>
+              </m:ctrlPr>
+            </m:fPr>
+            <m:num>
+              <m:r>
+                <w:rPr>
+                  <w:rFonts w:ascii="Cambria Math" w:hAnsi="Cambria Math"/>
+                </w:rPr>
+                <m:t>d</m:t>
+              </m:r>
+              <m:r>
+                <w:rPr>
+                  <w:rFonts w:ascii="Cambria Math" w:hAnsi="Cambria Math"/>
+                </w:rPr>
+                <m:t>A</m:t>
+              </m:r>
+            </m:num>
+            <m:den>
+              <m:r>
+                <w:rPr>
+                  <w:rFonts w:ascii="Cambria Math" w:hAnsi="Cambria Math"/>
+                </w:rPr>
+                <m:t>dt</m:t>
+              </m:r>
+            </m:den>
+          </m:f>
+          <m:r>
+            <m:rPr>
+              <m:sty m:val="p"/>
+            </m:rPr>
+            <w:rPr>
+              <w:rFonts w:ascii="Cambria Math" w:hAnsi="Cambria Math"/>
+            </w:rPr>
+            <m:t>=</m:t>
+          </m:r>
+          <m:r>
+            <w:rPr>
+              <w:rFonts w:ascii="Cambria Math" w:hAnsi="Cambria Math"/>
+            </w:rPr>
+            <m:t>α</m:t>
+          </m:r>
+          <m:r>
+            <w:rPr>
+              <w:rFonts w:ascii="Cambria Math" w:hAnsi="Cambria Math"/>
+            </w:rPr>
+            <m:t>T</m:t>
+          </m:r>
+          <m:r>
+            <m:rPr>
+              <m:sty m:val="p"/>
+            </m:rPr>
+            <w:rPr>
+              <w:rFonts w:ascii="Cambria Math" w:hAnsi="Cambria Math"/>
+            </w:rPr>
+            <m:t>-</m:t>
+          </m:r>
+          <m:r>
+            <w:rPr>
+              <w:rFonts w:ascii="Cambria Math" w:hAnsi="Cambria Math"/>
+            </w:rPr>
+            <m:t>β</m:t>
+          </m:r>
+          <m:r>
+            <w:rPr>
+              <w:rFonts w:ascii="Cambria Math" w:hAnsi="Cambria Math"/>
+            </w:rPr>
+            <m:t>A</m:t>
+          </m:r>
+        </m:oMath>
+      </m:oMathPara>
+    </w:p>
+    <w:p>
+      <w:pPr>
+        <w:pStyle w:val="FirstParagraph"/>
+      </w:pPr>
+      <m:oMathPara>
+        <m:oMathParaPr>
+          <m:jc m:val="center"/>
+        </m:oMathParaPr>
+        <m:oMath>
+          <m:f>
+            <m:fPr>
+              <m:ctrlPr>
+                <w:rPr>
+                  <w:rFonts w:ascii="Cambria Math" w:hAnsi="Cambria Math"/>
+                </w:rPr>
+              </m:ctrlPr>
+            </m:fPr>
+            <m:num>
+              <m:r>
+                <w:rPr>
+                  <w:rFonts w:ascii="Cambria Math" w:hAnsi="Cambria Math"/>
+                </w:rPr>
+                <m:t>d</m:t>
+              </m:r>
+              <m:r>
+                <w:rPr>
+                  <w:rFonts w:ascii="Cambria Math" w:hAnsi="Cambria Math"/>
+                </w:rPr>
+                <m:t>C</m:t>
+              </m:r>
+            </m:num>
+            <m:den>
+              <m:r>
+                <w:rPr>
+                  <w:rFonts w:ascii="Cambria Math" w:hAnsi="Cambria Math"/>
+                </w:rPr>
+                <m:t>dt</m:t>
+              </m:r>
+            </m:den>
+          </m:f>
+          <m:r>
+            <m:rPr>
+              <m:sty m:val="p"/>
+            </m:rPr>
+            <w:rPr>
+              <w:rFonts w:ascii="Cambria Math" w:hAnsi="Cambria Math"/>
+            </w:rPr>
+            <m:t>=</m:t>
+          </m:r>
+          <m:r>
+            <w:rPr>
+              <w:rFonts w:ascii="Cambria Math" w:hAnsi="Cambria Math"/>
+            </w:rPr>
+            <m:t>β</m:t>
+          </m:r>
+          <m:r>
+            <w:rPr>
+              <w:rFonts w:ascii="Cambria Math" w:hAnsi="Cambria Math"/>
+            </w:rPr>
+            <m:t>A</m:t>
+          </m:r>
+          <m:r>
+            <m:rPr>
+              <m:sty m:val="p"/>
+            </m:rPr>
+            <w:rPr>
+              <w:rFonts w:ascii="Cambria Math" w:hAnsi="Cambria Math"/>
+            </w:rPr>
+            <m:t>-</m:t>
+          </m:r>
+          <m:r>
+            <w:rPr>
+              <w:rFonts w:ascii="Cambria Math" w:hAnsi="Cambria Math"/>
+            </w:rPr>
+            <m:t>γ</m:t>
+          </m:r>
+          <m:r>
+            <w:rPr>
+              <w:rFonts w:ascii="Cambria Math" w:hAnsi="Cambria Math"/>
+            </w:rPr>
+            <m:t>C</m:t>
+          </m:r>
+        </m:oMath>
+      </m:oMathPara>
+    </w:p>
+    <w:p>
+      <w:pPr>
+        <w:pStyle w:val="FirstParagraph"/>
+      </w:pPr>
+      <m:oMathPara>
+        <m:oMathParaPr>
+          <m:jc m:val="center"/>
+        </m:oMathParaPr>
+        <m:oMath>
+          <m:f>
+            <m:fPr>
+              <m:ctrlPr>
+                <w:rPr>
+                  <w:rFonts w:ascii="Cambria Math" w:hAnsi="Cambria Math"/>
+                </w:rPr>
+              </m:ctrlPr>
+            </m:fPr>
+            <m:num>
+              <m:r>
+                <w:rPr>
+                  <w:rFonts w:ascii="Cambria Math" w:hAnsi="Cambria Math"/>
+                </w:rPr>
+                <m:t>d</m:t>
+              </m:r>
+              <m:r>
+                <w:rPr>
+                  <w:rFonts w:ascii="Cambria Math" w:hAnsi="Cambria Math"/>
+                </w:rPr>
+                <m:t>T</m:t>
+              </m:r>
+            </m:num>
+            <m:den>
+              <m:r>
+                <w:rPr>
+                  <w:rFonts w:ascii="Cambria Math" w:hAnsi="Cambria Math"/>
+                </w:rPr>
+                <m:t>dt</m:t>
+              </m:r>
+            </m:den>
+          </m:f>
+          <m:r>
+            <m:rPr>
+              <m:sty m:val="p"/>
+            </m:rPr>
+            <w:rPr>
+              <w:rFonts w:ascii="Cambria Math" w:hAnsi="Cambria Math"/>
+            </w:rPr>
+            <m:t>=</m:t>
+          </m:r>
+          <m:r>
+            <w:rPr>
+              <w:rFonts w:ascii="Cambria Math" w:hAnsi="Cambria Math"/>
+            </w:rPr>
+            <m:t>γ</m:t>
+          </m:r>
+          <m:r>
+            <w:rPr>
+              <w:rFonts w:ascii="Cambria Math" w:hAnsi="Cambria Math"/>
+            </w:rPr>
+            <m:t>C</m:t>
+          </m:r>
+          <m:r>
+            <m:rPr>
+              <m:sty m:val="p"/>
+            </m:rPr>
+            <w:rPr>
+              <w:rFonts w:ascii="Cambria Math" w:hAnsi="Cambria Math"/>
+            </w:rPr>
+            <m:t>-</m:t>
+          </m:r>
+          <m:r>
+            <w:rPr>
+              <w:rFonts w:ascii="Cambria Math" w:hAnsi="Cambria Math"/>
+            </w:rPr>
+            <m:t>α</m:t>
+          </m:r>
+          <m:r>
+            <w:rPr>
+              <w:rFonts w:ascii="Cambria Math" w:hAnsi="Cambria Math"/>
+            </w:rPr>
+            <m:t>T</m:t>
+          </m:r>
+        </m:oMath>
+      </m:oMathPara>
     </w:p>
     <w:p>
       <w:pPr>
@@ -513,34 +828,1199 @@
         <w:tabs>
           <w:tab w:val="left" w:pos="3500"/>
         </w:tabs>
+        <w:spacing w:after="120"/>
         <w:ind w:left="0"/>
-      </w:pPr>
-      <w:r>
-        <w:t xml:space="preserve">Model parameters and their ranges of values are summarized in </w:t>
-      </w:r>
-      <w:r>
+        <w:contextualSpacing w:val="0"/>
+      </w:pPr>
+    </w:p>
+    <w:p>
+      <w:pPr>
+        <w:pStyle w:val="ListParagraph"/>
+        <w:tabs>
+          <w:tab w:val="left" w:pos="3500"/>
+        </w:tabs>
+        <w:spacing w:after="120"/>
+        <w:ind w:left="0"/>
+        <w:contextualSpacing w:val="0"/>
+      </w:pPr>
+      <w:r>
+        <w:t>Where:</w:t>
+      </w:r>
+    </w:p>
+    <w:p>
+      <w:pPr>
+        <w:pStyle w:val="ListParagraph"/>
+        <w:numPr>
+          <w:ilvl w:val="0"/>
+          <w:numId w:val="5"/>
+        </w:numPr>
+        <w:tabs>
+          <w:tab w:val="left" w:pos="3500"/>
+        </w:tabs>
+        <w:spacing w:after="120"/>
+        <w:contextualSpacing w:val="0"/>
+      </w:pPr>
+      <w:r>
+        <w:t>A is number of follicles at anagen state.</w:t>
+      </w:r>
+    </w:p>
+    <w:p>
+      <w:pPr>
+        <w:pStyle w:val="ListParagraph"/>
+        <w:numPr>
+          <w:ilvl w:val="0"/>
+          <w:numId w:val="5"/>
+        </w:numPr>
+        <w:tabs>
+          <w:tab w:val="left" w:pos="3500"/>
+        </w:tabs>
+        <w:spacing w:after="120"/>
+        <w:contextualSpacing w:val="0"/>
+      </w:pPr>
+      <w:r>
+        <w:t>C is number of follicles at catagen state.</w:t>
+      </w:r>
+    </w:p>
+    <w:p>
+      <w:pPr>
+        <w:pStyle w:val="ListParagraph"/>
+        <w:numPr>
+          <w:ilvl w:val="0"/>
+          <w:numId w:val="5"/>
+        </w:numPr>
+        <w:tabs>
+          <w:tab w:val="left" w:pos="3500"/>
+        </w:tabs>
+        <w:spacing w:after="120"/>
+        <w:contextualSpacing w:val="0"/>
+      </w:pPr>
+      <w:r>
+        <w:t xml:space="preserve">T is number of follicles at telogen state. </w:t>
+      </w:r>
+    </w:p>
+    <w:p>
+      <w:pPr>
+        <w:pStyle w:val="ListParagraph"/>
+        <w:tabs>
+          <w:tab w:val="left" w:pos="3500"/>
+        </w:tabs>
+        <w:spacing w:after="120"/>
+        <w:ind w:left="0"/>
+        <w:contextualSpacing w:val="0"/>
         <w:rPr>
           <w:b/>
-          <w:bCs/>
-          <w:i/>
-          <w:iCs/>
-        </w:rPr>
+        </w:rPr>
+      </w:pPr>
+    </w:p>
+    <w:p>
+      <w:pPr>
+        <w:pStyle w:val="ListParagraph"/>
+        <w:tabs>
+          <w:tab w:val="left" w:pos="3500"/>
+        </w:tabs>
+        <w:spacing w:after="120"/>
+        <w:ind w:left="0"/>
+        <w:contextualSpacing w:val="0"/>
+      </w:pPr>
+      <w:r>
+        <w:t xml:space="preserve">The total number of </w:t>
+      </w:r>
+      <w:r>
+        <w:t>follicles N = A + C + T is assumed constant.</w:t>
+      </w:r>
+    </w:p>
+    <w:p>
+      <w:pPr>
+        <w:pStyle w:val="ListParagraph"/>
+        <w:tabs>
+          <w:tab w:val="left" w:pos="3500"/>
+        </w:tabs>
+        <w:spacing w:after="120"/>
+        <w:ind w:left="0"/>
+        <w:contextualSpacing w:val="0"/>
+      </w:pPr>
+    </w:p>
+    <w:p>
+      <w:pPr>
+        <w:pStyle w:val="ListParagraph"/>
+        <w:tabs>
+          <w:tab w:val="left" w:pos="3500"/>
+        </w:tabs>
+        <w:spacing w:after="120"/>
+        <w:ind w:left="0"/>
+        <w:contextualSpacing w:val="0"/>
+        <w:rPr>
+          <w:b/>
+        </w:rPr>
+      </w:pPr>
+      <w:r>
+        <w:rPr>
+          <w:b/>
+        </w:rPr>
+        <w:t>Matrix representation and steady state analysis:</w:t>
+      </w:r>
+    </w:p>
+    <w:p>
+      <w:pPr>
+        <w:pStyle w:val="ListParagraph"/>
+        <w:tabs>
+          <w:tab w:val="left" w:pos="3500"/>
+        </w:tabs>
+        <w:spacing w:after="120"/>
+        <w:ind w:left="0"/>
+        <w:contextualSpacing w:val="0"/>
+      </w:pPr>
+      <w:r>
+        <w:t>Define a = A/N, c = C/N and r = T/N</w:t>
+      </w:r>
+      <w:r>
+        <w:t>. The matric representation of the model becomes</w:t>
+      </w:r>
+    </w:p>
+    <w:p>
+      <w:pPr>
+        <w:pStyle w:val="BodyText"/>
+      </w:pPr>
+      <m:oMathPara>
+        <m:oMath>
+          <m:d>
+            <m:dPr>
+              <m:begChr m:val="["/>
+              <m:endChr m:val="]"/>
+              <m:ctrlPr>
+                <w:rPr>
+                  <w:rFonts w:ascii="Cambria Math" w:hAnsi="Cambria Math"/>
+                </w:rPr>
+              </m:ctrlPr>
+            </m:dPr>
+            <m:e>
+              <m:m>
+                <m:mPr>
+                  <m:plcHide m:val="1"/>
+                  <m:mcs>
+                    <m:mc>
+                      <m:mcPr>
+                        <m:count m:val="1"/>
+                        <m:mcJc m:val="center"/>
+                      </m:mcPr>
+                    </m:mc>
+                  </m:mcs>
+                  <m:ctrlPr>
+                    <w:rPr>
+                      <w:rFonts w:ascii="Cambria Math" w:hAnsi="Cambria Math"/>
+                    </w:rPr>
+                  </m:ctrlPr>
+                </m:mPr>
+                <m:mr>
+                  <m:e>
+                    <m:acc>
+                      <m:accPr>
+                        <m:chr m:val="̇"/>
+                        <m:ctrlPr>
+                          <w:rPr>
+                            <w:rFonts w:ascii="Cambria Math" w:hAnsi="Cambria Math"/>
+                          </w:rPr>
+                        </m:ctrlPr>
+                      </m:accPr>
+                      <m:e>
+                        <m:r>
+                          <w:rPr>
+                            <w:rFonts w:ascii="Cambria Math" w:hAnsi="Cambria Math"/>
+                          </w:rPr>
+                          <m:t>a</m:t>
+                        </m:r>
+                      </m:e>
+                    </m:acc>
+                  </m:e>
+                </m:mr>
+                <m:mr>
+                  <m:e>
+                    <m:acc>
+                      <m:accPr>
+                        <m:chr m:val="̇"/>
+                        <m:ctrlPr>
+                          <w:rPr>
+                            <w:rFonts w:ascii="Cambria Math" w:hAnsi="Cambria Math"/>
+                          </w:rPr>
+                        </m:ctrlPr>
+                      </m:accPr>
+                      <m:e>
+                        <m:r>
+                          <w:rPr>
+                            <w:rFonts w:ascii="Cambria Math" w:hAnsi="Cambria Math"/>
+                          </w:rPr>
+                          <m:t>c</m:t>
+                        </m:r>
+                      </m:e>
+                    </m:acc>
+                  </m:e>
+                </m:mr>
+                <m:mr>
+                  <m:e>
+                    <m:acc>
+                      <m:accPr>
+                        <m:chr m:val="̇"/>
+                        <m:ctrlPr>
+                          <w:rPr>
+                            <w:rFonts w:ascii="Cambria Math" w:hAnsi="Cambria Math"/>
+                          </w:rPr>
+                        </m:ctrlPr>
+                      </m:accPr>
+                      <m:e>
+                        <m:r>
+                          <w:rPr>
+                            <w:rFonts w:ascii="Cambria Math" w:hAnsi="Cambria Math"/>
+                          </w:rPr>
+                          <m:t>r</m:t>
+                        </m:r>
+                      </m:e>
+                    </m:acc>
+                  </m:e>
+                </m:mr>
+              </m:m>
+            </m:e>
+          </m:d>
+          <m:r>
+            <m:rPr>
+              <m:sty m:val="p"/>
+            </m:rPr>
+            <w:rPr>
+              <w:rFonts w:ascii="Cambria Math" w:hAnsi="Cambria Math"/>
+            </w:rPr>
+            <m:t>=</m:t>
+          </m:r>
+          <m:d>
+            <m:dPr>
+              <m:begChr m:val="["/>
+              <m:endChr m:val="]"/>
+              <m:ctrlPr>
+                <w:rPr>
+                  <w:rFonts w:ascii="Cambria Math" w:hAnsi="Cambria Math"/>
+                </w:rPr>
+              </m:ctrlPr>
+            </m:dPr>
+            <m:e>
+              <m:m>
+                <m:mPr>
+                  <m:plcHide m:val="1"/>
+                  <m:mcs>
+                    <m:mc>
+                      <m:mcPr>
+                        <m:count m:val="3"/>
+                        <m:mcJc m:val="center"/>
+                      </m:mcPr>
+                    </m:mc>
+                  </m:mcs>
+                  <m:ctrlPr>
+                    <w:rPr>
+                      <w:rFonts w:ascii="Cambria Math" w:hAnsi="Cambria Math"/>
+                    </w:rPr>
+                  </m:ctrlPr>
+                </m:mPr>
+                <m:mr>
+                  <m:e>
+                    <m:r>
+                      <m:rPr>
+                        <m:sty m:val="p"/>
+                      </m:rPr>
+                      <w:rPr>
+                        <w:rFonts w:ascii="Cambria Math" w:hAnsi="Cambria Math"/>
+                      </w:rPr>
+                      <m:t>-</m:t>
+                    </m:r>
+                    <m:r>
+                      <w:rPr>
+                        <w:rFonts w:ascii="Cambria Math" w:hAnsi="Cambria Math"/>
+                      </w:rPr>
+                      <m:t>β</m:t>
+                    </m:r>
+                  </m:e>
+                  <m:e>
+                    <m:r>
+                      <w:rPr>
+                        <w:rFonts w:ascii="Cambria Math" w:hAnsi="Cambria Math"/>
+                      </w:rPr>
+                      <m:t>0</m:t>
+                    </m:r>
+                  </m:e>
+                  <m:e>
+                    <m:r>
+                      <w:rPr>
+                        <w:rFonts w:ascii="Cambria Math" w:hAnsi="Cambria Math"/>
+                      </w:rPr>
+                      <m:t>α</m:t>
+                    </m:r>
+                  </m:e>
+                </m:mr>
+                <m:mr>
+                  <m:e>
+                    <m:r>
+                      <w:rPr>
+                        <w:rFonts w:ascii="Cambria Math" w:hAnsi="Cambria Math"/>
+                      </w:rPr>
+                      <m:t>β</m:t>
+                    </m:r>
+                  </m:e>
+                  <m:e>
+                    <m:r>
+                      <m:rPr>
+                        <m:sty m:val="p"/>
+                      </m:rPr>
+                      <w:rPr>
+                        <w:rFonts w:ascii="Cambria Math" w:hAnsi="Cambria Math"/>
+                      </w:rPr>
+                      <m:t>-</m:t>
+                    </m:r>
+                    <m:r>
+                      <w:rPr>
+                        <w:rFonts w:ascii="Cambria Math" w:hAnsi="Cambria Math"/>
+                      </w:rPr>
+                      <m:t>γ</m:t>
+                    </m:r>
+                  </m:e>
+                  <m:e>
+                    <m:r>
+                      <w:rPr>
+                        <w:rFonts w:ascii="Cambria Math" w:hAnsi="Cambria Math"/>
+                      </w:rPr>
+                      <m:t>0</m:t>
+                    </m:r>
+                  </m:e>
+                </m:mr>
+                <m:mr>
+                  <m:e>
+                    <m:r>
+                      <w:rPr>
+                        <w:rFonts w:ascii="Cambria Math" w:hAnsi="Cambria Math"/>
+                      </w:rPr>
+                      <m:t>0</m:t>
+                    </m:r>
+                  </m:e>
+                  <m:e>
+                    <m:r>
+                      <w:rPr>
+                        <w:rFonts w:ascii="Cambria Math" w:hAnsi="Cambria Math"/>
+                      </w:rPr>
+                      <m:t>γ</m:t>
+                    </m:r>
+                  </m:e>
+                  <m:e>
+                    <m:r>
+                      <m:rPr>
+                        <m:sty m:val="p"/>
+                      </m:rPr>
+                      <w:rPr>
+                        <w:rFonts w:ascii="Cambria Math" w:hAnsi="Cambria Math"/>
+                      </w:rPr>
+                      <m:t>-</m:t>
+                    </m:r>
+                    <m:r>
+                      <w:rPr>
+                        <w:rFonts w:ascii="Cambria Math" w:hAnsi="Cambria Math"/>
+                      </w:rPr>
+                      <m:t>α</m:t>
+                    </m:r>
+                  </m:e>
+                </m:mr>
+              </m:m>
+            </m:e>
+          </m:d>
+          <m:d>
+            <m:dPr>
+              <m:begChr m:val="["/>
+              <m:endChr m:val="]"/>
+              <m:ctrlPr>
+                <w:rPr>
+                  <w:rFonts w:ascii="Cambria Math" w:hAnsi="Cambria Math"/>
+                </w:rPr>
+              </m:ctrlPr>
+            </m:dPr>
+            <m:e>
+              <m:m>
+                <m:mPr>
+                  <m:plcHide m:val="1"/>
+                  <m:mcs>
+                    <m:mc>
+                      <m:mcPr>
+                        <m:count m:val="1"/>
+                        <m:mcJc m:val="center"/>
+                      </m:mcPr>
+                    </m:mc>
+                  </m:mcs>
+                  <m:ctrlPr>
+                    <w:rPr>
+                      <w:rFonts w:ascii="Cambria Math" w:hAnsi="Cambria Math"/>
+                    </w:rPr>
+                  </m:ctrlPr>
+                </m:mPr>
+                <m:mr>
+                  <m:e>
+                    <m:r>
+                      <w:rPr>
+                        <w:rFonts w:ascii="Cambria Math" w:hAnsi="Cambria Math"/>
+                      </w:rPr>
+                      <m:t>a</m:t>
+                    </m:r>
+                  </m:e>
+                </m:mr>
+                <m:mr>
+                  <m:e>
+                    <m:r>
+                      <w:rPr>
+                        <w:rFonts w:ascii="Cambria Math" w:hAnsi="Cambria Math"/>
+                      </w:rPr>
+                      <m:t>c</m:t>
+                    </m:r>
+                  </m:e>
+                </m:mr>
+                <m:mr>
+                  <m:e>
+                    <m:r>
+                      <w:rPr>
+                        <w:rFonts w:ascii="Cambria Math" w:hAnsi="Cambria Math"/>
+                      </w:rPr>
+                      <m:t>r</m:t>
+                    </m:r>
+                  </m:e>
+                </m:mr>
+              </m:m>
+            </m:e>
+          </m:d>
+          <m:r>
+            <w:rPr>
+              <w:rFonts w:ascii="Cambria Math" w:hAnsi="Cambria Math"/>
+            </w:rPr>
+            <m:t xml:space="preserve">= </m:t>
+          </m:r>
+          <m:acc>
+            <m:accPr>
+              <m:chr m:val="̇"/>
+              <m:ctrlPr>
+                <w:rPr>
+                  <w:rFonts w:ascii="Cambria Math" w:hAnsi="Cambria Math"/>
+                  <w:i/>
+                </w:rPr>
+              </m:ctrlPr>
+            </m:accPr>
+            <m:e>
+              <m:r>
+                <w:rPr>
+                  <w:rFonts w:ascii="Cambria Math" w:hAnsi="Cambria Math"/>
+                </w:rPr>
+                <m:t>x</m:t>
+              </m:r>
+            </m:e>
+          </m:acc>
+          <m:r>
+            <w:rPr>
+              <w:rFonts w:ascii="Cambria Math" w:hAnsi="Cambria Math"/>
+            </w:rPr>
+            <m:t>=Mx</m:t>
+          </m:r>
+        </m:oMath>
+      </m:oMathPara>
+    </w:p>
+    <w:p>
+      <w:pPr>
+        <w:pStyle w:val="ListParagraph"/>
+        <w:tabs>
+          <w:tab w:val="left" w:pos="3500"/>
+        </w:tabs>
+        <w:spacing w:after="120"/>
+        <w:ind w:left="0"/>
+        <w:contextualSpacing w:val="0"/>
+      </w:pPr>
+      <w:r>
+        <w:t>The steady states values can be obtained from:</w:t>
+      </w:r>
+    </w:p>
+    <w:p>
+      <w:pPr>
+        <w:pStyle w:val="ListParagraph"/>
+        <w:tabs>
+          <w:tab w:val="left" w:pos="3500"/>
+        </w:tabs>
+        <w:spacing w:after="120"/>
+        <w:ind w:left="0"/>
+        <w:contextualSpacing w:val="0"/>
+      </w:pPr>
+      <w:r>
+        <w:tab/>
+      </w:r>
+      <m:oMath>
+        <m:acc>
+          <m:accPr>
+            <m:chr m:val="̇"/>
+            <m:ctrlPr>
+              <w:rPr>
+                <w:rFonts w:ascii="Cambria Math" w:hAnsi="Cambria Math"/>
+                <w:i/>
+              </w:rPr>
+            </m:ctrlPr>
+          </m:accPr>
+          <m:e>
+            <m:r>
+              <w:rPr>
+                <w:rFonts w:ascii="Cambria Math" w:hAnsi="Cambria Math"/>
+              </w:rPr>
+              <m:t>x</m:t>
+            </m:r>
+          </m:e>
+        </m:acc>
+        <m:r>
+          <w:rPr>
+            <w:rFonts w:ascii="Cambria Math" w:hAnsi="Cambria Math"/>
+          </w:rPr>
+          <m:t>= Mx=0</m:t>
+        </m:r>
+      </m:oMath>
+    </w:p>
+    <w:p>
+      <w:pPr>
+        <w:pStyle w:val="ListParagraph"/>
+        <w:tabs>
+          <w:tab w:val="left" w:pos="3500"/>
+        </w:tabs>
+        <w:spacing w:after="120"/>
+        <w:ind w:left="0"/>
+        <w:contextualSpacing w:val="0"/>
+      </w:pPr>
+    </w:p>
+    <w:p>
+      <w:pPr>
+        <w:pStyle w:val="BodyText"/>
+      </w:pPr>
+      <m:oMathPara>
+        <m:oMathParaPr>
+          <m:jc m:val="center"/>
+        </m:oMathParaPr>
+        <m:oMath>
+          <m:sSup>
+            <m:sSupPr>
+              <m:ctrlPr>
+                <w:rPr>
+                  <w:rFonts w:ascii="Cambria Math" w:hAnsi="Cambria Math"/>
+                </w:rPr>
+              </m:ctrlPr>
+            </m:sSupPr>
+            <m:e>
+              <m:r>
+                <w:rPr>
+                  <w:rFonts w:ascii="Cambria Math" w:hAnsi="Cambria Math"/>
+                </w:rPr>
+                <m:t>a</m:t>
+              </m:r>
+            </m:e>
+            <m:sup>
+              <m:r>
+                <m:rPr>
+                  <m:sty m:val="p"/>
+                </m:rPr>
+                <w:rPr>
+                  <w:rFonts w:ascii="Cambria Math" w:hAnsi="Cambria Math"/>
+                </w:rPr>
+                <m:t>*</m:t>
+              </m:r>
+            </m:sup>
+          </m:sSup>
+          <m:r>
+            <m:rPr>
+              <m:sty m:val="p"/>
+            </m:rPr>
+            <w:rPr>
+              <w:rFonts w:ascii="Cambria Math" w:hAnsi="Cambria Math"/>
+            </w:rPr>
+            <m:t>=</m:t>
+          </m:r>
+          <m:f>
+            <m:fPr>
+              <m:ctrlPr>
+                <w:rPr>
+                  <w:rFonts w:ascii="Cambria Math" w:hAnsi="Cambria Math"/>
+                </w:rPr>
+              </m:ctrlPr>
+            </m:fPr>
+            <m:num>
+              <m:r>
+                <w:rPr>
+                  <w:rFonts w:ascii="Cambria Math" w:hAnsi="Cambria Math"/>
+                </w:rPr>
+                <m:t>αγ</m:t>
+              </m:r>
+            </m:num>
+            <m:den>
+              <m:r>
+                <w:rPr>
+                  <w:rFonts w:ascii="Cambria Math" w:hAnsi="Cambria Math"/>
+                </w:rPr>
+                <m:t>αβ</m:t>
+              </m:r>
+              <m:r>
+                <m:rPr>
+                  <m:sty m:val="p"/>
+                </m:rPr>
+                <w:rPr>
+                  <w:rFonts w:ascii="Cambria Math" w:hAnsi="Cambria Math"/>
+                </w:rPr>
+                <m:t>+</m:t>
+              </m:r>
+              <m:r>
+                <w:rPr>
+                  <w:rFonts w:ascii="Cambria Math" w:hAnsi="Cambria Math"/>
+                </w:rPr>
+                <m:t>βγ</m:t>
+              </m:r>
+              <m:r>
+                <m:rPr>
+                  <m:sty m:val="p"/>
+                </m:rPr>
+                <w:rPr>
+                  <w:rFonts w:ascii="Cambria Math" w:hAnsi="Cambria Math"/>
+                </w:rPr>
+                <m:t>+</m:t>
+              </m:r>
+              <m:r>
+                <w:rPr>
+                  <w:rFonts w:ascii="Cambria Math" w:hAnsi="Cambria Math"/>
+                </w:rPr>
+                <m:t>αγ</m:t>
+              </m:r>
+            </m:den>
+          </m:f>
+        </m:oMath>
+      </m:oMathPara>
+    </w:p>
+    <w:p>
+      <w:pPr>
+        <w:pStyle w:val="FirstParagraph"/>
+      </w:pPr>
+      <m:oMathPara>
+        <m:oMathParaPr>
+          <m:jc m:val="center"/>
+        </m:oMathParaPr>
+        <m:oMath>
+          <m:sSup>
+            <m:sSupPr>
+              <m:ctrlPr>
+                <w:rPr>
+                  <w:rFonts w:ascii="Cambria Math" w:hAnsi="Cambria Math"/>
+                </w:rPr>
+              </m:ctrlPr>
+            </m:sSupPr>
+            <m:e>
+              <m:r>
+                <w:rPr>
+                  <w:rFonts w:ascii="Cambria Math" w:hAnsi="Cambria Math"/>
+                </w:rPr>
+                <m:t>c</m:t>
+              </m:r>
+            </m:e>
+            <m:sup>
+              <m:r>
+                <m:rPr>
+                  <m:sty m:val="p"/>
+                </m:rPr>
+                <w:rPr>
+                  <w:rFonts w:ascii="Cambria Math" w:hAnsi="Cambria Math"/>
+                </w:rPr>
+                <m:t>*</m:t>
+              </m:r>
+            </m:sup>
+          </m:sSup>
+          <m:r>
+            <m:rPr>
+              <m:sty m:val="p"/>
+            </m:rPr>
+            <w:rPr>
+              <w:rFonts w:ascii="Cambria Math" w:hAnsi="Cambria Math"/>
+            </w:rPr>
+            <m:t>=</m:t>
+          </m:r>
+          <m:f>
+            <m:fPr>
+              <m:ctrlPr>
+                <w:rPr>
+                  <w:rFonts w:ascii="Cambria Math" w:hAnsi="Cambria Math"/>
+                </w:rPr>
+              </m:ctrlPr>
+            </m:fPr>
+            <m:num>
+              <m:r>
+                <w:rPr>
+                  <w:rFonts w:ascii="Cambria Math" w:hAnsi="Cambria Math"/>
+                </w:rPr>
+                <m:t>αβ</m:t>
+              </m:r>
+            </m:num>
+            <m:den>
+              <m:r>
+                <w:rPr>
+                  <w:rFonts w:ascii="Cambria Math" w:hAnsi="Cambria Math"/>
+                </w:rPr>
+                <m:t>αβ</m:t>
+              </m:r>
+              <m:r>
+                <m:rPr>
+                  <m:sty m:val="p"/>
+                </m:rPr>
+                <w:rPr>
+                  <w:rFonts w:ascii="Cambria Math" w:hAnsi="Cambria Math"/>
+                </w:rPr>
+                <m:t>+</m:t>
+              </m:r>
+              <m:r>
+                <w:rPr>
+                  <w:rFonts w:ascii="Cambria Math" w:hAnsi="Cambria Math"/>
+                </w:rPr>
+                <m:t>βγ</m:t>
+              </m:r>
+              <m:r>
+                <m:rPr>
+                  <m:sty m:val="p"/>
+                </m:rPr>
+                <w:rPr>
+                  <w:rFonts w:ascii="Cambria Math" w:hAnsi="Cambria Math"/>
+                </w:rPr>
+                <m:t>+</m:t>
+              </m:r>
+              <m:r>
+                <w:rPr>
+                  <w:rFonts w:ascii="Cambria Math" w:hAnsi="Cambria Math"/>
+                </w:rPr>
+                <m:t>αγ</m:t>
+              </m:r>
+            </m:den>
+          </m:f>
+        </m:oMath>
+      </m:oMathPara>
+    </w:p>
+    <w:p>
+      <w:pPr>
+        <w:pStyle w:val="FirstParagraph"/>
+      </w:pPr>
+      <m:oMathPara>
+        <m:oMathParaPr>
+          <m:jc m:val="center"/>
+        </m:oMathParaPr>
+        <m:oMath>
+          <m:sSup>
+            <m:sSupPr>
+              <m:ctrlPr>
+                <w:rPr>
+                  <w:rFonts w:ascii="Cambria Math" w:hAnsi="Cambria Math"/>
+                </w:rPr>
+              </m:ctrlPr>
+            </m:sSupPr>
+            <m:e>
+              <m:r>
+                <w:rPr>
+                  <w:rFonts w:ascii="Cambria Math" w:hAnsi="Cambria Math"/>
+                </w:rPr>
+                <m:t>r</m:t>
+              </m:r>
+            </m:e>
+            <m:sup>
+              <m:r>
+                <m:rPr>
+                  <m:sty m:val="p"/>
+                </m:rPr>
+                <w:rPr>
+                  <w:rFonts w:ascii="Cambria Math" w:hAnsi="Cambria Math"/>
+                </w:rPr>
+                <m:t>*</m:t>
+              </m:r>
+            </m:sup>
+          </m:sSup>
+          <m:r>
+            <m:rPr>
+              <m:sty m:val="p"/>
+            </m:rPr>
+            <w:rPr>
+              <w:rFonts w:ascii="Cambria Math" w:hAnsi="Cambria Math"/>
+            </w:rPr>
+            <m:t>=</m:t>
+          </m:r>
+          <m:f>
+            <m:fPr>
+              <m:ctrlPr>
+                <w:rPr>
+                  <w:rFonts w:ascii="Cambria Math" w:hAnsi="Cambria Math"/>
+                </w:rPr>
+              </m:ctrlPr>
+            </m:fPr>
+            <m:num>
+              <m:r>
+                <w:rPr>
+                  <w:rFonts w:ascii="Cambria Math" w:hAnsi="Cambria Math"/>
+                </w:rPr>
+                <m:t>βγ</m:t>
+              </m:r>
+            </m:num>
+            <m:den>
+              <m:r>
+                <w:rPr>
+                  <w:rFonts w:ascii="Cambria Math" w:hAnsi="Cambria Math"/>
+                </w:rPr>
+                <m:t>αβ</m:t>
+              </m:r>
+              <m:r>
+                <m:rPr>
+                  <m:sty m:val="p"/>
+                </m:rPr>
+                <w:rPr>
+                  <w:rFonts w:ascii="Cambria Math" w:hAnsi="Cambria Math"/>
+                </w:rPr>
+                <m:t>+</m:t>
+              </m:r>
+              <m:r>
+                <w:rPr>
+                  <w:rFonts w:ascii="Cambria Math" w:hAnsi="Cambria Math"/>
+                </w:rPr>
+                <m:t>βγ</m:t>
+              </m:r>
+              <m:r>
+                <m:rPr>
+                  <m:sty m:val="p"/>
+                </m:rPr>
+                <w:rPr>
+                  <w:rFonts w:ascii="Cambria Math" w:hAnsi="Cambria Math"/>
+                </w:rPr>
+                <m:t>+</m:t>
+              </m:r>
+              <m:r>
+                <w:rPr>
+                  <w:rFonts w:ascii="Cambria Math" w:hAnsi="Cambria Math"/>
+                </w:rPr>
+                <m:t>αγ</m:t>
+              </m:r>
+            </m:den>
+          </m:f>
+        </m:oMath>
+      </m:oMathPara>
+    </w:p>
+    <w:p>
+      <w:pPr>
+        <w:pStyle w:val="ListParagraph"/>
+        <w:tabs>
+          <w:tab w:val="left" w:pos="3500"/>
+        </w:tabs>
+        <w:spacing w:after="120"/>
+        <w:ind w:left="0"/>
+        <w:contextualSpacing w:val="0"/>
+      </w:pPr>
+    </w:p>
+    <w:p>
+      <w:pPr>
+        <w:pStyle w:val="ListParagraph"/>
+        <w:tabs>
+          <w:tab w:val="left" w:pos="3500"/>
+        </w:tabs>
+        <w:spacing w:after="120"/>
+        <w:ind w:left="0"/>
+        <w:contextualSpacing w:val="0"/>
+      </w:pPr>
+      <w:r>
         <w:t>T</w:t>
       </w:r>
       <w:r>
+        <w:t xml:space="preserve">race(M) &lt;0 and </w:t>
+      </w:r>
+      <w:proofErr w:type="spellStart"/>
+      <w:r>
+        <w:t>det</w:t>
+      </w:r>
+      <w:proofErr w:type="spellEnd"/>
+      <w:r>
+        <w:t xml:space="preserve">(M) = </w:t>
+      </w:r>
+      <m:oMath>
+        <m:r>
+          <w:rPr>
+            <w:rFonts w:ascii="Cambria Math" w:hAnsi="Cambria Math"/>
+          </w:rPr>
+          <m:t>-β*</m:t>
+        </m:r>
+        <m:d>
+          <m:dPr>
+            <m:ctrlPr>
+              <w:rPr>
+                <w:rFonts w:ascii="Cambria Math" w:hAnsi="Cambria Math"/>
+                <w:i/>
+              </w:rPr>
+            </m:ctrlPr>
+          </m:dPr>
+          <m:e>
+            <m:r>
+              <w:rPr>
+                <w:rFonts w:ascii="Cambria Math" w:hAnsi="Cambria Math"/>
+              </w:rPr>
+              <m:t>γ*α</m:t>
+            </m:r>
+          </m:e>
+        </m:d>
+        <m:r>
+          <w:rPr>
+            <w:rFonts w:ascii="Cambria Math" w:hAnsi="Cambria Math"/>
+          </w:rPr>
+          <m:t>+ α*β*γ=0</m:t>
+        </m:r>
+      </m:oMath>
+      <w:r>
+        <w:t xml:space="preserve"> and </w:t>
+      </w:r>
+      <m:oMath>
+        <m:r>
+          <w:rPr>
+            <w:rFonts w:ascii="Cambria Math" w:hAnsi="Cambria Math"/>
+          </w:rPr>
+          <m:t>a+c+r=1</m:t>
+        </m:r>
+      </m:oMath>
+      <w:r>
+        <w:t xml:space="preserve"> leads that one of eigen value is 0 and the rest are negative. Therefore, the stationary point is stable. </w:t>
+      </w:r>
+    </w:p>
+    <w:p>
+      <w:pPr>
+        <w:pStyle w:val="ListParagraph"/>
+        <w:tabs>
+          <w:tab w:val="left" w:pos="3500"/>
+        </w:tabs>
+        <w:spacing w:after="120"/>
+        <w:ind w:left="0"/>
+        <w:contextualSpacing w:val="0"/>
+      </w:pPr>
+    </w:p>
+    <w:p>
+      <w:pPr>
+        <w:pStyle w:val="ListParagraph"/>
+        <w:tabs>
+          <w:tab w:val="left" w:pos="3500"/>
+        </w:tabs>
+        <w:spacing w:after="120"/>
+        <w:ind w:left="0"/>
+        <w:contextualSpacing w:val="0"/>
         <w:rPr>
           <w:b/>
-          <w:bCs/>
-          <w:i/>
-          <w:iCs/>
-        </w:rPr>
-        <w:t>able 1</w:t>
-      </w:r>
-      <w:r>
-        <w:t xml:space="preserve"> below</w:t>
-      </w:r>
-      <w:r>
+        </w:rPr>
+      </w:pPr>
+      <w:r>
+        <w:rPr>
+          <w:b/>
+        </w:rPr>
+        <w:t xml:space="preserve">Biochemical interpretation of the parameters. </w:t>
+      </w:r>
+    </w:p>
+    <w:p>
+      <w:pPr>
+        <w:pStyle w:val="ListParagraph"/>
+        <w:tabs>
+          <w:tab w:val="left" w:pos="3500"/>
+        </w:tabs>
+        <w:spacing w:after="120"/>
+        <w:ind w:left="0"/>
+        <w:contextualSpacing w:val="0"/>
+        <w:rPr>
+          <w:b/>
+        </w:rPr>
+      </w:pPr>
+    </w:p>
+    <w:p>
+      <w:pPr>
+        <w:pStyle w:val="ListParagraph"/>
+        <w:numPr>
+          <w:ilvl w:val="0"/>
+          <w:numId w:val="6"/>
+        </w:numPr>
+        <w:tabs>
+          <w:tab w:val="left" w:pos="3500"/>
+        </w:tabs>
+        <w:spacing w:after="120"/>
+        <w:contextualSpacing w:val="0"/>
+        <w:jc w:val="both"/>
+        <w:rPr>
+          <w:rFonts w:eastAsiaTheme="minorHAnsi"/>
+        </w:rPr>
+      </w:pPr>
+      <m:oMath>
+        <m:r>
+          <w:rPr>
+            <w:rFonts w:ascii="Cambria Math" w:eastAsiaTheme="minorHAnsi" w:hAnsi="Cambria Math"/>
+          </w:rPr>
+          <m:t>β</m:t>
+        </m:r>
+      </m:oMath>
+      <w:r>
+        <w:rPr>
+          <w:rFonts w:eastAsiaTheme="minorHAnsi"/>
+        </w:rPr>
+        <w:t>: Exit from gro</w:t>
+      </w:r>
+      <w:proofErr w:type="spellStart"/>
+      <w:r>
+        <w:rPr>
+          <w:rFonts w:eastAsiaTheme="minorHAnsi"/>
+        </w:rPr>
+        <w:t>wth</w:t>
+      </w:r>
+      <w:proofErr w:type="spellEnd"/>
+      <w:r>
+        <w:rPr>
+          <w:rFonts w:eastAsiaTheme="minorHAnsi"/>
+        </w:rPr>
+        <w:t xml:space="preserve"> rate: is related to the Fibroblast Growth Factor F (FGF5) protein concentration. When the concentration reaches a specific threshold, it triggers the transition to catagen. It also measures the influence of DHT hormones. High concentration of DHT increases the value of the parameter.</w:t>
+      </w:r>
+    </w:p>
+    <w:p>
+      <w:pPr>
+        <w:pStyle w:val="ListParagraph"/>
+        <w:numPr>
+          <w:ilvl w:val="0"/>
+          <w:numId w:val="6"/>
+        </w:numPr>
+        <w:tabs>
+          <w:tab w:val="left" w:pos="3500"/>
+        </w:tabs>
+        <w:spacing w:after="120"/>
+        <w:contextualSpacing w:val="0"/>
+        <w:jc w:val="both"/>
+        <w:rPr>
+          <w:rFonts w:eastAsiaTheme="minorHAnsi"/>
+        </w:rPr>
+      </w:pPr>
+      <m:oMath>
+        <m:r>
+          <w:rPr>
+            <w:rFonts w:ascii="Cambria Math" w:eastAsiaTheme="minorHAnsi" w:hAnsi="Cambria Math"/>
+          </w:rPr>
+          <m:t>γ</m:t>
+        </m:r>
+      </m:oMath>
+      <w:r>
+        <w:rPr>
+          <w:rFonts w:eastAsiaTheme="minorHAnsi"/>
+        </w:rPr>
+        <w:t xml:space="preserve"> : is largely a fixed biological timer derived by programmed cell death.</w:t>
+      </w:r>
+    </w:p>
+    <w:p>
+      <w:pPr>
+        <w:pStyle w:val="ListParagraph"/>
+        <w:numPr>
+          <w:ilvl w:val="0"/>
+          <w:numId w:val="6"/>
+        </w:numPr>
+        <w:tabs>
+          <w:tab w:val="left" w:pos="3500"/>
+        </w:tabs>
+        <w:spacing w:after="120"/>
+        <w:contextualSpacing w:val="0"/>
+        <w:jc w:val="both"/>
+        <w:rPr>
+          <w:rFonts w:eastAsiaTheme="minorHAnsi"/>
+        </w:rPr>
+      </w:pPr>
+      <m:oMath>
+        <m:r>
+          <w:rPr>
+            <w:rFonts w:ascii="Cambria Math" w:eastAsiaTheme="minorHAnsi" w:hAnsi="Cambria Math"/>
+          </w:rPr>
+          <m:t>α</m:t>
+        </m:r>
+      </m:oMath>
+      <w:r>
+        <w:rPr>
+          <w:rFonts w:eastAsiaTheme="minorHAnsi"/>
+        </w:rPr>
+        <w:t xml:space="preserve">: is an activation rate related to the wake-up signal. It is related to </w:t>
+      </w:r>
+      <w:proofErr w:type="spellStart"/>
+      <w:r>
+        <w:rPr>
+          <w:rFonts w:eastAsiaTheme="minorHAnsi"/>
+        </w:rPr>
+        <w:t>Wnt</w:t>
+      </w:r>
+      <w:proofErr w:type="spellEnd"/>
+      <w:r>
+        <w:rPr>
+          <w:rFonts w:eastAsiaTheme="minorHAnsi"/>
+        </w:rPr>
+        <w:t xml:space="preserve"> protein and high concentration of </w:t>
+      </w:r>
+      <w:proofErr w:type="spellStart"/>
+      <w:r>
+        <w:rPr>
+          <w:rFonts w:eastAsiaTheme="minorHAnsi"/>
+        </w:rPr>
+        <w:t>Wnt</w:t>
+      </w:r>
+      <w:proofErr w:type="spellEnd"/>
+      <w:r>
+        <w:rPr>
+          <w:rFonts w:eastAsiaTheme="minorHAnsi"/>
+        </w:rPr>
+        <w:t xml:space="preserve"> increases the parameter.</w:t>
+      </w:r>
+    </w:p>
+    <w:p>
+      <w:pPr>
+        <w:pStyle w:val="ListParagraph"/>
+        <w:tabs>
+          <w:tab w:val="left" w:pos="3500"/>
+        </w:tabs>
+        <w:spacing w:after="120"/>
+        <w:ind w:left="0"/>
+        <w:contextualSpacing w:val="0"/>
+        <w:rPr>
+          <w:b/>
+        </w:rPr>
+      </w:pPr>
+    </w:p>
+    <w:p>
+      <w:pPr>
+        <w:pStyle w:val="ListParagraph"/>
+        <w:tabs>
+          <w:tab w:val="left" w:pos="3500"/>
+        </w:tabs>
+        <w:spacing w:after="120"/>
+        <w:ind w:left="0"/>
+        <w:contextualSpacing w:val="0"/>
+        <w:rPr>
+          <w:b/>
+        </w:rPr>
+      </w:pPr>
+      <w:r>
+        <w:rPr>
+          <w:b/>
+        </w:rPr>
+        <w:t>Biochemical p</w:t>
+      </w:r>
+      <w:r>
+        <w:rPr>
+          <w:b/>
+        </w:rPr>
+        <w:t>arameter ranges and descriptions</w:t>
+      </w:r>
+      <w:r>
+        <w:rPr>
+          <w:b/>
+        </w:rPr>
         <w:t>.</w:t>
+      </w:r>
+      <w:r>
+        <w:rPr>
+          <w:b/>
+        </w:rPr>
+        <w:t xml:space="preserve"> </w:t>
+      </w:r>
+    </w:p>
+    <w:p>
+      <w:pPr>
+        <w:jc w:val="both"/>
+      </w:pPr>
+      <w:r>
+        <w:t>The following table summarizes the ranges of biochemical parameters relevant to the hair follicle life cycle. These ranges are used to assess the validity of the parameters estimated from the nonlinear regression of the ODE model.</w:t>
       </w:r>
     </w:p>
     <w:p>
@@ -1331,7 +2811,13 @@
                       <w:rPr>
                         <w:rFonts w:ascii="Cambria Math" w:hAnsi="Cambria Math"/>
                       </w:rPr>
-                      <m:t>FGF5</m:t>
+                      <m:t>FGF</m:t>
+                    </m:r>
+                    <m:r>
+                      <w:rPr>
+                        <w:rFonts w:ascii="Cambria Math" w:hAnsi="Cambria Math"/>
+                      </w:rPr>
+                      <m:t>5</m:t>
                     </m:r>
                   </m:sub>
                 </m:sSub>
@@ -1526,63 +3012,637 @@
         <w:contextualSpacing/>
         <w:jc w:val="both"/>
         <w:rPr>
-          <w:rFonts w:eastAsiaTheme="minorHAnsi"/>
-        </w:rPr>
-      </w:pPr>
-      <w:r>
-        <w:rPr>
-          <w:rFonts w:eastAsiaTheme="minorHAnsi"/>
-        </w:rPr>
-        <w:t>The parameter ranges used in this model correspond to typical values reported in the hemodialysis literature and clinical practice</w:t>
-      </w:r>
-      <w:r>
-        <w:rPr>
-          <w:rFonts w:eastAsiaTheme="minorHAnsi"/>
-        </w:rPr>
-        <w:t xml:space="preserve"> ([1], [4])</w:t>
-      </w:r>
-      <w:r>
-        <w:rPr>
-          <w:rFonts w:eastAsiaTheme="minorHAnsi"/>
-        </w:rPr>
-        <w:t xml:space="preserve">. Blood flow rates typically range between 200 and 500 mL/min, while dialysate flow rates are commonly maintained between 500 and 800 mL/min. The overall mass transfer coefficient, which depends on membrane permeability and surface area, generally lies between 400 and 1200 mL/min. The effective patient distribution </w:t>
-      </w:r>
-      <w:r>
-        <w:rPr>
-          <w:rFonts w:eastAsiaTheme="minorHAnsi"/>
-        </w:rPr>
-        <w:t>volume</w:t>
-      </w:r>
-      <w:r>
-        <w:rPr>
-          <w:rFonts w:eastAsiaTheme="minorHAnsi"/>
-        </w:rPr>
-        <w:t xml:space="preserve"> typically ranges from 30 to 50 L depending on patient size</w:t>
-      </w:r>
-      <w:r>
-        <w:rPr>
-          <w:rFonts w:eastAsiaTheme="minorHAnsi"/>
-        </w:rPr>
-        <w:t xml:space="preserve"> and </w:t>
-      </w:r>
-      <w:r>
-        <w:rPr>
-          <w:rFonts w:eastAsiaTheme="minorHAnsi"/>
-        </w:rPr>
-        <w:t>the Urea solute initial concentration ranges from 20-25mmol/L</w:t>
-      </w:r>
-      <w:r>
-        <w:rPr>
-          <w:rFonts w:eastAsiaTheme="minorHAnsi"/>
-        </w:rPr>
-        <w:t>. In this project, we assumed those parameters to remain constant during the dialysis session</w:t>
-      </w:r>
-      <w:r>
-        <w:rPr>
-          <w:rFonts w:eastAsiaTheme="minorHAnsi"/>
-        </w:rPr>
-        <w:t>.</w:t>
-      </w:r>
+          <w:rFonts w:eastAsiaTheme="minorEastAsia"/>
+          <w:bCs/>
+        </w:rPr>
+      </w:pPr>
+      <w:r>
+        <w:rPr>
+          <w:rFonts w:eastAsiaTheme="minorHAnsi"/>
+        </w:rPr>
+        <w:t xml:space="preserve">Large value of </w:t>
+      </w:r>
+      <m:oMath>
+        <m:sSub>
+          <m:sSubPr>
+            <m:ctrlPr>
+              <w:rPr>
+                <w:rFonts w:ascii="Cambria Math" w:hAnsi="Cambria Math"/>
+                <w:bCs/>
+                <w:i/>
+              </w:rPr>
+            </m:ctrlPr>
+          </m:sSubPr>
+          <m:e>
+            <m:r>
+              <w:rPr>
+                <w:rFonts w:ascii="Cambria Math" w:hAnsi="Cambria Math"/>
+              </w:rPr>
+              <m:t>K</m:t>
+            </m:r>
+          </m:e>
+          <m:sub>
+            <m:r>
+              <w:rPr>
+                <w:rFonts w:ascii="Cambria Math" w:hAnsi="Cambria Math"/>
+              </w:rPr>
+              <m:t>wnt</m:t>
+            </m:r>
+          </m:sub>
+        </m:sSub>
+      </m:oMath>
+      <w:r>
+        <w:rPr>
+          <w:rFonts w:eastAsiaTheme="minorEastAsia"/>
+          <w:bCs/>
+        </w:rPr>
+        <w:t xml:space="preserve"> results in blocking the hair follicle to leave telogen phase and enter anagen phase. </w:t>
+      </w:r>
+      <m:oMath>
+        <m:sSub>
+          <m:sSubPr>
+            <m:ctrlPr>
+              <w:rPr>
+                <w:rFonts w:ascii="Cambria Math" w:hAnsi="Cambria Math"/>
+                <w:bCs/>
+                <w:i/>
+              </w:rPr>
+            </m:ctrlPr>
+          </m:sSubPr>
+          <m:e>
+            <m:r>
+              <w:rPr>
+                <w:rFonts w:ascii="Cambria Math" w:hAnsi="Cambria Math"/>
+              </w:rPr>
+              <m:t>K</m:t>
+            </m:r>
+          </m:e>
+          <m:sub>
+            <m:r>
+              <w:rPr>
+                <w:rFonts w:ascii="Cambria Math" w:hAnsi="Cambria Math"/>
+              </w:rPr>
+              <m:t>FGF5</m:t>
+            </m:r>
+          </m:sub>
+        </m:sSub>
+        <m:r>
+          <w:rPr>
+            <w:rFonts w:ascii="Cambria Math" w:hAnsi="Cambria Math"/>
+          </w:rPr>
+          <m:t xml:space="preserve"> and </m:t>
+        </m:r>
+        <m:sSub>
+          <m:sSubPr>
+            <m:ctrlPr>
+              <w:rPr>
+                <w:rFonts w:ascii="Cambria Math" w:hAnsi="Cambria Math"/>
+                <w:bCs/>
+                <w:i/>
+              </w:rPr>
+            </m:ctrlPr>
+          </m:sSubPr>
+          <m:e>
+            <m:r>
+              <w:rPr>
+                <w:rFonts w:ascii="Cambria Math" w:hAnsi="Cambria Math"/>
+              </w:rPr>
+              <m:t>K</m:t>
+            </m:r>
+          </m:e>
+          <m:sub>
+            <m:r>
+              <w:rPr>
+                <w:rFonts w:ascii="Cambria Math" w:hAnsi="Cambria Math"/>
+              </w:rPr>
+              <m:t>DHT</m:t>
+            </m:r>
+          </m:sub>
+        </m:sSub>
+      </m:oMath>
+      <w:r>
+        <w:rPr>
+          <w:rFonts w:eastAsiaTheme="minorEastAsia"/>
+          <w:bCs/>
+        </w:rPr>
+        <w:t xml:space="preserve"> dictates the exit of the follicle from growing phase. These values are directly related to the parameters of compartment model. </w:t>
+      </w:r>
+    </w:p>
+    <w:p>
+      <w:pPr>
+        <w:contextualSpacing/>
+        <w:jc w:val="both"/>
+        <w:rPr>
+          <w:rFonts w:eastAsiaTheme="minorHAnsi"/>
+        </w:rPr>
+      </w:pPr>
+    </w:p>
+    <w:p>
+      <w:pPr>
+        <w:contextualSpacing/>
+        <w:jc w:val="both"/>
+        <w:rPr>
+          <w:rFonts w:eastAsiaTheme="minorHAnsi"/>
+          <w:b/>
+        </w:rPr>
+      </w:pPr>
+      <w:r>
+        <w:rPr>
+          <w:rFonts w:eastAsiaTheme="minorHAnsi"/>
+          <w:b/>
+        </w:rPr>
+        <w:t>Nonlinear regression:</w:t>
+      </w:r>
+    </w:p>
+    <w:p>
+      <w:pPr>
+        <w:pStyle w:val="NormalWeb"/>
+        <w:jc w:val="both"/>
+        <w:rPr>
+          <w:rFonts w:eastAsiaTheme="minorHAnsi"/>
+        </w:rPr>
+      </w:pPr>
+      <w:r>
+        <w:rPr>
+          <w:rFonts w:eastAsiaTheme="minorHAnsi"/>
+        </w:rPr>
+        <w:t xml:space="preserve">We attempted to estimate the value the model parameters through nonlinear regression. </w:t>
+      </w:r>
+      <w:r>
+        <w:rPr>
+          <w:rFonts w:eastAsiaTheme="minorHAnsi"/>
+        </w:rPr>
+        <w:t>Due to the lack of accessible longitudinal clinical data,</w:t>
+      </w:r>
+      <w:r>
+        <w:rPr>
+          <w:rFonts w:eastAsiaTheme="minorHAnsi"/>
+        </w:rPr>
+        <w:t xml:space="preserve"> we generated</w:t>
+      </w:r>
+      <w:r>
+        <w:rPr>
+          <w:rFonts w:eastAsiaTheme="minorHAnsi"/>
+        </w:rPr>
+        <w:t xml:space="preserve"> synthetic</w:t>
+      </w:r>
+      <w:r>
+        <w:rPr>
+          <w:rFonts w:eastAsiaTheme="minorHAnsi"/>
+        </w:rPr>
+        <w:t xml:space="preserve"> </w:t>
+      </w:r>
+      <w:r>
+        <w:rPr>
+          <w:rFonts w:eastAsiaTheme="minorHAnsi"/>
+        </w:rPr>
+        <w:t xml:space="preserve">data. Specifically, we leveraged the stochastic framework presented in </w:t>
+      </w:r>
+      <w:proofErr w:type="spellStart"/>
+      <w:r>
+        <w:rPr>
+          <w:rFonts w:eastAsiaTheme="minorHAnsi"/>
+        </w:rPr>
+        <w:t>Halloy</w:t>
+      </w:r>
+      <w:proofErr w:type="spellEnd"/>
+      <w:r>
+        <w:rPr>
+          <w:rFonts w:eastAsiaTheme="minorHAnsi"/>
+        </w:rPr>
+        <w:t xml:space="preserve"> et al. (2026), which provides statistical characteristics for both alopecic </w:t>
+      </w:r>
+      <w:r>
+        <w:rPr>
+          <w:rFonts w:eastAsiaTheme="minorHAnsi"/>
+        </w:rPr>
+        <w:lastRenderedPageBreak/>
+        <w:t>and non-alopecic populations. Using this framework, we implemented an agent-based simulation to generate realistic time-series data for follicle state transitions.</w:t>
+      </w:r>
+    </w:p>
+    <w:p>
+      <w:pPr>
+        <w:pStyle w:val="NormalWeb"/>
+        <w:jc w:val="both"/>
+        <w:rPr>
+          <w:rFonts w:eastAsiaTheme="minorHAnsi"/>
+        </w:rPr>
+      </w:pPr>
+      <w:r>
+        <w:rPr>
+          <w:rFonts w:eastAsiaTheme="minorHAnsi"/>
+        </w:rPr>
+        <w:t xml:space="preserve">One of the challenges we faced during nonlinear fitting on ODE to the synthetic data is that, the ODE is a memoryless system while biological systems in general and the synthetic data in particular are not memoryless. </w:t>
+      </w:r>
+    </w:p>
+    <w:p>
+      <w:pPr>
+        <w:pStyle w:val="NormalWeb"/>
+        <w:jc w:val="both"/>
+        <w:rPr>
+          <w:rFonts w:eastAsiaTheme="minorHAnsi"/>
+        </w:rPr>
+      </w:pPr>
+      <w:r>
+        <w:rPr>
+          <w:rFonts w:eastAsiaTheme="minorHAnsi"/>
+        </w:rPr>
+        <w:t>To address this limitation, we extended the model by introducing sub</w:t>
+      </w:r>
+      <w:r>
+        <w:rPr>
+          <w:rFonts w:eastAsiaTheme="minorHAnsi"/>
+        </w:rPr>
+        <w:t>-</w:t>
+      </w:r>
+      <w:r>
+        <w:rPr>
+          <w:rFonts w:eastAsiaTheme="minorHAnsi"/>
+        </w:rPr>
+        <w:t xml:space="preserve">compartments within the primary states </w:t>
+      </w:r>
+      <w:r>
+        <w:rPr>
+          <w:rFonts w:eastAsiaTheme="minorHAnsi"/>
+        </w:rPr>
+        <w:t xml:space="preserve">of </w:t>
+      </w:r>
+      <w:r>
+        <w:rPr>
+          <w:rFonts w:eastAsiaTheme="minorHAnsi"/>
+        </w:rPr>
+        <w:t>anagen</w:t>
+      </w:r>
+      <w:r>
+        <w:rPr>
+          <w:rFonts w:eastAsiaTheme="minorHAnsi"/>
+        </w:rPr>
+        <w:t xml:space="preserve"> </w:t>
+      </w:r>
+      <w:r>
+        <w:rPr>
+          <w:rFonts w:eastAsiaTheme="minorHAnsi"/>
+        </w:rPr>
+        <w:t xml:space="preserve">and telogen. </w:t>
+      </w:r>
+    </w:p>
+    <w:p>
+      <w:pPr>
+        <w:pStyle w:val="NormalWeb"/>
+        <w:jc w:val="center"/>
+        <w:rPr>
+          <w:rFonts w:eastAsiaTheme="minorHAnsi"/>
+        </w:rPr>
+      </w:pPr>
+      <w:r>
+        <w:rPr>
+          <w:rFonts w:eastAsiaTheme="minorHAnsi"/>
+          <w:noProof/>
+        </w:rPr>
+        <w:drawing>
+          <wp:inline distT="0" distB="0" distL="0" distR="0" wp14:anchorId="30BFB6E2" wp14:editId="00ADD8F7">
+            <wp:extent cx="2400300" cy="546100"/>
+            <wp:effectExtent l="0" t="0" r="0" b="0"/>
+            <wp:docPr id="2" name="Picture 2"/>
+            <wp:cNvGraphicFramePr>
+              <a:graphicFrameLocks xmlns:a="http://schemas.openxmlformats.org/drawingml/2006/main" noChangeAspect="1"/>
+            </wp:cNvGraphicFramePr>
+            <a:graphic xmlns:a="http://schemas.openxmlformats.org/drawingml/2006/main">
+              <a:graphicData uri="http://schemas.openxmlformats.org/drawingml/2006/picture">
+                <pic:pic xmlns:pic="http://schemas.openxmlformats.org/drawingml/2006/picture">
+                  <pic:nvPicPr>
+                    <pic:cNvPr id="2" name="02b_hair_cycle_diagram_final_LR.png"/>
+                    <pic:cNvPicPr/>
+                  </pic:nvPicPr>
+                  <pic:blipFill>
+                    <a:blip r:embed="rId8">
+                      <a:extLst>
+                        <a:ext uri="{28A0092B-C50C-407E-A947-70E740481C1C}">
+                          <a14:useLocalDpi xmlns:a14="http://schemas.microsoft.com/office/drawing/2010/main" val="0"/>
+                        </a:ext>
+                      </a:extLst>
+                    </a:blip>
+                    <a:stretch>
+                      <a:fillRect/>
+                    </a:stretch>
+                  </pic:blipFill>
+                  <pic:spPr>
+                    <a:xfrm>
+                      <a:off x="0" y="0"/>
+                      <a:ext cx="2400300" cy="546100"/>
+                    </a:xfrm>
+                    <a:prstGeom prst="rect">
+                      <a:avLst/>
+                    </a:prstGeom>
+                  </pic:spPr>
+                </pic:pic>
+              </a:graphicData>
+            </a:graphic>
+          </wp:inline>
+        </w:drawing>
+      </w:r>
+    </w:p>
+    <w:p>
+      <w:pPr>
+        <w:contextualSpacing/>
+        <w:jc w:val="both"/>
+        <w:rPr>
+          <w:rFonts w:eastAsiaTheme="minorHAnsi"/>
+        </w:rPr>
+      </w:pPr>
+    </w:p>
+    <w:p>
+      <w:pPr>
+        <w:jc w:val="both"/>
+      </w:pPr>
+      <w:r>
+        <w:t>The residence time in each sub-compartment is assumed to follow an exponential distribution. Consequently, the total time spent within a state—being the sum of multiple exponential stages—follows an Erlang distribution. This removes the memoryless property of the system.</w:t>
+      </w:r>
+    </w:p>
+    <w:p>
+      <w:pPr>
+        <w:jc w:val="both"/>
+      </w:pPr>
+    </w:p>
+    <w:p>
+      <w:pPr>
+        <w:jc w:val="both"/>
+      </w:pPr>
+    </w:p>
+    <w:p>
+      <w:pPr>
+        <w:jc w:val="both"/>
+      </w:pPr>
+      <m:oMathPara>
+        <m:oMath>
+          <m:r>
+            <w:rPr>
+              <w:rFonts w:ascii="Cambria Math" w:hAnsi="Cambria Math"/>
+            </w:rPr>
+            <m:t xml:space="preserve">t= </m:t>
+          </m:r>
+          <m:nary>
+            <m:naryPr>
+              <m:chr m:val="∑"/>
+              <m:limLoc m:val="undOvr"/>
+              <m:ctrlPr>
+                <w:rPr>
+                  <w:rFonts w:ascii="Cambria Math" w:hAnsi="Cambria Math"/>
+                  <w:i/>
+                </w:rPr>
+              </m:ctrlPr>
+            </m:naryPr>
+            <m:sub>
+              <m:r>
+                <w:rPr>
+                  <w:rFonts w:ascii="Cambria Math" w:hAnsi="Cambria Math"/>
+                </w:rPr>
+                <m:t>i=1</m:t>
+              </m:r>
+            </m:sub>
+            <m:sup>
+              <m:r>
+                <w:rPr>
+                  <w:rFonts w:ascii="Cambria Math" w:hAnsi="Cambria Math"/>
+                </w:rPr>
+                <m:t>k</m:t>
+              </m:r>
+            </m:sup>
+            <m:e>
+              <m:sSub>
+                <m:sSubPr>
+                  <m:ctrlPr>
+                    <w:rPr>
+                      <w:rFonts w:ascii="Cambria Math" w:hAnsi="Cambria Math"/>
+                      <w:i/>
+                    </w:rPr>
+                  </m:ctrlPr>
+                </m:sSubPr>
+                <m:e>
+                  <m:r>
+                    <w:rPr>
+                      <w:rFonts w:ascii="Cambria Math" w:hAnsi="Cambria Math"/>
+                    </w:rPr>
+                    <m:t>t</m:t>
+                  </m:r>
+                </m:e>
+                <m:sub>
+                  <m:r>
+                    <w:rPr>
+                      <w:rFonts w:ascii="Cambria Math" w:hAnsi="Cambria Math"/>
+                    </w:rPr>
+                    <m:t>i,</m:t>
+                  </m:r>
+                </m:sub>
+              </m:sSub>
+            </m:e>
+          </m:nary>
+          <m:r>
+            <w:rPr>
+              <w:rFonts w:ascii="Cambria Math" w:hAnsi="Cambria Math"/>
+            </w:rPr>
+            <m:t xml:space="preserve"> ,      </m:t>
+          </m:r>
+          <m:sSub>
+            <m:sSubPr>
+              <m:ctrlPr>
+                <w:rPr>
+                  <w:rFonts w:ascii="Cambria Math" w:hAnsi="Cambria Math"/>
+                  <w:i/>
+                </w:rPr>
+              </m:ctrlPr>
+            </m:sSubPr>
+            <m:e>
+              <m:r>
+                <w:rPr>
+                  <w:rFonts w:ascii="Cambria Math" w:hAnsi="Cambria Math"/>
+                </w:rPr>
+                <m:t>t</m:t>
+              </m:r>
+            </m:e>
+            <m:sub>
+              <m:r>
+                <w:rPr>
+                  <w:rFonts w:ascii="Cambria Math" w:hAnsi="Cambria Math"/>
+                </w:rPr>
+                <m:t>i</m:t>
+              </m:r>
+            </m:sub>
+          </m:sSub>
+          <m:r>
+            <w:rPr>
+              <w:rFonts w:ascii="Cambria Math" w:hAnsi="Cambria Math"/>
+            </w:rPr>
+            <m:t xml:space="preserve"> ~ expon(λ)</m:t>
+          </m:r>
+        </m:oMath>
+      </m:oMathPara>
+    </w:p>
+    <w:p>
+      <w:pPr>
+        <w:jc w:val="both"/>
+      </w:pPr>
+      <m:oMathPara>
+        <m:oMath>
+          <m:r>
+            <w:rPr>
+              <w:rFonts w:ascii="Cambria Math" w:hAnsi="Cambria Math"/>
+            </w:rPr>
+            <m:t>f</m:t>
+          </m:r>
+          <m:d>
+            <m:dPr>
+              <m:ctrlPr>
+                <w:rPr>
+                  <w:rFonts w:ascii="Cambria Math" w:hAnsi="Cambria Math"/>
+                  <w:i/>
+                </w:rPr>
+              </m:ctrlPr>
+            </m:dPr>
+            <m:e>
+              <m:r>
+                <w:rPr>
+                  <w:rFonts w:ascii="Cambria Math" w:hAnsi="Cambria Math"/>
+                </w:rPr>
+                <m:t>t;k, λ</m:t>
+              </m:r>
+            </m:e>
+          </m:d>
+          <m:r>
+            <w:rPr>
+              <w:rFonts w:ascii="Cambria Math" w:hAnsi="Cambria Math"/>
+            </w:rPr>
+            <m:t xml:space="preserve">= </m:t>
+          </m:r>
+          <m:f>
+            <m:fPr>
+              <m:ctrlPr>
+                <w:rPr>
+                  <w:rFonts w:ascii="Cambria Math" w:hAnsi="Cambria Math"/>
+                  <w:i/>
+                </w:rPr>
+              </m:ctrlPr>
+            </m:fPr>
+            <m:num>
+              <m:sSup>
+                <m:sSupPr>
+                  <m:ctrlPr>
+                    <w:rPr>
+                      <w:rFonts w:ascii="Cambria Math" w:hAnsi="Cambria Math"/>
+                      <w:i/>
+                    </w:rPr>
+                  </m:ctrlPr>
+                </m:sSupPr>
+                <m:e>
+                  <m:r>
+                    <w:rPr>
+                      <w:rFonts w:ascii="Cambria Math" w:hAnsi="Cambria Math"/>
+                    </w:rPr>
+                    <m:t>λ</m:t>
+                  </m:r>
+                </m:e>
+                <m:sup>
+                  <m:r>
+                    <w:rPr>
+                      <w:rFonts w:ascii="Cambria Math" w:hAnsi="Cambria Math"/>
+                    </w:rPr>
+                    <m:t>k</m:t>
+                  </m:r>
+                </m:sup>
+              </m:sSup>
+              <m:sSup>
+                <m:sSupPr>
+                  <m:ctrlPr>
+                    <w:rPr>
+                      <w:rFonts w:ascii="Cambria Math" w:hAnsi="Cambria Math"/>
+                      <w:i/>
+                    </w:rPr>
+                  </m:ctrlPr>
+                </m:sSupPr>
+                <m:e>
+                  <m:r>
+                    <w:rPr>
+                      <w:rFonts w:ascii="Cambria Math" w:hAnsi="Cambria Math"/>
+                    </w:rPr>
+                    <m:t>t</m:t>
+                  </m:r>
+                </m:e>
+                <m:sup>
+                  <m:r>
+                    <w:rPr>
+                      <w:rFonts w:ascii="Cambria Math" w:hAnsi="Cambria Math"/>
+                    </w:rPr>
+                    <m:t>k-1</m:t>
+                  </m:r>
+                </m:sup>
+              </m:sSup>
+              <m:sSup>
+                <m:sSupPr>
+                  <m:ctrlPr>
+                    <w:rPr>
+                      <w:rFonts w:ascii="Cambria Math" w:hAnsi="Cambria Math"/>
+                      <w:i/>
+                    </w:rPr>
+                  </m:ctrlPr>
+                </m:sSupPr>
+                <m:e>
+                  <m:r>
+                    <w:rPr>
+                      <w:rFonts w:ascii="Cambria Math" w:hAnsi="Cambria Math"/>
+                    </w:rPr>
+                    <m:t>e</m:t>
+                  </m:r>
+                </m:e>
+                <m:sup>
+                  <m:r>
+                    <w:rPr>
+                      <w:rFonts w:ascii="Cambria Math" w:hAnsi="Cambria Math"/>
+                    </w:rPr>
+                    <m:t>-λt</m:t>
+                  </m:r>
+                </m:sup>
+              </m:sSup>
+            </m:num>
+            <m:den>
+              <m:r>
+                <w:rPr>
+                  <w:rFonts w:ascii="Cambria Math" w:hAnsi="Cambria Math"/>
+                </w:rPr>
+                <m:t>k-1</m:t>
+              </m:r>
+            </m:den>
+          </m:f>
+        </m:oMath>
+      </m:oMathPara>
+    </w:p>
+    <w:p>
+      <w:pPr>
+        <w:contextualSpacing/>
+        <w:jc w:val="both"/>
+        <w:rPr>
+          <w:rFonts w:eastAsiaTheme="minorHAnsi"/>
+        </w:rPr>
+      </w:pPr>
+    </w:p>
+    <w:p>
+      <w:pPr>
+        <w:tabs>
+          <w:tab w:val="left" w:pos="7618"/>
+        </w:tabs>
+        <w:contextualSpacing/>
+        <w:jc w:val="both"/>
+        <w:rPr>
+          <w:rFonts w:eastAsiaTheme="minorHAnsi"/>
+        </w:rPr>
+      </w:pPr>
+      <w:r>
+        <w:rPr>
+          <w:rFonts w:eastAsiaTheme="minorHAnsi"/>
+        </w:rPr>
+        <w:tab/>
+      </w:r>
+      <w:bookmarkStart w:id="0" w:name="_GoBack"/>
+      <w:bookmarkEnd w:id="0"/>
     </w:p>
     <w:p>
       <w:pPr>
@@ -2590,6 +4650,7 @@
                 <w:rFonts w:eastAsiaTheme="minorHAnsi"/>
                 <w:noProof/>
               </w:rPr>
+              <w:lastRenderedPageBreak/>
               <w:drawing>
                 <wp:inline distT="0" distB="0" distL="0" distR="0" wp14:anchorId="6DCA904A" wp14:editId="1EDF01B9">
                   <wp:extent cx="3227832" cy="2569464"/>
@@ -2606,10 +4667,10 @@
                           <pic:cNvPicPr/>
                         </pic:nvPicPr>
                         <pic:blipFill>
-                          <a:blip r:embed="rId7">
+                          <a:blip r:embed="rId9">
                             <a:extLst>
                               <a:ext uri="{96DAC541-7B7A-43D3-8B79-37D633B846F1}">
-                                <asvg:svgBlip xmlns:asvg="http://schemas.microsoft.com/office/drawing/2016/SVG/main" r:embed="rId8"/>
+                                <asvg:svgBlip xmlns:asvg="http://schemas.microsoft.com/office/drawing/2016/SVG/main" r:embed="rId10"/>
                               </a:ext>
                             </a:extLst>
                           </a:blip>
@@ -2669,10 +4730,10 @@
                           <pic:cNvPicPr/>
                         </pic:nvPicPr>
                         <pic:blipFill>
-                          <a:blip r:embed="rId9">
+                          <a:blip r:embed="rId11">
                             <a:extLst>
                               <a:ext uri="{96DAC541-7B7A-43D3-8B79-37D633B846F1}">
-                                <asvg:svgBlip xmlns:asvg="http://schemas.microsoft.com/office/drawing/2016/SVG/main" r:embed="rId10"/>
+                                <asvg:svgBlip xmlns:asvg="http://schemas.microsoft.com/office/drawing/2016/SVG/main" r:embed="rId12"/>
                               </a:ext>
                             </a:extLst>
                           </a:blip>
@@ -2738,10 +4799,10 @@
                           <pic:cNvPicPr/>
                         </pic:nvPicPr>
                         <pic:blipFill>
-                          <a:blip r:embed="rId11">
+                          <a:blip r:embed="rId13">
                             <a:extLst>
                               <a:ext uri="{96DAC541-7B7A-43D3-8B79-37D633B846F1}">
-                                <asvg:svgBlip xmlns:asvg="http://schemas.microsoft.com/office/drawing/2016/SVG/main" r:embed="rId12"/>
+                                <asvg:svgBlip xmlns:asvg="http://schemas.microsoft.com/office/drawing/2016/SVG/main" r:embed="rId14"/>
                               </a:ext>
                             </a:extLst>
                           </a:blip>
@@ -2989,7 +5050,6 @@
         <w:rPr>
           <w:rFonts w:eastAsiaTheme="minorEastAsia"/>
         </w:rPr>
-        <w:lastRenderedPageBreak/>
         <w:t xml:space="preserve">The </w:t>
       </w:r>
       <w:r>
@@ -3336,7 +5396,14 @@
         <w:rPr>
           <w:rFonts w:eastAsiaTheme="minorEastAsia"/>
         </w:rPr>
-        <w:t xml:space="preserve"> becomes less abrupt</w:t>
+        <w:t xml:space="preserve"> becomes less </w:t>
+      </w:r>
+      <w:r>
+        <w:rPr>
+          <w:rFonts w:eastAsiaTheme="minorEastAsia"/>
+        </w:rPr>
+        <w:lastRenderedPageBreak/>
+        <w:t>abrupt</w:t>
       </w:r>
       <w:r>
         <w:rPr>
@@ -3519,10 +5586,10 @@
                           <pic:cNvPicPr/>
                         </pic:nvPicPr>
                         <pic:blipFill>
-                          <a:blip r:embed="rId13">
+                          <a:blip r:embed="rId15">
                             <a:extLst>
                               <a:ext uri="{96DAC541-7B7A-43D3-8B79-37D633B846F1}">
-                                <asvg:svgBlip xmlns:asvg="http://schemas.microsoft.com/office/drawing/2016/SVG/main" r:embed="rId14"/>
+                                <asvg:svgBlip xmlns:asvg="http://schemas.microsoft.com/office/drawing/2016/SVG/main" r:embed="rId16"/>
                               </a:ext>
                             </a:extLst>
                           </a:blip>
@@ -3579,72 +5646,6 @@
                       <pic:pic xmlns:pic="http://schemas.openxmlformats.org/drawingml/2006/picture">
                         <pic:nvPicPr>
                           <pic:cNvPr id="508509892" name="Graphic 508509892"/>
-                          <pic:cNvPicPr/>
-                        </pic:nvPicPr>
-                        <pic:blipFill>
-                          <a:blip r:embed="rId15">
-                            <a:extLst>
-                              <a:ext uri="{96DAC541-7B7A-43D3-8B79-37D633B846F1}">
-                                <asvg:svgBlip xmlns:asvg="http://schemas.microsoft.com/office/drawing/2016/SVG/main" r:embed="rId16"/>
-                              </a:ext>
-                            </a:extLst>
-                          </a:blip>
-                          <a:stretch>
-                            <a:fillRect/>
-                          </a:stretch>
-                        </pic:blipFill>
-                        <pic:spPr>
-                          <a:xfrm>
-                            <a:off x="0" y="0"/>
-                            <a:ext cx="3227832" cy="2569464"/>
-                          </a:xfrm>
-                          <a:prstGeom prst="rect">
-                            <a:avLst/>
-                          </a:prstGeom>
-                        </pic:spPr>
-                      </pic:pic>
-                    </a:graphicData>
-                  </a:graphic>
-                </wp:inline>
-              </w:drawing>
-            </w:r>
-          </w:p>
-        </w:tc>
-      </w:tr>
-      <w:tr>
-        <w:tc>
-          <w:tcPr>
-            <w:tcW w:w="10070" w:type="dxa"/>
-            <w:gridSpan w:val="2"/>
-          </w:tcPr>
-          <w:p>
-            <w:pPr>
-              <w:pStyle w:val="NormalWeb"/>
-              <w:spacing w:before="0" w:beforeAutospacing="0" w:after="0" w:afterAutospacing="0"/>
-              <w:contextualSpacing/>
-              <w:jc w:val="center"/>
-              <w:rPr>
-                <w:rFonts w:eastAsiaTheme="minorHAnsi"/>
-              </w:rPr>
-            </w:pPr>
-            <w:r>
-              <w:rPr>
-                <w:rFonts w:eastAsiaTheme="minorHAnsi"/>
-                <w:noProof/>
-              </w:rPr>
-              <w:drawing>
-                <wp:inline distT="0" distB="0" distL="0" distR="0" wp14:anchorId="4C08AF4C" wp14:editId="7296C5B4">
-                  <wp:extent cx="3227832" cy="2569464"/>
-                  <wp:effectExtent l="0" t="0" r="0" b="2540"/>
-                  <wp:docPr id="1757408215" name="Graphic 33"/>
-                  <wp:cNvGraphicFramePr>
-                    <a:graphicFrameLocks xmlns:a="http://schemas.openxmlformats.org/drawingml/2006/main" noChangeAspect="1"/>
-                  </wp:cNvGraphicFramePr>
-                  <a:graphic xmlns:a="http://schemas.openxmlformats.org/drawingml/2006/main">
-                    <a:graphicData uri="http://schemas.openxmlformats.org/drawingml/2006/picture">
-                      <pic:pic xmlns:pic="http://schemas.openxmlformats.org/drawingml/2006/picture">
-                        <pic:nvPicPr>
-                          <pic:cNvPr id="1757408215" name="Graphic 1757408215"/>
                           <pic:cNvPicPr/>
                         </pic:nvPicPr>
                         <pic:blipFill>
@@ -3688,6 +5689,72 @@
               <w:pStyle w:val="NormalWeb"/>
               <w:spacing w:before="0" w:beforeAutospacing="0" w:after="0" w:afterAutospacing="0"/>
               <w:contextualSpacing/>
+              <w:jc w:val="center"/>
+              <w:rPr>
+                <w:rFonts w:eastAsiaTheme="minorHAnsi"/>
+              </w:rPr>
+            </w:pPr>
+            <w:r>
+              <w:rPr>
+                <w:rFonts w:eastAsiaTheme="minorHAnsi"/>
+                <w:noProof/>
+              </w:rPr>
+              <w:drawing>
+                <wp:inline distT="0" distB="0" distL="0" distR="0" wp14:anchorId="4C08AF4C" wp14:editId="7296C5B4">
+                  <wp:extent cx="3227832" cy="2569464"/>
+                  <wp:effectExtent l="0" t="0" r="0" b="2540"/>
+                  <wp:docPr id="1757408215" name="Graphic 33"/>
+                  <wp:cNvGraphicFramePr>
+                    <a:graphicFrameLocks xmlns:a="http://schemas.openxmlformats.org/drawingml/2006/main" noChangeAspect="1"/>
+                  </wp:cNvGraphicFramePr>
+                  <a:graphic xmlns:a="http://schemas.openxmlformats.org/drawingml/2006/main">
+                    <a:graphicData uri="http://schemas.openxmlformats.org/drawingml/2006/picture">
+                      <pic:pic xmlns:pic="http://schemas.openxmlformats.org/drawingml/2006/picture">
+                        <pic:nvPicPr>
+                          <pic:cNvPr id="1757408215" name="Graphic 1757408215"/>
+                          <pic:cNvPicPr/>
+                        </pic:nvPicPr>
+                        <pic:blipFill>
+                          <a:blip r:embed="rId19">
+                            <a:extLst>
+                              <a:ext uri="{96DAC541-7B7A-43D3-8B79-37D633B846F1}">
+                                <asvg:svgBlip xmlns:asvg="http://schemas.microsoft.com/office/drawing/2016/SVG/main" r:embed="rId20"/>
+                              </a:ext>
+                            </a:extLst>
+                          </a:blip>
+                          <a:stretch>
+                            <a:fillRect/>
+                          </a:stretch>
+                        </pic:blipFill>
+                        <pic:spPr>
+                          <a:xfrm>
+                            <a:off x="0" y="0"/>
+                            <a:ext cx="3227832" cy="2569464"/>
+                          </a:xfrm>
+                          <a:prstGeom prst="rect">
+                            <a:avLst/>
+                          </a:prstGeom>
+                        </pic:spPr>
+                      </pic:pic>
+                    </a:graphicData>
+                  </a:graphic>
+                </wp:inline>
+              </w:drawing>
+            </w:r>
+          </w:p>
+        </w:tc>
+      </w:tr>
+      <w:tr>
+        <w:tc>
+          <w:tcPr>
+            <w:tcW w:w="10070" w:type="dxa"/>
+            <w:gridSpan w:val="2"/>
+          </w:tcPr>
+          <w:p>
+            <w:pPr>
+              <w:pStyle w:val="NormalWeb"/>
+              <w:spacing w:before="0" w:beforeAutospacing="0" w:after="0" w:afterAutospacing="0"/>
+              <w:contextualSpacing/>
               <w:rPr>
                 <w:rFonts w:eastAsiaTheme="minorHAnsi"/>
               </w:rPr>
@@ -3700,7 +5767,6 @@
                 <w:i/>
                 <w:iCs/>
               </w:rPr>
-              <w:lastRenderedPageBreak/>
               <w:t xml:space="preserve">Figure </w:t>
             </w:r>
             <w:r>
@@ -4018,6 +6084,7 @@
           <w:i/>
           <w:iCs/>
         </w:rPr>
+        <w:lastRenderedPageBreak/>
         <w:t xml:space="preserve">Figure </w:t>
       </w:r>
       <w:r>
@@ -4368,10 +6435,10 @@
                           <pic:cNvPicPr/>
                         </pic:nvPicPr>
                         <pic:blipFill>
-                          <a:blip r:embed="rId19">
+                          <a:blip r:embed="rId21">
                             <a:extLst>
                               <a:ext uri="{96DAC541-7B7A-43D3-8B79-37D633B846F1}">
-                                <asvg:svgBlip xmlns:asvg="http://schemas.microsoft.com/office/drawing/2016/SVG/main" r:embed="rId20"/>
+                                <asvg:svgBlip xmlns:asvg="http://schemas.microsoft.com/office/drawing/2016/SVG/main" r:embed="rId22"/>
                               </a:ext>
                             </a:extLst>
                           </a:blip>
@@ -4700,7 +6767,6 @@
         <w:rPr>
           <w:rFonts w:eastAsiaTheme="minorEastAsia"/>
         </w:rPr>
-        <w:lastRenderedPageBreak/>
         <w:t>The experimental results</w:t>
       </w:r>
       <w:r>
@@ -4982,6 +7048,7 @@
         <w:rPr>
           <w:rFonts w:eastAsiaTheme="minorHAnsi"/>
         </w:rPr>
+        <w:lastRenderedPageBreak/>
         <w:t xml:space="preserve">In this work we describe </w:t>
       </w:r>
       <w:r>
@@ -5791,10 +7858,18 @@
         <w:t xml:space="preserve"> Agodoa,</w:t>
       </w:r>
       <w:r>
-        <w:t xml:space="preserve"> L. Y., </w:t>
-      </w:r>
-      <w:r>
-        <w:t xml:space="preserve"> Daugirdas, </w:t>
+        <w:t xml:space="preserve"> L. Y.</w:t>
+      </w:r>
+      <w:proofErr w:type="gramStart"/>
+      <w:r>
+        <w:t xml:space="preserve">, </w:t>
+      </w:r>
+      <w:r>
+        <w:t xml:space="preserve"> Daugirdas</w:t>
+      </w:r>
+      <w:proofErr w:type="gramEnd"/>
+      <w:r>
+        <w:t xml:space="preserve">, </w:t>
       </w:r>
       <w:r>
         <w:t xml:space="preserve">J. T., </w:t>
@@ -6136,7 +8211,13 @@
                 <w:rPr>
                   <w:rFonts w:ascii="Cambria Math" w:hAnsi="Cambria Math"/>
                 </w:rPr>
-                <m:t xml:space="preserve"> a</m:t>
+                <m:t xml:space="preserve"> </m:t>
+              </m:r>
+              <m:r>
+                <w:rPr>
+                  <w:rFonts w:ascii="Cambria Math" w:hAnsi="Cambria Math"/>
+                </w:rPr>
+                <m:t>a</m:t>
               </m:r>
               <m:d>
                 <m:dPr>
@@ -6532,7 +8613,19 @@
               <w:rPr>
                 <w:rFonts w:ascii="Cambria Math" w:hAnsi="Cambria Math"/>
               </w:rPr>
-              <m:t xml:space="preserve"> aσ∆(0)</m:t>
+              <m:t xml:space="preserve"> </m:t>
+            </m:r>
+            <m:r>
+              <w:rPr>
+                <w:rFonts w:ascii="Cambria Math" w:hAnsi="Cambria Math"/>
+              </w:rPr>
+              <m:t>aσ</m:t>
+            </m:r>
+            <m:r>
+              <w:rPr>
+                <w:rFonts w:ascii="Cambria Math" w:hAnsi="Cambria Math"/>
+              </w:rPr>
+              <m:t>∆(0)</m:t>
             </m:r>
             <m:sSup>
               <m:sSupPr>
@@ -6556,7 +8649,13 @@
                   <w:rPr>
                     <w:rFonts w:ascii="Cambria Math" w:hAnsi="Cambria Math"/>
                   </w:rPr>
-                  <m:t>-γx</m:t>
+                  <m:t>-</m:t>
+                </m:r>
+                <m:r>
+                  <w:rPr>
+                    <w:rFonts w:ascii="Cambria Math" w:hAnsi="Cambria Math"/>
+                  </w:rPr>
+                  <m:t>γx</m:t>
                 </m:r>
               </m:sup>
             </m:sSup>
@@ -6988,7 +9087,19 @@
               <w:rPr>
                 <w:rFonts w:ascii="Cambria Math" w:hAnsi="Cambria Math"/>
               </w:rPr>
-              <m:t xml:space="preserve"> aσ∆(0)</m:t>
+              <m:t xml:space="preserve"> </m:t>
+            </m:r>
+            <m:r>
+              <w:rPr>
+                <w:rFonts w:ascii="Cambria Math" w:hAnsi="Cambria Math"/>
+              </w:rPr>
+              <m:t>aσ</m:t>
+            </m:r>
+            <m:r>
+              <w:rPr>
+                <w:rFonts w:ascii="Cambria Math" w:hAnsi="Cambria Math"/>
+              </w:rPr>
+              <m:t>∆(0)</m:t>
             </m:r>
           </m:num>
           <m:den>
@@ -7064,7 +9175,13 @@
                   <w:rPr>
                     <w:rFonts w:ascii="Cambria Math" w:hAnsi="Cambria Math"/>
                   </w:rPr>
-                  <m:t>-γl</m:t>
+                  <m:t>-</m:t>
+                </m:r>
+                <m:r>
+                  <w:rPr>
+                    <w:rFonts w:ascii="Cambria Math" w:hAnsi="Cambria Math"/>
+                  </w:rPr>
+                  <m:t>γl</m:t>
                 </m:r>
               </m:sup>
             </m:sSup>
@@ -7559,7 +9676,13 @@
                             <w:rPr>
                               <w:rFonts w:ascii="Cambria Math" w:hAnsi="Cambria Math"/>
                             </w:rPr>
-                            <m:t>-γl</m:t>
+                            <m:t>-</m:t>
+                          </m:r>
+                          <m:r>
+                            <w:rPr>
+                              <w:rFonts w:ascii="Cambria Math" w:hAnsi="Cambria Math"/>
+                            </w:rPr>
+                            <m:t>γl</m:t>
                           </m:r>
                         </m:sup>
                       </m:sSup>
@@ -8208,7 +10331,13 @@
           <w:rPr>
             <w:rFonts w:ascii="Cambria Math" w:hAnsi="Cambria Math"/>
           </w:rPr>
-          <m:t>= θ</m:t>
+          <m:t xml:space="preserve">= </m:t>
+        </m:r>
+        <m:r>
+          <w:rPr>
+            <w:rFonts w:ascii="Cambria Math" w:hAnsi="Cambria Math"/>
+          </w:rPr>
+          <m:t>θ</m:t>
         </m:r>
         <m:sSub>
           <m:sSubPr>
@@ -8240,7 +10369,13 @@
           <w:rPr>
             <w:rFonts w:ascii="Cambria Math" w:hAnsi="Cambria Math"/>
           </w:rPr>
-          <m:t>+ μ</m:t>
+          <m:t xml:space="preserve">+ </m:t>
+        </m:r>
+        <m:r>
+          <w:rPr>
+            <w:rFonts w:ascii="Cambria Math" w:hAnsi="Cambria Math"/>
+          </w:rPr>
+          <m:t>μ</m:t>
         </m:r>
         <m:sSub>
           <m:sSubPr>
@@ -8355,7 +10490,13 @@
           <w:rPr>
             <w:rFonts w:ascii="Cambria Math" w:hAnsi="Cambria Math"/>
           </w:rPr>
-          <m:t>= ϑ</m:t>
+          <m:t xml:space="preserve">= </m:t>
+        </m:r>
+        <m:r>
+          <w:rPr>
+            <w:rFonts w:ascii="Cambria Math" w:hAnsi="Cambria Math"/>
+          </w:rPr>
+          <m:t>ϑ</m:t>
         </m:r>
         <m:sSub>
           <m:sSubPr>
@@ -8387,7 +10528,13 @@
           <w:rPr>
             <w:rFonts w:ascii="Cambria Math" w:hAnsi="Cambria Math"/>
           </w:rPr>
-          <m:t>+ μ</m:t>
+          <m:t xml:space="preserve">+ </m:t>
+        </m:r>
+        <m:r>
+          <w:rPr>
+            <w:rFonts w:ascii="Cambria Math" w:hAnsi="Cambria Math"/>
+          </w:rPr>
+          <m:t>μ</m:t>
         </m:r>
         <m:sSub>
           <m:sSubPr>
@@ -8569,7 +10716,13 @@
             <w:rPr>
               <w:rFonts w:ascii="Cambria Math" w:hAnsi="Cambria Math"/>
             </w:rPr>
-            <m:t>= ϑ</m:t>
+            <m:t xml:space="preserve">= </m:t>
+          </m:r>
+          <m:r>
+            <w:rPr>
+              <w:rFonts w:ascii="Cambria Math" w:hAnsi="Cambria Math"/>
+            </w:rPr>
+            <m:t>ϑ</m:t>
           </m:r>
           <m:sSub>
             <m:sSubPr>
@@ -8612,7 +10765,7 @@
       </w:r>
     </w:p>
     <w:sectPr>
-      <w:footerReference w:type="default" r:id="rId21"/>
+      <w:footerReference w:type="default" r:id="rId23"/>
       <w:pgSz w:w="12240" w:h="15840"/>
       <w:pgMar w:top="1440" w:right="1080" w:bottom="1440" w:left="1080" w:header="720" w:footer="720" w:gutter="0"/>
       <w:cols w:space="720"/>
@@ -8623,7 +10776,7 @@
 </file>
 
 <file path=word/endnotes.xml><?xml version="1.0" encoding="utf-8"?>
-<w:endnotes xmlns:wpc="http://schemas.microsoft.com/office/word/2010/wordprocessingCanvas" xmlns:cx="http://schemas.microsoft.com/office/drawing/2014/chartex" xmlns:cx1="http://schemas.microsoft.com/office/drawing/2015/9/8/chartex" xmlns:cx2="http://schemas.microsoft.com/office/drawing/2015/10/21/chartex" xmlns:cx3="http://schemas.microsoft.com/office/drawing/2016/5/9/chartex" xmlns:cx4="http://schemas.microsoft.com/office/drawing/2016/5/10/chartex" xmlns:cx5="http://schemas.microsoft.com/office/drawing/2016/5/11/chartex" xmlns:cx6="http://schemas.microsoft.com/office/drawing/2016/5/12/chartex" xmlns:cx7="http://schemas.microsoft.com/office/drawing/2016/5/13/chartex" xmlns:cx8="http://schemas.microsoft.com/office/drawing/2016/5/14/chartex" xmlns:mc="http://schemas.openxmlformats.org/markup-compatibility/2006" xmlns:aink="http://schemas.microsoft.com/office/drawing/2016/ink" xmlns:am3d="http://schemas.microsoft.com/office/drawing/2017/model3d" xmlns:o="urn:schemas-microsoft-com:office:office" xmlns:oel="http://schemas.microsoft.com/office/2019/extlst" xmlns:r="http://schemas.openxmlformats.org/officeDocument/2006/relationships" xmlns:m="http://schemas.openxmlformats.org/officeDocument/2006/math" xmlns:v="urn:schemas-microsoft-com:vml" xmlns:wp14="http://schemas.microsoft.com/office/word/2010/wordprocessingDrawing" xmlns:wp="http://schemas.openxmlformats.org/drawingml/2006/wordprocessingDrawing" xmlns:w10="urn:schemas-microsoft-com:office:word" xmlns:w="http://schemas.openxmlformats.org/wordprocessingml/2006/main" xmlns:w14="http://schemas.microsoft.com/office/word/2010/wordml" xmlns:w15="http://schemas.microsoft.com/office/word/2012/wordml" xmlns:w16cex="http://schemas.microsoft.com/office/word/2018/wordml/cex" xmlns:w16cid="http://schemas.microsoft.com/office/word/2016/wordml/cid" xmlns:w16="http://schemas.microsoft.com/office/word/2018/wordml" xmlns:w16du="http://schemas.microsoft.com/office/word/2023/wordml/word16du" xmlns:w16sdtdh="http://schemas.microsoft.com/office/word/2020/wordml/sdtdatahash" xmlns:w16sdtfl="http://schemas.microsoft.com/office/word/2024/wordml/sdtformatlock" xmlns:w16se="http://schemas.microsoft.com/office/word/2015/wordml/symex" xmlns:wpg="http://schemas.microsoft.com/office/word/2010/wordprocessingGroup" xmlns:wpi="http://schemas.microsoft.com/office/word/2010/wordprocessingInk" xmlns:wne="http://schemas.microsoft.com/office/word/2006/wordml" xmlns:wps="http://schemas.microsoft.com/office/word/2010/wordprocessingShape" mc:Ignorable="w14 w15 w16se w16cid w16 w16cex w16sdtdh w16sdtfl w16du wp14">
+<w:endnotes xmlns:wpc="http://schemas.microsoft.com/office/word/2010/wordprocessingCanvas" xmlns:cx="http://schemas.microsoft.com/office/drawing/2014/chartex" xmlns:cx1="http://schemas.microsoft.com/office/drawing/2015/9/8/chartex" xmlns:cx2="http://schemas.microsoft.com/office/drawing/2015/10/21/chartex" xmlns:cx3="http://schemas.microsoft.com/office/drawing/2016/5/9/chartex" xmlns:cx4="http://schemas.microsoft.com/office/drawing/2016/5/10/chartex" xmlns:cx5="http://schemas.microsoft.com/office/drawing/2016/5/11/chartex" xmlns:cx6="http://schemas.microsoft.com/office/drawing/2016/5/12/chartex" xmlns:cx7="http://schemas.microsoft.com/office/drawing/2016/5/13/chartex" xmlns:cx8="http://schemas.microsoft.com/office/drawing/2016/5/14/chartex" xmlns:mc="http://schemas.openxmlformats.org/markup-compatibility/2006" xmlns:aink="http://schemas.microsoft.com/office/drawing/2016/ink" xmlns:am3d="http://schemas.microsoft.com/office/drawing/2017/model3d" xmlns:o="urn:schemas-microsoft-com:office:office" xmlns:r="http://schemas.openxmlformats.org/officeDocument/2006/relationships" xmlns:m="http://schemas.openxmlformats.org/officeDocument/2006/math" xmlns:v="urn:schemas-microsoft-com:vml" xmlns:wp14="http://schemas.microsoft.com/office/word/2010/wordprocessingDrawing" xmlns:wp="http://schemas.openxmlformats.org/drawingml/2006/wordprocessingDrawing" xmlns:w10="urn:schemas-microsoft-com:office:word" xmlns:w="http://schemas.openxmlformats.org/wordprocessingml/2006/main" xmlns:w14="http://schemas.microsoft.com/office/word/2010/wordml" xmlns:w15="http://schemas.microsoft.com/office/word/2012/wordml" xmlns:w16cid="http://schemas.microsoft.com/office/word/2016/wordml/cid" xmlns:w16se="http://schemas.microsoft.com/office/word/2015/wordml/symex" xmlns:wpg="http://schemas.microsoft.com/office/word/2010/wordprocessingGroup" xmlns:wpi="http://schemas.microsoft.com/office/word/2010/wordprocessingInk" xmlns:wne="http://schemas.microsoft.com/office/word/2006/wordml" xmlns:wps="http://schemas.microsoft.com/office/word/2010/wordprocessingShape" mc:Ignorable="w14 w15 w16se w16cid wp14">
   <w:endnote w:type="separator" w:id="-1">
     <w:p>
       <w:r>
@@ -8642,7 +10795,7 @@
 </file>
 
 <file path=word/footer1.xml><?xml version="1.0" encoding="utf-8"?>
-<w:ftr xmlns:wpc="http://schemas.microsoft.com/office/word/2010/wordprocessingCanvas" xmlns:cx="http://schemas.microsoft.com/office/drawing/2014/chartex" xmlns:cx1="http://schemas.microsoft.com/office/drawing/2015/9/8/chartex" xmlns:cx2="http://schemas.microsoft.com/office/drawing/2015/10/21/chartex" xmlns:cx3="http://schemas.microsoft.com/office/drawing/2016/5/9/chartex" xmlns:cx4="http://schemas.microsoft.com/office/drawing/2016/5/10/chartex" xmlns:cx5="http://schemas.microsoft.com/office/drawing/2016/5/11/chartex" xmlns:cx6="http://schemas.microsoft.com/office/drawing/2016/5/12/chartex" xmlns:cx7="http://schemas.microsoft.com/office/drawing/2016/5/13/chartex" xmlns:cx8="http://schemas.microsoft.com/office/drawing/2016/5/14/chartex" xmlns:mc="http://schemas.openxmlformats.org/markup-compatibility/2006" xmlns:aink="http://schemas.microsoft.com/office/drawing/2016/ink" xmlns:am3d="http://schemas.microsoft.com/office/drawing/2017/model3d" xmlns:o="urn:schemas-microsoft-com:office:office" xmlns:oel="http://schemas.microsoft.com/office/2019/extlst" xmlns:r="http://schemas.openxmlformats.org/officeDocument/2006/relationships" xmlns:m="http://schemas.openxmlformats.org/officeDocument/2006/math" xmlns:v="urn:schemas-microsoft-com:vml" xmlns:wp14="http://schemas.microsoft.com/office/word/2010/wordprocessingDrawing" xmlns:wp="http://schemas.openxmlformats.org/drawingml/2006/wordprocessingDrawing" xmlns:w10="urn:schemas-microsoft-com:office:word" xmlns:w="http://schemas.openxmlformats.org/wordprocessingml/2006/main" xmlns:w14="http://schemas.microsoft.com/office/word/2010/wordml" xmlns:w15="http://schemas.microsoft.com/office/word/2012/wordml" xmlns:w16cex="http://schemas.microsoft.com/office/word/2018/wordml/cex" xmlns:w16cid="http://schemas.microsoft.com/office/word/2016/wordml/cid" xmlns:w16="http://schemas.microsoft.com/office/word/2018/wordml" xmlns:w16du="http://schemas.microsoft.com/office/word/2023/wordml/word16du" xmlns:w16sdtdh="http://schemas.microsoft.com/office/word/2020/wordml/sdtdatahash" xmlns:w16sdtfl="http://schemas.microsoft.com/office/word/2024/wordml/sdtformatlock" xmlns:w16se="http://schemas.microsoft.com/office/word/2015/wordml/symex" xmlns:wpg="http://schemas.microsoft.com/office/word/2010/wordprocessingGroup" xmlns:wpi="http://schemas.microsoft.com/office/word/2010/wordprocessingInk" xmlns:wne="http://schemas.microsoft.com/office/word/2006/wordml" xmlns:wps="http://schemas.microsoft.com/office/word/2010/wordprocessingShape" mc:Ignorable="w14 w15 w16se w16cid w16 w16cex w16sdtdh w16sdtfl w16du wp14">
+<w:ftr xmlns:wpc="http://schemas.microsoft.com/office/word/2010/wordprocessingCanvas" xmlns:cx="http://schemas.microsoft.com/office/drawing/2014/chartex" xmlns:cx1="http://schemas.microsoft.com/office/drawing/2015/9/8/chartex" xmlns:cx2="http://schemas.microsoft.com/office/drawing/2015/10/21/chartex" xmlns:cx3="http://schemas.microsoft.com/office/drawing/2016/5/9/chartex" xmlns:cx4="http://schemas.microsoft.com/office/drawing/2016/5/10/chartex" xmlns:cx5="http://schemas.microsoft.com/office/drawing/2016/5/11/chartex" xmlns:cx6="http://schemas.microsoft.com/office/drawing/2016/5/12/chartex" xmlns:cx7="http://schemas.microsoft.com/office/drawing/2016/5/13/chartex" xmlns:cx8="http://schemas.microsoft.com/office/drawing/2016/5/14/chartex" xmlns:mc="http://schemas.openxmlformats.org/markup-compatibility/2006" xmlns:aink="http://schemas.microsoft.com/office/drawing/2016/ink" xmlns:am3d="http://schemas.microsoft.com/office/drawing/2017/model3d" xmlns:o="urn:schemas-microsoft-com:office:office" xmlns:r="http://schemas.openxmlformats.org/officeDocument/2006/relationships" xmlns:m="http://schemas.openxmlformats.org/officeDocument/2006/math" xmlns:v="urn:schemas-microsoft-com:vml" xmlns:wp14="http://schemas.microsoft.com/office/word/2010/wordprocessingDrawing" xmlns:wp="http://schemas.openxmlformats.org/drawingml/2006/wordprocessingDrawing" xmlns:w10="urn:schemas-microsoft-com:office:word" xmlns:w="http://schemas.openxmlformats.org/wordprocessingml/2006/main" xmlns:w14="http://schemas.microsoft.com/office/word/2010/wordml" xmlns:w15="http://schemas.microsoft.com/office/word/2012/wordml" xmlns:w16cid="http://schemas.microsoft.com/office/word/2016/wordml/cid" xmlns:w16se="http://schemas.microsoft.com/office/word/2015/wordml/symex" xmlns:wpg="http://schemas.microsoft.com/office/word/2010/wordprocessingGroup" xmlns:wpi="http://schemas.microsoft.com/office/word/2010/wordprocessingInk" xmlns:wne="http://schemas.microsoft.com/office/word/2006/wordml" xmlns:wps="http://schemas.microsoft.com/office/word/2010/wordprocessingShape" mc:Ignorable="w14 w15 w16se w16cid wp14">
   <w:sdt>
     <w:sdtPr>
       <w:id w:val="1781983224"/>
@@ -8651,6 +10804,7 @@
         <w:docPartUnique/>
       </w:docPartObj>
     </w:sdtPr>
+    <w:sdtEndPr/>
     <w:sdtContent>
       <w:sdt>
         <w:sdtPr>
@@ -8660,6 +10814,7 @@
             <w:docPartUnique/>
           </w:docPartObj>
         </w:sdtPr>
+        <w:sdtEndPr/>
         <w:sdtContent>
           <w:p>
             <w:pPr>
@@ -8758,7 +10913,7 @@
 </file>
 
 <file path=word/footnotes.xml><?xml version="1.0" encoding="utf-8"?>
-<w:footnotes xmlns:wpc="http://schemas.microsoft.com/office/word/2010/wordprocessingCanvas" xmlns:cx="http://schemas.microsoft.com/office/drawing/2014/chartex" xmlns:cx1="http://schemas.microsoft.com/office/drawing/2015/9/8/chartex" xmlns:cx2="http://schemas.microsoft.com/office/drawing/2015/10/21/chartex" xmlns:cx3="http://schemas.microsoft.com/office/drawing/2016/5/9/chartex" xmlns:cx4="http://schemas.microsoft.com/office/drawing/2016/5/10/chartex" xmlns:cx5="http://schemas.microsoft.com/office/drawing/2016/5/11/chartex" xmlns:cx6="http://schemas.microsoft.com/office/drawing/2016/5/12/chartex" xmlns:cx7="http://schemas.microsoft.com/office/drawing/2016/5/13/chartex" xmlns:cx8="http://schemas.microsoft.com/office/drawing/2016/5/14/chartex" xmlns:mc="http://schemas.openxmlformats.org/markup-compatibility/2006" xmlns:aink="http://schemas.microsoft.com/office/drawing/2016/ink" xmlns:am3d="http://schemas.microsoft.com/office/drawing/2017/model3d" xmlns:o="urn:schemas-microsoft-com:office:office" xmlns:oel="http://schemas.microsoft.com/office/2019/extlst" xmlns:r="http://schemas.openxmlformats.org/officeDocument/2006/relationships" xmlns:m="http://schemas.openxmlformats.org/officeDocument/2006/math" xmlns:v="urn:schemas-microsoft-com:vml" xmlns:wp14="http://schemas.microsoft.com/office/word/2010/wordprocessingDrawing" xmlns:wp="http://schemas.openxmlformats.org/drawingml/2006/wordprocessingDrawing" xmlns:w10="urn:schemas-microsoft-com:office:word" xmlns:w="http://schemas.openxmlformats.org/wordprocessingml/2006/main" xmlns:w14="http://schemas.microsoft.com/office/word/2010/wordml" xmlns:w15="http://schemas.microsoft.com/office/word/2012/wordml" xmlns:w16cex="http://schemas.microsoft.com/office/word/2018/wordml/cex" xmlns:w16cid="http://schemas.microsoft.com/office/word/2016/wordml/cid" xmlns:w16="http://schemas.microsoft.com/office/word/2018/wordml" xmlns:w16du="http://schemas.microsoft.com/office/word/2023/wordml/word16du" xmlns:w16sdtdh="http://schemas.microsoft.com/office/word/2020/wordml/sdtdatahash" xmlns:w16sdtfl="http://schemas.microsoft.com/office/word/2024/wordml/sdtformatlock" xmlns:w16se="http://schemas.microsoft.com/office/word/2015/wordml/symex" xmlns:wpg="http://schemas.microsoft.com/office/word/2010/wordprocessingGroup" xmlns:wpi="http://schemas.microsoft.com/office/word/2010/wordprocessingInk" xmlns:wne="http://schemas.microsoft.com/office/word/2006/wordml" xmlns:wps="http://schemas.microsoft.com/office/word/2010/wordprocessingShape" mc:Ignorable="w14 w15 w16se w16cid w16 w16cex w16sdtdh w16sdtfl w16du wp14">
+<w:footnotes xmlns:wpc="http://schemas.microsoft.com/office/word/2010/wordprocessingCanvas" xmlns:cx="http://schemas.microsoft.com/office/drawing/2014/chartex" xmlns:cx1="http://schemas.microsoft.com/office/drawing/2015/9/8/chartex" xmlns:cx2="http://schemas.microsoft.com/office/drawing/2015/10/21/chartex" xmlns:cx3="http://schemas.microsoft.com/office/drawing/2016/5/9/chartex" xmlns:cx4="http://schemas.microsoft.com/office/drawing/2016/5/10/chartex" xmlns:cx5="http://schemas.microsoft.com/office/drawing/2016/5/11/chartex" xmlns:cx6="http://schemas.microsoft.com/office/drawing/2016/5/12/chartex" xmlns:cx7="http://schemas.microsoft.com/office/drawing/2016/5/13/chartex" xmlns:cx8="http://schemas.microsoft.com/office/drawing/2016/5/14/chartex" xmlns:mc="http://schemas.openxmlformats.org/markup-compatibility/2006" xmlns:aink="http://schemas.microsoft.com/office/drawing/2016/ink" xmlns:am3d="http://schemas.microsoft.com/office/drawing/2017/model3d" xmlns:o="urn:schemas-microsoft-com:office:office" xmlns:r="http://schemas.openxmlformats.org/officeDocument/2006/relationships" xmlns:m="http://schemas.openxmlformats.org/officeDocument/2006/math" xmlns:v="urn:schemas-microsoft-com:vml" xmlns:wp14="http://schemas.microsoft.com/office/word/2010/wordprocessingDrawing" xmlns:wp="http://schemas.openxmlformats.org/drawingml/2006/wordprocessingDrawing" xmlns:w10="urn:schemas-microsoft-com:office:word" xmlns:w="http://schemas.openxmlformats.org/wordprocessingml/2006/main" xmlns:w14="http://schemas.microsoft.com/office/word/2010/wordml" xmlns:w15="http://schemas.microsoft.com/office/word/2012/wordml" xmlns:w16cid="http://schemas.microsoft.com/office/word/2016/wordml/cid" xmlns:w16se="http://schemas.microsoft.com/office/word/2015/wordml/symex" xmlns:wpg="http://schemas.microsoft.com/office/word/2010/wordprocessingGroup" xmlns:wpi="http://schemas.microsoft.com/office/word/2010/wordprocessingInk" xmlns:wne="http://schemas.microsoft.com/office/word/2006/wordml" xmlns:wps="http://schemas.microsoft.com/office/word/2010/wordprocessingShape" mc:Ignorable="w14 w15 w16se w16cid wp14">
   <w:footnote w:type="separator" w:id="-1">
     <w:p>
       <w:r>
@@ -8777,8 +10932,121 @@
 </file>
 
 <file path=word/numbering.xml><?xml version="1.0" encoding="utf-8"?>
-<w:numbering xmlns:wpc="http://schemas.microsoft.com/office/word/2010/wordprocessingCanvas" xmlns:cx="http://schemas.microsoft.com/office/drawing/2014/chartex" xmlns:cx1="http://schemas.microsoft.com/office/drawing/2015/9/8/chartex" xmlns:cx2="http://schemas.microsoft.com/office/drawing/2015/10/21/chartex" xmlns:cx3="http://schemas.microsoft.com/office/drawing/2016/5/9/chartex" xmlns:cx4="http://schemas.microsoft.com/office/drawing/2016/5/10/chartex" xmlns:cx5="http://schemas.microsoft.com/office/drawing/2016/5/11/chartex" xmlns:cx6="http://schemas.microsoft.com/office/drawing/2016/5/12/chartex" xmlns:cx7="http://schemas.microsoft.com/office/drawing/2016/5/13/chartex" xmlns:cx8="http://schemas.microsoft.com/office/drawing/2016/5/14/chartex" xmlns:mc="http://schemas.openxmlformats.org/markup-compatibility/2006" xmlns:aink="http://schemas.microsoft.com/office/drawing/2016/ink" xmlns:am3d="http://schemas.microsoft.com/office/drawing/2017/model3d" xmlns:o="urn:schemas-microsoft-com:office:office" xmlns:oel="http://schemas.microsoft.com/office/2019/extlst" xmlns:r="http://schemas.openxmlformats.org/officeDocument/2006/relationships" xmlns:m="http://schemas.openxmlformats.org/officeDocument/2006/math" xmlns:v="urn:schemas-microsoft-com:vml" xmlns:wp14="http://schemas.microsoft.com/office/word/2010/wordprocessingDrawing" xmlns:wp="http://schemas.openxmlformats.org/drawingml/2006/wordprocessingDrawing" xmlns:w10="urn:schemas-microsoft-com:office:word" xmlns:w="http://schemas.openxmlformats.org/wordprocessingml/2006/main" xmlns:w14="http://schemas.microsoft.com/office/word/2010/wordml" xmlns:w15="http://schemas.microsoft.com/office/word/2012/wordml" xmlns:w16cex="http://schemas.microsoft.com/office/word/2018/wordml/cex" xmlns:w16cid="http://schemas.microsoft.com/office/word/2016/wordml/cid" xmlns:w16="http://schemas.microsoft.com/office/word/2018/wordml" xmlns:w16du="http://schemas.microsoft.com/office/word/2023/wordml/word16du" xmlns:w16sdtdh="http://schemas.microsoft.com/office/word/2020/wordml/sdtdatahash" xmlns:w16sdtfl="http://schemas.microsoft.com/office/word/2024/wordml/sdtformatlock" xmlns:w16se="http://schemas.microsoft.com/office/word/2015/wordml/symex" xmlns:wpg="http://schemas.microsoft.com/office/word/2010/wordprocessingGroup" xmlns:wpi="http://schemas.microsoft.com/office/word/2010/wordprocessingInk" xmlns:wne="http://schemas.microsoft.com/office/word/2006/wordml" xmlns:wps="http://schemas.microsoft.com/office/word/2010/wordprocessingShape" mc:Ignorable="w14 w15 w16se w16cid w16 w16cex w16sdtdh w16sdtfl w16du wp14">
+<w:numbering xmlns:wpc="http://schemas.microsoft.com/office/word/2010/wordprocessingCanvas" xmlns:cx="http://schemas.microsoft.com/office/drawing/2014/chartex" xmlns:cx1="http://schemas.microsoft.com/office/drawing/2015/9/8/chartex" xmlns:cx2="http://schemas.microsoft.com/office/drawing/2015/10/21/chartex" xmlns:cx3="http://schemas.microsoft.com/office/drawing/2016/5/9/chartex" xmlns:cx4="http://schemas.microsoft.com/office/drawing/2016/5/10/chartex" xmlns:cx5="http://schemas.microsoft.com/office/drawing/2016/5/11/chartex" xmlns:cx6="http://schemas.microsoft.com/office/drawing/2016/5/12/chartex" xmlns:cx7="http://schemas.microsoft.com/office/drawing/2016/5/13/chartex" xmlns:cx8="http://schemas.microsoft.com/office/drawing/2016/5/14/chartex" xmlns:mc="http://schemas.openxmlformats.org/markup-compatibility/2006" xmlns:aink="http://schemas.microsoft.com/office/drawing/2016/ink" xmlns:am3d="http://schemas.microsoft.com/office/drawing/2017/model3d" xmlns:o="urn:schemas-microsoft-com:office:office" xmlns:r="http://schemas.openxmlformats.org/officeDocument/2006/relationships" xmlns:m="http://schemas.openxmlformats.org/officeDocument/2006/math" xmlns:v="urn:schemas-microsoft-com:vml" xmlns:wp14="http://schemas.microsoft.com/office/word/2010/wordprocessingDrawing" xmlns:wp="http://schemas.openxmlformats.org/drawingml/2006/wordprocessingDrawing" xmlns:w10="urn:schemas-microsoft-com:office:word" xmlns:w="http://schemas.openxmlformats.org/wordprocessingml/2006/main" xmlns:w14="http://schemas.microsoft.com/office/word/2010/wordml" xmlns:w15="http://schemas.microsoft.com/office/word/2012/wordml" xmlns:w16cid="http://schemas.microsoft.com/office/word/2016/wordml/cid" xmlns:w16se="http://schemas.microsoft.com/office/word/2015/wordml/symex" xmlns:wpg="http://schemas.microsoft.com/office/word/2010/wordprocessingGroup" xmlns:wpi="http://schemas.microsoft.com/office/word/2010/wordprocessingInk" xmlns:wne="http://schemas.microsoft.com/office/word/2006/wordml" xmlns:wps="http://schemas.microsoft.com/office/word/2010/wordprocessingShape" mc:Ignorable="w14 w15 w16se w16cid wp14">
   <w:abstractNum w:abstractNumId="0" w15:restartNumberingAfterBreak="0">
+    <w:nsid w:val="00B30CFC"/>
+    <w:multiLevelType w:val="hybridMultilevel"/>
+    <w:tmpl w:val="B27231BE"/>
+    <w:lvl w:ilvl="0" w:tplc="04090001">
+      <w:start w:val="1"/>
+      <w:numFmt w:val="bullet"/>
+      <w:lvlText w:val=""/>
+      <w:lvlJc w:val="left"/>
+      <w:pPr>
+        <w:ind w:left="720" w:hanging="360"/>
+      </w:pPr>
+      <w:rPr>
+        <w:rFonts w:ascii="Symbol" w:hAnsi="Symbol" w:hint="default"/>
+      </w:rPr>
+    </w:lvl>
+    <w:lvl w:ilvl="1" w:tplc="04090003" w:tentative="1">
+      <w:start w:val="1"/>
+      <w:numFmt w:val="bullet"/>
+      <w:lvlText w:val="o"/>
+      <w:lvlJc w:val="left"/>
+      <w:pPr>
+        <w:ind w:left="1440" w:hanging="360"/>
+      </w:pPr>
+      <w:rPr>
+        <w:rFonts w:ascii="Courier New" w:hAnsi="Courier New" w:cs="Courier New" w:hint="default"/>
+      </w:rPr>
+    </w:lvl>
+    <w:lvl w:ilvl="2" w:tplc="04090005" w:tentative="1">
+      <w:start w:val="1"/>
+      <w:numFmt w:val="bullet"/>
+      <w:lvlText w:val=""/>
+      <w:lvlJc w:val="left"/>
+      <w:pPr>
+        <w:ind w:left="2160" w:hanging="360"/>
+      </w:pPr>
+      <w:rPr>
+        <w:rFonts w:ascii="Wingdings" w:hAnsi="Wingdings" w:hint="default"/>
+      </w:rPr>
+    </w:lvl>
+    <w:lvl w:ilvl="3" w:tplc="04090001" w:tentative="1">
+      <w:start w:val="1"/>
+      <w:numFmt w:val="bullet"/>
+      <w:lvlText w:val=""/>
+      <w:lvlJc w:val="left"/>
+      <w:pPr>
+        <w:ind w:left="2880" w:hanging="360"/>
+      </w:pPr>
+      <w:rPr>
+        <w:rFonts w:ascii="Symbol" w:hAnsi="Symbol" w:hint="default"/>
+      </w:rPr>
+    </w:lvl>
+    <w:lvl w:ilvl="4" w:tplc="04090003" w:tentative="1">
+      <w:start w:val="1"/>
+      <w:numFmt w:val="bullet"/>
+      <w:lvlText w:val="o"/>
+      <w:lvlJc w:val="left"/>
+      <w:pPr>
+        <w:ind w:left="3600" w:hanging="360"/>
+      </w:pPr>
+      <w:rPr>
+        <w:rFonts w:ascii="Courier New" w:hAnsi="Courier New" w:cs="Courier New" w:hint="default"/>
+      </w:rPr>
+    </w:lvl>
+    <w:lvl w:ilvl="5" w:tplc="04090005" w:tentative="1">
+      <w:start w:val="1"/>
+      <w:numFmt w:val="bullet"/>
+      <w:lvlText w:val=""/>
+      <w:lvlJc w:val="left"/>
+      <w:pPr>
+        <w:ind w:left="4320" w:hanging="360"/>
+      </w:pPr>
+      <w:rPr>
+        <w:rFonts w:ascii="Wingdings" w:hAnsi="Wingdings" w:hint="default"/>
+      </w:rPr>
+    </w:lvl>
+    <w:lvl w:ilvl="6" w:tplc="04090001" w:tentative="1">
+      <w:start w:val="1"/>
+      <w:numFmt w:val="bullet"/>
+      <w:lvlText w:val=""/>
+      <w:lvlJc w:val="left"/>
+      <w:pPr>
+        <w:ind w:left="5040" w:hanging="360"/>
+      </w:pPr>
+      <w:rPr>
+        <w:rFonts w:ascii="Symbol" w:hAnsi="Symbol" w:hint="default"/>
+      </w:rPr>
+    </w:lvl>
+    <w:lvl w:ilvl="7" w:tplc="04090003" w:tentative="1">
+      <w:start w:val="1"/>
+      <w:numFmt w:val="bullet"/>
+      <w:lvlText w:val="o"/>
+      <w:lvlJc w:val="left"/>
+      <w:pPr>
+        <w:ind w:left="5760" w:hanging="360"/>
+      </w:pPr>
+      <w:rPr>
+        <w:rFonts w:ascii="Courier New" w:hAnsi="Courier New" w:cs="Courier New" w:hint="default"/>
+      </w:rPr>
+    </w:lvl>
+    <w:lvl w:ilvl="8" w:tplc="04090005" w:tentative="1">
+      <w:start w:val="1"/>
+      <w:numFmt w:val="bullet"/>
+      <w:lvlText w:val=""/>
+      <w:lvlJc w:val="left"/>
+      <w:pPr>
+        <w:ind w:left="6480" w:hanging="360"/>
+      </w:pPr>
+      <w:rPr>
+        <w:rFonts w:ascii="Wingdings" w:hAnsi="Wingdings" w:hint="default"/>
+      </w:rPr>
+    </w:lvl>
+  </w:abstractNum>
+  <w:abstractNum w:abstractNumId="1" w15:restartNumberingAfterBreak="0">
     <w:nsid w:val="01A701FE"/>
     <w:multiLevelType w:val="multilevel"/>
     <w:tmpl w:val="8B327A6E"/>
@@ -8899,7 +11167,7 @@
       </w:rPr>
     </w:lvl>
   </w:abstractNum>
-  <w:abstractNum w:abstractNumId="1" w15:restartNumberingAfterBreak="0">
+  <w:abstractNum w:abstractNumId="2" w15:restartNumberingAfterBreak="0">
     <w:nsid w:val="09CD3A92"/>
     <w:multiLevelType w:val="multilevel"/>
     <w:tmpl w:val="E5C68958"/>
@@ -9012,7 +11280,7 @@
       </w:rPr>
     </w:lvl>
   </w:abstractNum>
-  <w:abstractNum w:abstractNumId="2" w15:restartNumberingAfterBreak="0">
+  <w:abstractNum w:abstractNumId="3" w15:restartNumberingAfterBreak="0">
     <w:nsid w:val="48AD531E"/>
     <w:multiLevelType w:val="multilevel"/>
     <w:tmpl w:val="E5C68958"/>
@@ -9125,7 +11393,120 @@
       </w:rPr>
     </w:lvl>
   </w:abstractNum>
-  <w:abstractNum w:abstractNumId="3" w15:restartNumberingAfterBreak="0">
+  <w:abstractNum w:abstractNumId="4" w15:restartNumberingAfterBreak="0">
+    <w:nsid w:val="49AF7D5C"/>
+    <w:multiLevelType w:val="hybridMultilevel"/>
+    <w:tmpl w:val="04A456FE"/>
+    <w:lvl w:ilvl="0" w:tplc="04090001">
+      <w:start w:val="1"/>
+      <w:numFmt w:val="bullet"/>
+      <w:lvlText w:val=""/>
+      <w:lvlJc w:val="left"/>
+      <w:pPr>
+        <w:ind w:left="720" w:hanging="360"/>
+      </w:pPr>
+      <w:rPr>
+        <w:rFonts w:ascii="Symbol" w:hAnsi="Symbol" w:hint="default"/>
+      </w:rPr>
+    </w:lvl>
+    <w:lvl w:ilvl="1" w:tplc="04090003" w:tentative="1">
+      <w:start w:val="1"/>
+      <w:numFmt w:val="bullet"/>
+      <w:lvlText w:val="o"/>
+      <w:lvlJc w:val="left"/>
+      <w:pPr>
+        <w:ind w:left="1440" w:hanging="360"/>
+      </w:pPr>
+      <w:rPr>
+        <w:rFonts w:ascii="Courier New" w:hAnsi="Courier New" w:cs="Courier New" w:hint="default"/>
+      </w:rPr>
+    </w:lvl>
+    <w:lvl w:ilvl="2" w:tplc="04090005" w:tentative="1">
+      <w:start w:val="1"/>
+      <w:numFmt w:val="bullet"/>
+      <w:lvlText w:val=""/>
+      <w:lvlJc w:val="left"/>
+      <w:pPr>
+        <w:ind w:left="2160" w:hanging="360"/>
+      </w:pPr>
+      <w:rPr>
+        <w:rFonts w:ascii="Wingdings" w:hAnsi="Wingdings" w:hint="default"/>
+      </w:rPr>
+    </w:lvl>
+    <w:lvl w:ilvl="3" w:tplc="04090001" w:tentative="1">
+      <w:start w:val="1"/>
+      <w:numFmt w:val="bullet"/>
+      <w:lvlText w:val=""/>
+      <w:lvlJc w:val="left"/>
+      <w:pPr>
+        <w:ind w:left="2880" w:hanging="360"/>
+      </w:pPr>
+      <w:rPr>
+        <w:rFonts w:ascii="Symbol" w:hAnsi="Symbol" w:hint="default"/>
+      </w:rPr>
+    </w:lvl>
+    <w:lvl w:ilvl="4" w:tplc="04090003" w:tentative="1">
+      <w:start w:val="1"/>
+      <w:numFmt w:val="bullet"/>
+      <w:lvlText w:val="o"/>
+      <w:lvlJc w:val="left"/>
+      <w:pPr>
+        <w:ind w:left="3600" w:hanging="360"/>
+      </w:pPr>
+      <w:rPr>
+        <w:rFonts w:ascii="Courier New" w:hAnsi="Courier New" w:cs="Courier New" w:hint="default"/>
+      </w:rPr>
+    </w:lvl>
+    <w:lvl w:ilvl="5" w:tplc="04090005" w:tentative="1">
+      <w:start w:val="1"/>
+      <w:numFmt w:val="bullet"/>
+      <w:lvlText w:val=""/>
+      <w:lvlJc w:val="left"/>
+      <w:pPr>
+        <w:ind w:left="4320" w:hanging="360"/>
+      </w:pPr>
+      <w:rPr>
+        <w:rFonts w:ascii="Wingdings" w:hAnsi="Wingdings" w:hint="default"/>
+      </w:rPr>
+    </w:lvl>
+    <w:lvl w:ilvl="6" w:tplc="04090001" w:tentative="1">
+      <w:start w:val="1"/>
+      <w:numFmt w:val="bullet"/>
+      <w:lvlText w:val=""/>
+      <w:lvlJc w:val="left"/>
+      <w:pPr>
+        <w:ind w:left="5040" w:hanging="360"/>
+      </w:pPr>
+      <w:rPr>
+        <w:rFonts w:ascii="Symbol" w:hAnsi="Symbol" w:hint="default"/>
+      </w:rPr>
+    </w:lvl>
+    <w:lvl w:ilvl="7" w:tplc="04090003" w:tentative="1">
+      <w:start w:val="1"/>
+      <w:numFmt w:val="bullet"/>
+      <w:lvlText w:val="o"/>
+      <w:lvlJc w:val="left"/>
+      <w:pPr>
+        <w:ind w:left="5760" w:hanging="360"/>
+      </w:pPr>
+      <w:rPr>
+        <w:rFonts w:ascii="Courier New" w:hAnsi="Courier New" w:cs="Courier New" w:hint="default"/>
+      </w:rPr>
+    </w:lvl>
+    <w:lvl w:ilvl="8" w:tplc="04090005" w:tentative="1">
+      <w:start w:val="1"/>
+      <w:numFmt w:val="bullet"/>
+      <w:lvlText w:val=""/>
+      <w:lvlJc w:val="left"/>
+      <w:pPr>
+        <w:ind w:left="6480" w:hanging="360"/>
+      </w:pPr>
+      <w:rPr>
+        <w:rFonts w:ascii="Wingdings" w:hAnsi="Wingdings" w:hint="default"/>
+      </w:rPr>
+    </w:lvl>
+  </w:abstractNum>
+  <w:abstractNum w:abstractNumId="5" w15:restartNumberingAfterBreak="0">
     <w:nsid w:val="6C5A051E"/>
     <w:multiLevelType w:val="multilevel"/>
     <w:tmpl w:val="8B327A6E"/>
@@ -9246,23 +11627,29 @@
       </w:rPr>
     </w:lvl>
   </w:abstractNum>
-  <w:num w:numId="1" w16cid:durableId="815412152">
-    <w:abstractNumId w:val="0"/>
+  <w:num w:numId="1">
+    <w:abstractNumId w:val="1"/>
   </w:num>
-  <w:num w:numId="2" w16cid:durableId="200440881">
+  <w:num w:numId="2">
+    <w:abstractNumId w:val="3"/>
+  </w:num>
+  <w:num w:numId="3">
     <w:abstractNumId w:val="2"/>
   </w:num>
-  <w:num w:numId="3" w16cid:durableId="1649675271">
-    <w:abstractNumId w:val="1"/>
+  <w:num w:numId="4">
+    <w:abstractNumId w:val="5"/>
   </w:num>
-  <w:num w:numId="4" w16cid:durableId="101846838">
-    <w:abstractNumId w:val="3"/>
+  <w:num w:numId="5">
+    <w:abstractNumId w:val="4"/>
+  </w:num>
+  <w:num w:numId="6">
+    <w:abstractNumId w:val="0"/>
   </w:num>
 </w:numbering>
 </file>
 
 <file path=word/styles.xml><?xml version="1.0" encoding="utf-8"?>
-<w:styles xmlns:mc="http://schemas.openxmlformats.org/markup-compatibility/2006" xmlns:r="http://schemas.openxmlformats.org/officeDocument/2006/relationships" xmlns:w="http://schemas.openxmlformats.org/wordprocessingml/2006/main" xmlns:w14="http://schemas.microsoft.com/office/word/2010/wordml" xmlns:w15="http://schemas.microsoft.com/office/word/2012/wordml" xmlns:w16cex="http://schemas.microsoft.com/office/word/2018/wordml/cex" xmlns:w16cid="http://schemas.microsoft.com/office/word/2016/wordml/cid" xmlns:w16="http://schemas.microsoft.com/office/word/2018/wordml" xmlns:w16du="http://schemas.microsoft.com/office/word/2023/wordml/word16du" xmlns:w16sdtdh="http://schemas.microsoft.com/office/word/2020/wordml/sdtdatahash" xmlns:w16sdtfl="http://schemas.microsoft.com/office/word/2024/wordml/sdtformatlock" xmlns:w16se="http://schemas.microsoft.com/office/word/2015/wordml/symex" mc:Ignorable="w14 w15 w16se w16cid w16 w16cex w16sdtdh w16sdtfl w16du">
+<w:styles xmlns:mc="http://schemas.openxmlformats.org/markup-compatibility/2006" xmlns:r="http://schemas.openxmlformats.org/officeDocument/2006/relationships" xmlns:w="http://schemas.openxmlformats.org/wordprocessingml/2006/main" xmlns:w14="http://schemas.microsoft.com/office/word/2010/wordml" xmlns:w15="http://schemas.microsoft.com/office/word/2012/wordml" xmlns:w16cid="http://schemas.microsoft.com/office/word/2016/wordml/cid" xmlns:w16se="http://schemas.microsoft.com/office/word/2015/wordml/symex" mc:Ignorable="w14 w15 w16se w16cid">
   <w:docDefaults>
     <w:rPrDefault>
       <w:rPr>
@@ -9274,7 +11661,7 @@
     </w:rPrDefault>
     <w:pPrDefault/>
   </w:docDefaults>
-  <w:latentStyles w:defLockedState="0" w:defUIPriority="99" w:defSemiHidden="0" w:defUnhideWhenUsed="0" w:defQFormat="0" w:count="376">
+  <w:latentStyles w:defLockedState="0" w:defUIPriority="99" w:defSemiHidden="0" w:defUnhideWhenUsed="0" w:defQFormat="0" w:count="375">
     <w:lsdException w:name="Normal" w:uiPriority="0" w:qFormat="1"/>
     <w:lsdException w:name="heading 1" w:uiPriority="9" w:qFormat="1"/>
     <w:lsdException w:name="heading 2" w:semiHidden="1" w:uiPriority="9" w:unhideWhenUsed="1" w:qFormat="1"/>
@@ -9341,7 +11728,7 @@
     <w:lsdException w:name="Closing" w:semiHidden="1" w:unhideWhenUsed="1"/>
     <w:lsdException w:name="Signature" w:semiHidden="1" w:unhideWhenUsed="1"/>
     <w:lsdException w:name="Default Paragraph Font" w:semiHidden="1" w:uiPriority="1" w:unhideWhenUsed="1"/>
-    <w:lsdException w:name="Body Text" w:semiHidden="1" w:unhideWhenUsed="1"/>
+    <w:lsdException w:name="Body Text" w:semiHidden="1" w:uiPriority="0" w:unhideWhenUsed="1" w:qFormat="1"/>
     <w:lsdException w:name="Body Text Indent" w:semiHidden="1" w:unhideWhenUsed="1"/>
     <w:lsdException w:name="List Continue" w:semiHidden="1" w:unhideWhenUsed="1"/>
     <w:lsdException w:name="List Continue 2" w:semiHidden="1" w:unhideWhenUsed="1"/>
@@ -9650,7 +12037,6 @@
     <w:lsdException w:name="Smart Hyperlink" w:semiHidden="1" w:unhideWhenUsed="1"/>
     <w:lsdException w:name="Hashtag" w:semiHidden="1" w:unhideWhenUsed="1"/>
     <w:lsdException w:name="Unresolved Mention" w:semiHidden="1" w:unhideWhenUsed="1"/>
-    <w:lsdException w:name="Smart Link" w:semiHidden="1" w:unhideWhenUsed="1"/>
   </w:latentStyles>
   <w:style w:type="paragraph" w:default="1" w:styleId="Normal">
     <w:name w:val="Normal"/>
@@ -9984,6 +12370,37 @@
       <w:szCs w:val="32"/>
     </w:rPr>
   </w:style>
+  <w:style w:type="paragraph" w:styleId="BodyText">
+    <w:name w:val="Body Text"/>
+    <w:basedOn w:val="Normal"/>
+    <w:link w:val="BodyTextChar"/>
+    <w:qFormat/>
+    <w:rsid w:val="00FD197F"/>
+    <w:pPr>
+      <w:spacing w:before="180" w:after="180"/>
+    </w:pPr>
+    <w:rPr>
+      <w:rFonts w:asciiTheme="minorHAnsi" w:eastAsiaTheme="minorEastAsia" w:hAnsiTheme="minorHAnsi" w:cstheme="minorBidi"/>
+      <w:lang w:eastAsia="zh-CN"/>
+    </w:rPr>
+  </w:style>
+  <w:style w:type="character" w:customStyle="1" w:styleId="BodyTextChar">
+    <w:name w:val="Body Text Char"/>
+    <w:basedOn w:val="DefaultParagraphFont"/>
+    <w:link w:val="BodyText"/>
+    <w:rsid w:val="00FD197F"/>
+    <w:rPr>
+      <w:rFonts w:eastAsiaTheme="minorEastAsia"/>
+      <w:lang w:eastAsia="zh-CN"/>
+    </w:rPr>
+  </w:style>
+  <w:style w:type="paragraph" w:customStyle="1" w:styleId="FirstParagraph">
+    <w:name w:val="First Paragraph"/>
+    <w:basedOn w:val="BodyText"/>
+    <w:next w:val="BodyText"/>
+    <w:qFormat/>
+    <w:rsid w:val="00FD197F"/>
+  </w:style>
 </w:styles>
 </file>
 
